--- a/Final Short Report-new.docx
+++ b/Final Short Report-new.docx
@@ -5,6 +5,7 @@
     <w:p>
       <w:pPr>
         <w:pStyle w:val="1"/>
+        <w:spacing w:before="0" w:line="264" w:lineRule="auto"/>
         <w:jc w:val="center"/>
         <w:rPr>
           <w:rFonts w:ascii="Times New Roman" w:hAnsi="Times New Roman" w:cs="Times New Roman"/>
@@ -32,6 +33,7 @@
     <w:p>
       <w:pPr>
         <w:pStyle w:val="2"/>
+        <w:spacing w:before="0" w:line="264" w:lineRule="auto"/>
         <w:jc w:val="center"/>
         <w:rPr>
           <w:rFonts w:ascii="Times New Roman" w:hAnsi="Times New Roman" w:cs="Times New Roman"/>
@@ -80,6 +82,7 @@
           </w:tcPr>
           <w:p>
             <w:pPr>
+              <w:spacing w:after="40"/>
               <w:rPr>
                 <w:rFonts w:ascii="Times New Roman" w:hAnsi="Times New Roman" w:cs="Times New Roman"/>
               </w:rPr>
@@ -99,10 +102,17 @@
           </w:tcPr>
           <w:p>
             <w:pPr>
-              <w:rPr>
-                <w:rFonts w:ascii="Times New Roman" w:hAnsi="Times New Roman" w:cs="Times New Roman"/>
-              </w:rPr>
-            </w:pPr>
+              <w:spacing w:after="40"/>
+              <w:rPr>
+                <w:rFonts w:ascii="Times New Roman" w:hAnsi="Times New Roman" w:cs="Times New Roman"/>
+              </w:rPr>
+            </w:pPr>
+            <w:r>
+              <w:rPr>
+                <w:rFonts w:ascii="Times New Roman" w:hAnsi="Times New Roman" w:cs="Times New Roman"/>
+              </w:rPr>
+              <w:t>54</w:t>
+            </w:r>
           </w:p>
         </w:tc>
       </w:tr>
@@ -113,6 +123,7 @@
           </w:tcPr>
           <w:p>
             <w:pPr>
+              <w:spacing w:after="40"/>
               <w:rPr>
                 <w:rFonts w:ascii="Times New Roman" w:hAnsi="Times New Roman" w:cs="Times New Roman"/>
               </w:rPr>
@@ -131,6 +142,7 @@
           </w:tcPr>
           <w:p>
             <w:pPr>
+              <w:spacing w:after="40"/>
               <w:rPr>
                 <w:rFonts w:ascii="Times New Roman" w:hAnsi="Times New Roman" w:cs="Times New Roman"/>
               </w:rPr>
@@ -140,6 +152,12 @@
                 <w:rFonts w:ascii="Times New Roman" w:hAnsi="Times New Roman" w:cs="Times New Roman"/>
               </w:rPr>
               <w:t xml:space="preserve">QM no: </w:t>
+            </w:r>
+            <w:r>
+              <w:rPr>
+                <w:rFonts w:ascii="Times New Roman" w:hAnsi="Times New Roman" w:cs="Times New Roman"/>
+              </w:rPr>
+              <w:t>231225339</w:t>
             </w:r>
           </w:p>
         </w:tc>
@@ -149,6 +167,7 @@
           </w:tcPr>
           <w:p>
             <w:pPr>
+              <w:spacing w:after="40"/>
               <w:rPr>
                 <w:rFonts w:ascii="Times New Roman" w:hAnsi="Times New Roman" w:cs="Times New Roman"/>
               </w:rPr>
@@ -164,6 +183,20 @@
                 <w:rFonts w:ascii="Times New Roman" w:hAnsi="Times New Roman" w:cs="Times New Roman"/>
               </w:rPr>
               <w:t xml:space="preserve"> </w:t>
+            </w:r>
+            <w:proofErr w:type="spellStart"/>
+            <w:r>
+              <w:rPr>
+                <w:rFonts w:ascii="Times New Roman" w:hAnsi="Times New Roman" w:cs="Times New Roman"/>
+              </w:rPr>
+              <w:t>Lechen</w:t>
+            </w:r>
+            <w:proofErr w:type="spellEnd"/>
+            <w:r>
+              <w:rPr>
+                <w:rFonts w:ascii="Times New Roman" w:hAnsi="Times New Roman" w:cs="Times New Roman"/>
+              </w:rPr>
+              <w:t xml:space="preserve"> Ning</w:t>
             </w:r>
           </w:p>
         </w:tc>
@@ -175,6 +208,7 @@
           </w:tcPr>
           <w:p>
             <w:pPr>
+              <w:spacing w:after="40"/>
               <w:rPr>
                 <w:rFonts w:ascii="Times New Roman" w:hAnsi="Times New Roman" w:cs="Times New Roman"/>
               </w:rPr>
@@ -193,6 +227,7 @@
           </w:tcPr>
           <w:p>
             <w:pPr>
+              <w:spacing w:after="40"/>
               <w:rPr>
                 <w:rFonts w:ascii="Times New Roman" w:hAnsi="Times New Roman" w:cs="Times New Roman"/>
               </w:rPr>
@@ -202,6 +237,12 @@
                 <w:rFonts w:ascii="Times New Roman" w:hAnsi="Times New Roman" w:cs="Times New Roman"/>
               </w:rPr>
               <w:t xml:space="preserve">QM no: </w:t>
+            </w:r>
+            <w:r>
+              <w:rPr>
+                <w:rFonts w:ascii="Times New Roman" w:hAnsi="Times New Roman" w:cs="Times New Roman"/>
+              </w:rPr>
+              <w:t>231225557</w:t>
             </w:r>
           </w:p>
         </w:tc>
@@ -211,6 +252,7 @@
           </w:tcPr>
           <w:p>
             <w:pPr>
+              <w:spacing w:after="40"/>
               <w:rPr>
                 <w:rFonts w:ascii="Times New Roman" w:hAnsi="Times New Roman" w:cs="Times New Roman"/>
               </w:rPr>
@@ -226,6 +268,20 @@
                 <w:rFonts w:ascii="Times New Roman" w:hAnsi="Times New Roman" w:cs="Times New Roman"/>
               </w:rPr>
               <w:t xml:space="preserve"> </w:t>
+            </w:r>
+            <w:proofErr w:type="spellStart"/>
+            <w:r>
+              <w:rPr>
+                <w:rFonts w:ascii="Times New Roman" w:hAnsi="Times New Roman" w:cs="Times New Roman"/>
+              </w:rPr>
+              <w:t>Lingxiang</w:t>
+            </w:r>
+            <w:proofErr w:type="spellEnd"/>
+            <w:r>
+              <w:rPr>
+                <w:rFonts w:ascii="Times New Roman" w:hAnsi="Times New Roman" w:cs="Times New Roman"/>
+              </w:rPr>
+              <w:t xml:space="preserve"> Mei</w:t>
             </w:r>
           </w:p>
         </w:tc>
@@ -237,6 +293,7 @@
           </w:tcPr>
           <w:p>
             <w:pPr>
+              <w:spacing w:after="40"/>
               <w:rPr>
                 <w:rFonts w:ascii="Times New Roman" w:hAnsi="Times New Roman" w:cs="Times New Roman"/>
               </w:rPr>
@@ -255,6 +312,7 @@
           </w:tcPr>
           <w:p>
             <w:pPr>
+              <w:spacing w:after="40"/>
               <w:rPr>
                 <w:rFonts w:ascii="Times New Roman" w:hAnsi="Times New Roman" w:cs="Times New Roman"/>
               </w:rPr>
@@ -264,6 +322,12 @@
                 <w:rFonts w:ascii="Times New Roman" w:hAnsi="Times New Roman" w:cs="Times New Roman"/>
               </w:rPr>
               <w:t xml:space="preserve">QM no: </w:t>
+            </w:r>
+            <w:r>
+              <w:rPr>
+                <w:rFonts w:ascii="Times New Roman" w:hAnsi="Times New Roman" w:cs="Times New Roman"/>
+              </w:rPr>
+              <w:t>231225672</w:t>
             </w:r>
           </w:p>
         </w:tc>
@@ -273,6 +337,7 @@
           </w:tcPr>
           <w:p>
             <w:pPr>
+              <w:spacing w:after="40"/>
               <w:rPr>
                 <w:rFonts w:ascii="Times New Roman" w:hAnsi="Times New Roman" w:cs="Times New Roman"/>
               </w:rPr>
@@ -288,6 +353,20 @@
                 <w:rFonts w:ascii="Times New Roman" w:hAnsi="Times New Roman" w:cs="Times New Roman"/>
               </w:rPr>
               <w:t xml:space="preserve"> </w:t>
+            </w:r>
+            <w:proofErr w:type="spellStart"/>
+            <w:r>
+              <w:rPr>
+                <w:rFonts w:ascii="Times New Roman" w:hAnsi="Times New Roman" w:cs="Times New Roman"/>
+              </w:rPr>
+              <w:t>Siying</w:t>
+            </w:r>
+            <w:proofErr w:type="spellEnd"/>
+            <w:r>
+              <w:rPr>
+                <w:rFonts w:ascii="Times New Roman" w:hAnsi="Times New Roman" w:cs="Times New Roman"/>
+              </w:rPr>
+              <w:t xml:space="preserve"> Li</w:t>
             </w:r>
           </w:p>
         </w:tc>
@@ -299,6 +378,7 @@
           </w:tcPr>
           <w:p>
             <w:pPr>
+              <w:spacing w:after="40"/>
               <w:rPr>
                 <w:rFonts w:ascii="Times New Roman" w:hAnsi="Times New Roman" w:cs="Times New Roman"/>
               </w:rPr>
@@ -317,6 +397,7 @@
           </w:tcPr>
           <w:p>
             <w:pPr>
+              <w:spacing w:after="40"/>
               <w:rPr>
                 <w:rFonts w:ascii="Times New Roman" w:hAnsi="Times New Roman" w:cs="Times New Roman"/>
               </w:rPr>
@@ -326,6 +407,12 @@
                 <w:rFonts w:ascii="Times New Roman" w:hAnsi="Times New Roman" w:cs="Times New Roman"/>
               </w:rPr>
               <w:t xml:space="preserve">QM no: </w:t>
+            </w:r>
+            <w:r>
+              <w:rPr>
+                <w:rFonts w:ascii="Times New Roman" w:hAnsi="Times New Roman" w:cs="Times New Roman"/>
+              </w:rPr>
+              <w:t>231225270</w:t>
             </w:r>
           </w:p>
         </w:tc>
@@ -335,6 +422,7 @@
           </w:tcPr>
           <w:p>
             <w:pPr>
+              <w:spacing w:after="40"/>
               <w:rPr>
                 <w:rFonts w:ascii="Times New Roman" w:hAnsi="Times New Roman" w:cs="Times New Roman"/>
               </w:rPr>
@@ -350,6 +438,12 @@
                 <w:rFonts w:ascii="Times New Roman" w:hAnsi="Times New Roman" w:cs="Times New Roman"/>
               </w:rPr>
               <w:t xml:space="preserve"> </w:t>
+            </w:r>
+            <w:r>
+              <w:rPr>
+                <w:rFonts w:ascii="Times New Roman" w:hAnsi="Times New Roman" w:cs="Times New Roman"/>
+              </w:rPr>
+              <w:t>Zijun Song</w:t>
             </w:r>
           </w:p>
         </w:tc>
@@ -361,6 +455,7 @@
           </w:tcPr>
           <w:p>
             <w:pPr>
+              <w:spacing w:after="40"/>
               <w:rPr>
                 <w:rFonts w:ascii="Times New Roman" w:hAnsi="Times New Roman" w:cs="Times New Roman"/>
               </w:rPr>
@@ -379,6 +474,7 @@
           </w:tcPr>
           <w:p>
             <w:pPr>
+              <w:spacing w:after="40"/>
               <w:rPr>
                 <w:rFonts w:ascii="Times New Roman" w:hAnsi="Times New Roman" w:cs="Times New Roman"/>
               </w:rPr>
@@ -388,6 +484,12 @@
                 <w:rFonts w:ascii="Times New Roman" w:hAnsi="Times New Roman" w:cs="Times New Roman"/>
               </w:rPr>
               <w:t xml:space="preserve">QM no: </w:t>
+            </w:r>
+            <w:r>
+              <w:rPr>
+                <w:rFonts w:ascii="Times New Roman" w:hAnsi="Times New Roman" w:cs="Times New Roman"/>
+              </w:rPr>
+              <w:t>231225731</w:t>
             </w:r>
           </w:p>
         </w:tc>
@@ -397,6 +499,7 @@
           </w:tcPr>
           <w:p>
             <w:pPr>
+              <w:spacing w:after="40"/>
               <w:rPr>
                 <w:rFonts w:ascii="Times New Roman" w:hAnsi="Times New Roman" w:cs="Times New Roman"/>
               </w:rPr>
@@ -412,6 +515,20 @@
                 <w:rFonts w:ascii="Times New Roman" w:hAnsi="Times New Roman" w:cs="Times New Roman"/>
               </w:rPr>
               <w:t xml:space="preserve"> </w:t>
+            </w:r>
+            <w:proofErr w:type="spellStart"/>
+            <w:r>
+              <w:rPr>
+                <w:rFonts w:ascii="Times New Roman" w:hAnsi="Times New Roman" w:cs="Times New Roman"/>
+              </w:rPr>
+              <w:t>Zijie</w:t>
+            </w:r>
+            <w:proofErr w:type="spellEnd"/>
+            <w:r>
+              <w:rPr>
+                <w:rFonts w:ascii="Times New Roman" w:hAnsi="Times New Roman" w:cs="Times New Roman"/>
+              </w:rPr>
+              <w:t xml:space="preserve"> Zhang</w:t>
             </w:r>
           </w:p>
         </w:tc>
@@ -423,6 +540,7 @@
           </w:tcPr>
           <w:p>
             <w:pPr>
+              <w:spacing w:after="40"/>
               <w:rPr>
                 <w:rFonts w:ascii="Times New Roman" w:hAnsi="Times New Roman" w:cs="Times New Roman"/>
               </w:rPr>
@@ -441,6 +559,7 @@
           </w:tcPr>
           <w:p>
             <w:pPr>
+              <w:spacing w:after="40"/>
               <w:rPr>
                 <w:rFonts w:ascii="Times New Roman" w:hAnsi="Times New Roman" w:cs="Times New Roman"/>
               </w:rPr>
@@ -450,6 +569,12 @@
                 <w:rFonts w:ascii="Times New Roman" w:hAnsi="Times New Roman" w:cs="Times New Roman"/>
               </w:rPr>
               <w:t xml:space="preserve">QM no: </w:t>
+            </w:r>
+            <w:r>
+              <w:rPr>
+                <w:rFonts w:ascii="Times New Roman" w:hAnsi="Times New Roman" w:cs="Times New Roman"/>
+              </w:rPr>
+              <w:t>231225649</w:t>
             </w:r>
           </w:p>
         </w:tc>
@@ -459,6 +584,7 @@
           </w:tcPr>
           <w:p>
             <w:pPr>
+              <w:spacing w:after="40"/>
               <w:rPr>
                 <w:rFonts w:ascii="Times New Roman" w:hAnsi="Times New Roman" w:cs="Times New Roman"/>
               </w:rPr>
@@ -474,6 +600,20 @@
                 <w:rFonts w:ascii="Times New Roman" w:hAnsi="Times New Roman" w:cs="Times New Roman"/>
               </w:rPr>
               <w:t xml:space="preserve"> </w:t>
+            </w:r>
+            <w:proofErr w:type="spellStart"/>
+            <w:r>
+              <w:rPr>
+                <w:rFonts w:ascii="Times New Roman" w:hAnsi="Times New Roman" w:cs="Times New Roman"/>
+              </w:rPr>
+              <w:t>Zhenkun</w:t>
+            </w:r>
+            <w:proofErr w:type="spellEnd"/>
+            <w:r>
+              <w:rPr>
+                <w:rFonts w:ascii="Times New Roman" w:hAnsi="Times New Roman" w:cs="Times New Roman"/>
+              </w:rPr>
+              <w:t xml:space="preserve"> Li</w:t>
             </w:r>
           </w:p>
         </w:tc>
@@ -482,6 +622,16 @@
     <w:p>
       <w:pPr>
         <w:pStyle w:val="1"/>
+        <w:spacing w:before="0" w:line="264" w:lineRule="auto"/>
+        <w:rPr>
+          <w:rFonts w:ascii="Times New Roman" w:hAnsi="Times New Roman" w:cs="Times New Roman"/>
+        </w:rPr>
+      </w:pPr>
+    </w:p>
+    <w:p>
+      <w:pPr>
+        <w:pStyle w:val="1"/>
+        <w:spacing w:before="0" w:line="264" w:lineRule="auto"/>
         <w:rPr>
           <w:rFonts w:ascii="Times New Roman" w:hAnsi="Times New Roman" w:cs="Times New Roman"/>
         </w:rPr>
@@ -506,6 +656,7 @@
           <w:ilvl w:val="0"/>
           <w:numId w:val="1"/>
         </w:numPr>
+        <w:spacing w:line="264" w:lineRule="auto"/>
         <w:ind w:left="284"/>
         <w:rPr>
           <w:rFonts w:ascii="Times New Roman" w:hAnsi="Times New Roman" w:cs="Times New Roman"/>
@@ -519,48 +670,133 @@
       </w:r>
     </w:p>
     <w:p>
-      <w:r>
-        <w:rPr>
+      <w:pPr>
+        <w:keepNext/>
+        <w:spacing w:before="100" w:after="60" w:line="264" w:lineRule="auto"/>
+        <w:rPr>
+          <w:rFonts w:ascii="Times New Roman" w:hAnsi="Times New Roman" w:cs="Times New Roman"/>
+        </w:rPr>
+      </w:pPr>
+      <w:r>
+        <w:rPr>
+          <w:rFonts w:ascii="Times New Roman" w:hAnsi="Times New Roman" w:cs="Times New Roman"/>
           <w:b/>
         </w:rPr>
         <w:t>Design strategy</w:t>
       </w:r>
     </w:p>
     <w:p>
-      <w:r>
-        <w:t>The system was designed as a lightweight web-based Teaching Assistant recruitment management system for BUPT International School. The main design goal was to satisfy the user stories for three roles - Teaching Assistant (TA), Module Organiser (MO), and Administrator (AD) - while keeping the technology stack simple enough for a course project and easy to run on a local machine. Instead of using a heavy web framework or database, the project uses Java built-in HTTP server APIs, JSON file persistence, and static HTML/JavaScript pages. This strategy reduces deployment complexity, makes the system transparent for assessment, and allows each user story to be traced directly to pages, REST endpoints, data files, and tests.</w:t>
-      </w:r>
-    </w:p>
-    <w:p>
-      <w:r>
-        <w:rPr>
+      <w:pPr>
+        <w:spacing w:after="80" w:line="264" w:lineRule="auto"/>
+        <w:rPr>
+          <w:rFonts w:ascii="Times New Roman" w:hAnsi="Times New Roman" w:cs="Times New Roman"/>
+        </w:rPr>
+      </w:pPr>
+      <w:r>
+        <w:rPr>
+          <w:rFonts w:ascii="Times New Roman" w:hAnsi="Times New Roman" w:cs="Times New Roman"/>
+        </w:rPr>
+        <w:t>The system was designed as a lightweight web-based Teaching Assistant recruitment management system for BUPT International School. The design strategy was to cover the full recruitment lifecycle for three clearly separated roles: Teaching Assistant (TA), Module Organiser (MO), and Administrator (AD). Instead of adopting a heavyweight framework and relational database, the team selected a simple Java HTTP server, JSON persistence, and static HTML/JavaScript pages. This reduced setup overhead, kept the architecture transparent for academic assessment, and allowed user stories to be traced directly to interfaces, handlers, and stored data.</w:t>
+      </w:r>
+    </w:p>
+    <w:p>
+      <w:pPr>
+        <w:keepNext/>
+        <w:spacing w:before="100" w:after="60" w:line="264" w:lineRule="auto"/>
+        <w:rPr>
+          <w:rFonts w:ascii="Times New Roman" w:hAnsi="Times New Roman" w:cs="Times New Roman"/>
+        </w:rPr>
+      </w:pPr>
+      <w:r>
+        <w:rPr>
+          <w:rFonts w:ascii="Times New Roman" w:hAnsi="Times New Roman" w:cs="Times New Roman"/>
           <w:b/>
         </w:rPr>
         <w:t>Architectural design</w:t>
       </w:r>
     </w:p>
     <w:p>
-      <w:r>
-        <w:t xml:space="preserve">The project follows a simple layered client-server architecture. The frontend layer contains role-specific static pages in the </w:t>
-      </w:r>
-      <w:r>
-        <w:rPr>
-          <w:b/>
-          <w:bCs/>
-        </w:rPr>
-        <w:t>TA, MO, and admin</w:t>
-      </w:r>
-      <w:r>
-        <w:t xml:space="preserve"> folders. Each page uses shared API helper functions from js/api.js for authentication tokens, HTTP requests, file upload, logout, status badges, date formatting, and common toast feedback. The backend layer is a Java HTTP server started from Main.java. It registers contexts for authentication, jobs, applications, drafts, administration, uploads, notifications, and static file serving. The persistence layer is DataService, which stores and retrieves structured data from JSON files in the data folder and uploaded documents from the uploads folder.</w:t>
-      </w:r>
-    </w:p>
-    <w:p>
-      <w:r>
-        <w:t xml:space="preserve">This separation gives the project a clear responsibility boundary. The frontend is responsible for presentation, form interaction, client-side validation, navigation, and local user-experience support such as previewing PDF files and remembering locally generated deadline reminders. The backend is responsible for access control, business </w:t>
-      </w:r>
-      <w:r>
-        <w:lastRenderedPageBreak/>
-        <w:t>rules, data validation, role-scoped queries, and durable data storage. The data layer centralises JSON read/write logic so that handlers do not manipulate files directly.</w:t>
+      <w:pPr>
+        <w:spacing w:after="80" w:line="264" w:lineRule="auto"/>
+        <w:rPr>
+          <w:rFonts w:ascii="Times New Roman" w:hAnsi="Times New Roman" w:cs="Times New Roman"/>
+        </w:rPr>
+      </w:pPr>
+      <w:r>
+        <w:rPr>
+          <w:rFonts w:ascii="Times New Roman" w:hAnsi="Times New Roman" w:cs="Times New Roman"/>
+        </w:rPr>
+        <w:t xml:space="preserve">The project follows a layered client-server architecture. The presentation layer contains role-specific portals under the TA, MO, and admin directories. These pages reuse shared functions from </w:t>
+      </w:r>
+      <w:proofErr w:type="spellStart"/>
+      <w:r>
+        <w:rPr>
+          <w:rFonts w:ascii="Times New Roman" w:hAnsi="Times New Roman" w:cs="Times New Roman"/>
+        </w:rPr>
+        <w:t>js</w:t>
+      </w:r>
+      <w:proofErr w:type="spellEnd"/>
+      <w:r>
+        <w:rPr>
+          <w:rFonts w:ascii="Times New Roman" w:hAnsi="Times New Roman" w:cs="Times New Roman"/>
+        </w:rPr>
+        <w:t xml:space="preserve">/api.js for authentication headers, HTTP requests, uploads, logout, notifications, status rendering, and date formatting. The service layer is a Java HTTP server started from Main.java, which exposes contexts for authentication, jobs, applications, drafts, uploads, notifications, and administrative control. The persistence layer is </w:t>
+      </w:r>
+      <w:proofErr w:type="spellStart"/>
+      <w:r>
+        <w:rPr>
+          <w:rFonts w:ascii="Times New Roman" w:hAnsi="Times New Roman" w:cs="Times New Roman"/>
+        </w:rPr>
+        <w:t>DataService</w:t>
+      </w:r>
+      <w:proofErr w:type="spellEnd"/>
+      <w:r>
+        <w:rPr>
+          <w:rFonts w:ascii="Times New Roman" w:hAnsi="Times New Roman" w:cs="Times New Roman"/>
+        </w:rPr>
+        <w:t xml:space="preserve">, which stores structured records in JSON files and uploaded CV files in the </w:t>
+      </w:r>
+      <w:proofErr w:type="gramStart"/>
+      <w:r>
+        <w:rPr>
+          <w:rFonts w:ascii="Times New Roman" w:hAnsi="Times New Roman" w:cs="Times New Roman"/>
+        </w:rPr>
+        <w:t>uploads</w:t>
+      </w:r>
+      <w:proofErr w:type="gramEnd"/>
+      <w:r>
+        <w:rPr>
+          <w:rFonts w:ascii="Times New Roman" w:hAnsi="Times New Roman" w:cs="Times New Roman"/>
+        </w:rPr>
+        <w:t xml:space="preserve"> directory.</w:t>
+      </w:r>
+    </w:p>
+    <w:p>
+      <w:pPr>
+        <w:spacing w:after="80" w:line="264" w:lineRule="auto"/>
+        <w:rPr>
+          <w:rFonts w:ascii="Times New Roman" w:hAnsi="Times New Roman" w:cs="Times New Roman"/>
+        </w:rPr>
+      </w:pPr>
+      <w:r>
+        <w:rPr>
+          <w:rFonts w:ascii="Times New Roman" w:hAnsi="Times New Roman" w:cs="Times New Roman"/>
+        </w:rPr>
+        <w:t xml:space="preserve">This structure creates a clear separation of concerns. The frontend handles navigation, forms, client-side validation, role-specific dashboards, and user-facing assistance such as local reminders and PDF preview. The backend enforces access control, validates requests, applies business rules, and returns role-scoped data. </w:t>
+      </w:r>
+      <w:proofErr w:type="spellStart"/>
+      <w:r>
+        <w:rPr>
+          <w:rFonts w:ascii="Times New Roman" w:hAnsi="Times New Roman" w:cs="Times New Roman"/>
+        </w:rPr>
+        <w:t>DataService</w:t>
+      </w:r>
+      <w:proofErr w:type="spellEnd"/>
+      <w:r>
+        <w:rPr>
+          <w:rFonts w:ascii="Times New Roman" w:hAnsi="Times New Roman" w:cs="Times New Roman"/>
+        </w:rPr>
+        <w:t xml:space="preserve"> centralises file I/O and session management so that individual handlers remain focused on request parsing and workflow logic. Because the frontend is also served by the same Java server, deployment stays simple and consistent across all three portals.</w:t>
       </w:r>
     </w:p>
     <w:p>
@@ -570,6 +806,7 @@
           <w:ilvl w:val="0"/>
           <w:numId w:val="1"/>
         </w:numPr>
+        <w:spacing w:line="264" w:lineRule="auto"/>
         <w:ind w:left="284"/>
         <w:rPr>
           <w:rFonts w:ascii="Times New Roman" w:hAnsi="Times New Roman" w:cs="Times New Roman"/>
@@ -579,121 +816,2513 @@
         <w:rPr>
           <w:rFonts w:ascii="Times New Roman" w:hAnsi="Times New Roman" w:cs="Times New Roman"/>
         </w:rPr>
+        <w:lastRenderedPageBreak/>
         <w:t>Implementation</w:t>
       </w:r>
     </w:p>
     <w:p>
       <w:pPr>
-        <w:rPr>
+        <w:keepNext/>
+        <w:spacing w:before="100" w:after="60" w:line="264" w:lineRule="auto"/>
+        <w:rPr>
+          <w:rFonts w:ascii="Times New Roman" w:hAnsi="Times New Roman" w:cs="Times New Roman"/>
           <w:b/>
         </w:rPr>
       </w:pPr>
       <w:r>
         <w:rPr>
+          <w:rFonts w:ascii="Times New Roman" w:hAnsi="Times New Roman" w:cs="Times New Roman"/>
           <w:b/>
         </w:rPr>
         <w:t>Implementation strategy</w:t>
       </w:r>
     </w:p>
     <w:p>
-      <w:r>
-        <w:t>The implementation was carried out incrementally according to the user stories and role boundaries. The group first built the core skeleton: Java server startup, static file serving, shared API utilities, JSON data files, and basic login/registration. After that, each role was expanded around its main workflow. For the TA side, the implementation focused on profile management, vacancy browsing, CV upload, application submission, draft saving, status tracking, deadline reminders, and withdrawal. For the MO side, the focus was job posting, job editing, applicant review, CV review, and approval/rejection. For the admin side, the focus was user management, job oversight, workload statistics, audit logs, settings, exports, password reset handling, and system notifications.</w:t>
-      </w:r>
-    </w:p>
-    <w:p>
-      <w:r>
-        <w:t>The project uses a deliberately simple stack: Java 11+ with com.sun.net.httpserver.HttpServer, Gson for JSON serialisation, static HTML pages with Tailwind CSS via CDN, Iconify icons, and ECharts for statistical pages. The system can be built and run on Windows using build.bat and run.bat. This implementation strategy avoids external application-server configuration and database setup, which is suitable for a short university group project and supports quick demonstration by assessors.</w:t>
-      </w:r>
-    </w:p>
-    <w:p>
-      <w:pPr>
-        <w:rPr>
+      <w:pPr>
+        <w:spacing w:after="80" w:line="264" w:lineRule="auto"/>
+        <w:rPr>
+          <w:rFonts w:ascii="Times New Roman" w:hAnsi="Times New Roman" w:cs="Times New Roman"/>
+        </w:rPr>
+      </w:pPr>
+      <w:r>
+        <w:rPr>
+          <w:rFonts w:ascii="Times New Roman" w:hAnsi="Times New Roman" w:cs="Times New Roman"/>
+        </w:rPr>
+        <w:t>Implementation was carried out incrementally around the three role workflows visible in the user manual. First, the team established the project skeleton: Java server startup, static file serving, shared API utilities, seeded JSON data, and login or registration. After that, the TA workflow was expanded to include profile management, browsing vacancies, uploading a PDF CV, saving drafts, submitting applications, tracking status, and withdrawing pending submissions. The MO workflow then added posting and editing vacancies, reviewing applicants, opening CV files, and approving or rejecting submissions. Finally, the admin workflow introduced job supervision, workload monitoring, user administration, password-reset approval, platform settings, notifications, audit logs, and summary statistics.</w:t>
+      </w:r>
+    </w:p>
+    <w:p>
+      <w:pPr>
+        <w:spacing w:after="80" w:line="264" w:lineRule="auto"/>
+        <w:rPr>
+          <w:rFonts w:ascii="Times New Roman" w:hAnsi="Times New Roman" w:cs="Times New Roman"/>
+        </w:rPr>
+      </w:pPr>
+      <w:r>
+        <w:rPr>
+          <w:rFonts w:ascii="Times New Roman" w:hAnsi="Times New Roman" w:cs="Times New Roman"/>
+        </w:rPr>
+        <w:t xml:space="preserve">The technical stack was deliberately kept small and demonstrable: Java 11+ with </w:t>
+      </w:r>
+      <w:proofErr w:type="spellStart"/>
+      <w:proofErr w:type="gramStart"/>
+      <w:r>
+        <w:rPr>
+          <w:rFonts w:ascii="Times New Roman" w:hAnsi="Times New Roman" w:cs="Times New Roman"/>
+        </w:rPr>
+        <w:t>com.sun.net.httpserver</w:t>
+      </w:r>
+      <w:proofErr w:type="gramEnd"/>
+      <w:r>
+        <w:rPr>
+          <w:rFonts w:ascii="Times New Roman" w:hAnsi="Times New Roman" w:cs="Times New Roman"/>
+        </w:rPr>
+        <w:t>.HttpServer</w:t>
+      </w:r>
+      <w:proofErr w:type="spellEnd"/>
+      <w:r>
+        <w:rPr>
+          <w:rFonts w:ascii="Times New Roman" w:hAnsi="Times New Roman" w:cs="Times New Roman"/>
+        </w:rPr>
+        <w:t xml:space="preserve">, </w:t>
+      </w:r>
+      <w:proofErr w:type="spellStart"/>
+      <w:r>
+        <w:rPr>
+          <w:rFonts w:ascii="Times New Roman" w:hAnsi="Times New Roman" w:cs="Times New Roman"/>
+        </w:rPr>
+        <w:t>Gson</w:t>
+      </w:r>
+      <w:proofErr w:type="spellEnd"/>
+      <w:r>
+        <w:rPr>
+          <w:rFonts w:ascii="Times New Roman" w:hAnsi="Times New Roman" w:cs="Times New Roman"/>
+        </w:rPr>
+        <w:t xml:space="preserve"> for JSON serialisation, and static HTML, CSS, and JavaScript pages enhanced with Tailwind CSS via CDN, Iconify icons, and </w:t>
+      </w:r>
+      <w:proofErr w:type="spellStart"/>
+      <w:r>
+        <w:rPr>
+          <w:rFonts w:ascii="Times New Roman" w:hAnsi="Times New Roman" w:cs="Times New Roman"/>
+        </w:rPr>
+        <w:t>ECharts</w:t>
+      </w:r>
+      <w:proofErr w:type="spellEnd"/>
+      <w:r>
+        <w:rPr>
+          <w:rFonts w:ascii="Times New Roman" w:hAnsi="Times New Roman" w:cs="Times New Roman"/>
+        </w:rPr>
+        <w:t xml:space="preserve"> for dashboards. The same implementation supports three portals available from http://localhost:8080, with separate entry pages for TA, MO, and admin users. This strategy avoided database configuration and external application-server dependencies, which made the system easier to build, test, and present within the constraints of a short group project.</w:t>
+      </w:r>
+    </w:p>
+    <w:p>
+      <w:pPr>
+        <w:keepNext/>
+        <w:spacing w:before="100" w:after="60" w:line="264" w:lineRule="auto"/>
+        <w:rPr>
+          <w:rFonts w:ascii="Times New Roman" w:hAnsi="Times New Roman" w:cs="Times New Roman"/>
           <w:b/>
         </w:rPr>
       </w:pPr>
       <w:r>
         <w:rPr>
+          <w:rFonts w:ascii="Times New Roman" w:hAnsi="Times New Roman" w:cs="Times New Roman"/>
           <w:b/>
         </w:rPr>
         <w:t>Backend implementation</w:t>
       </w:r>
     </w:p>
     <w:p>
-      <w:r>
-        <w:t>The backend is divided into handlers that map closely to business capabilities. AuthHandler manages login, registration, profile update, password change, and password-reset requests.</w:t>
-      </w:r>
-      <w:r>
-        <w:rPr>
+      <w:pPr>
+        <w:spacing w:after="80" w:line="264" w:lineRule="auto"/>
+        <w:rPr>
+          <w:rFonts w:ascii="Times New Roman" w:hAnsi="Times New Roman" w:cs="Times New Roman"/>
+        </w:rPr>
+      </w:pPr>
+      <w:r>
+        <w:rPr>
+          <w:rFonts w:ascii="Times New Roman" w:hAnsi="Times New Roman" w:cs="Times New Roman"/>
+        </w:rPr>
+        <w:t xml:space="preserve">The backend is organised into handlers that map directly to business capabilities. </w:t>
+      </w:r>
+      <w:proofErr w:type="spellStart"/>
+      <w:r>
+        <w:rPr>
+          <w:rFonts w:ascii="Times New Roman" w:hAnsi="Times New Roman" w:cs="Times New Roman"/>
+        </w:rPr>
+        <w:t>AuthHandler</w:t>
+      </w:r>
+      <w:proofErr w:type="spellEnd"/>
+      <w:r>
+        <w:rPr>
+          <w:rFonts w:ascii="Times New Roman" w:hAnsi="Times New Roman" w:cs="Times New Roman"/>
+        </w:rPr>
+        <w:t xml:space="preserve"> manages login, registration, profile update, password change, and password-reset requests. </w:t>
+      </w:r>
+      <w:proofErr w:type="spellStart"/>
+      <w:r>
+        <w:rPr>
+          <w:rFonts w:ascii="Times New Roman" w:hAnsi="Times New Roman" w:cs="Times New Roman"/>
+        </w:rPr>
+        <w:t>JobHandler</w:t>
+      </w:r>
+      <w:proofErr w:type="spellEnd"/>
+      <w:r>
+        <w:rPr>
+          <w:rFonts w:ascii="Times New Roman" w:hAnsi="Times New Roman" w:cs="Times New Roman"/>
+        </w:rPr>
+        <w:t xml:space="preserve"> supports vacancy browsing, job creation and editing, and retrieval of job-specific applications. </w:t>
+      </w:r>
+      <w:proofErr w:type="spellStart"/>
+      <w:r>
+        <w:rPr>
+          <w:rFonts w:ascii="Times New Roman" w:hAnsi="Times New Roman" w:cs="Times New Roman"/>
+        </w:rPr>
+        <w:t>ApplicationHandler</w:t>
+      </w:r>
+      <w:proofErr w:type="spellEnd"/>
+      <w:r>
+        <w:rPr>
+          <w:rFonts w:ascii="Times New Roman" w:hAnsi="Times New Roman" w:cs="Times New Roman"/>
+        </w:rPr>
+        <w:t xml:space="preserve"> manages role-scoped application queries, application detail, and status transitions such as approval, rejection, and withdrawal. </w:t>
+      </w:r>
+      <w:proofErr w:type="spellStart"/>
+      <w:r>
+        <w:rPr>
+          <w:rFonts w:ascii="Times New Roman" w:hAnsi="Times New Roman" w:cs="Times New Roman"/>
+        </w:rPr>
+        <w:t>DraftHandler</w:t>
+      </w:r>
+      <w:proofErr w:type="spellEnd"/>
+      <w:r>
+        <w:rPr>
+          <w:rFonts w:ascii="Times New Roman" w:hAnsi="Times New Roman" w:cs="Times New Roman"/>
+        </w:rPr>
+        <w:t xml:space="preserve"> stores unfinished TA applications for later continuation, </w:t>
+      </w:r>
+      <w:proofErr w:type="spellStart"/>
+      <w:r>
+        <w:rPr>
+          <w:rFonts w:ascii="Times New Roman" w:hAnsi="Times New Roman" w:cs="Times New Roman"/>
+        </w:rPr>
+        <w:t>UploadHandler</w:t>
+      </w:r>
+      <w:proofErr w:type="spellEnd"/>
+      <w:r>
+        <w:rPr>
+          <w:rFonts w:ascii="Times New Roman" w:hAnsi="Times New Roman" w:cs="Times New Roman"/>
+        </w:rPr>
+        <w:t xml:space="preserve"> enforces PDF-based CV upload and download, </w:t>
+      </w:r>
+      <w:proofErr w:type="spellStart"/>
+      <w:r>
+        <w:rPr>
+          <w:rFonts w:ascii="Times New Roman" w:hAnsi="Times New Roman" w:cs="Times New Roman"/>
+        </w:rPr>
+        <w:t>NotificationHandler</w:t>
+      </w:r>
+      <w:proofErr w:type="spellEnd"/>
+      <w:r>
+        <w:rPr>
+          <w:rFonts w:ascii="Times New Roman" w:hAnsi="Times New Roman" w:cs="Times New Roman"/>
+        </w:rPr>
+        <w:t xml:space="preserve"> tracks user messages and read state, and </w:t>
+      </w:r>
+      <w:proofErr w:type="spellStart"/>
+      <w:r>
+        <w:rPr>
+          <w:rFonts w:ascii="Times New Roman" w:hAnsi="Times New Roman" w:cs="Times New Roman"/>
+        </w:rPr>
+        <w:t>AdminHandler</w:t>
+      </w:r>
+      <w:proofErr w:type="spellEnd"/>
+      <w:r>
+        <w:rPr>
+          <w:rFonts w:ascii="Times New Roman" w:hAnsi="Times New Roman" w:cs="Times New Roman"/>
+        </w:rPr>
+        <w:t xml:space="preserve"> groups system-wide functions such as user management, workload statistics, audit logs, exports, settings, and password-reset processing.</w:t>
+      </w:r>
+    </w:p>
+    <w:p>
+      <w:pPr>
+        <w:spacing w:after="80" w:line="264" w:lineRule="auto"/>
+        <w:rPr>
+          <w:rFonts w:ascii="Times New Roman" w:hAnsi="Times New Roman" w:cs="Times New Roman"/>
+        </w:rPr>
+      </w:pPr>
+      <w:r>
+        <w:rPr>
+          <w:rFonts w:ascii="Times New Roman" w:hAnsi="Times New Roman" w:cs="Times New Roman"/>
+        </w:rPr>
+        <w:t xml:space="preserve">The core data models are User, Job, Application, </w:t>
+      </w:r>
+      <w:proofErr w:type="spellStart"/>
+      <w:r>
+        <w:rPr>
+          <w:rFonts w:ascii="Times New Roman" w:hAnsi="Times New Roman" w:cs="Times New Roman"/>
+        </w:rPr>
+        <w:t>ApplicationDraft</w:t>
+      </w:r>
+      <w:proofErr w:type="spellEnd"/>
+      <w:r>
+        <w:rPr>
+          <w:rFonts w:ascii="Times New Roman" w:hAnsi="Times New Roman" w:cs="Times New Roman"/>
+        </w:rPr>
+        <w:t xml:space="preserve">, Notification, </w:t>
+      </w:r>
+      <w:proofErr w:type="spellStart"/>
+      <w:r>
+        <w:rPr>
+          <w:rFonts w:ascii="Times New Roman" w:hAnsi="Times New Roman" w:cs="Times New Roman"/>
+        </w:rPr>
+        <w:t>PasswordResetRequest</w:t>
+      </w:r>
+      <w:proofErr w:type="spellEnd"/>
+      <w:r>
+        <w:rPr>
+          <w:rFonts w:ascii="Times New Roman" w:hAnsi="Times New Roman" w:cs="Times New Roman"/>
+        </w:rPr>
+        <w:t xml:space="preserve">, </w:t>
+      </w:r>
+      <w:proofErr w:type="spellStart"/>
+      <w:r>
+        <w:rPr>
+          <w:rFonts w:ascii="Times New Roman" w:hAnsi="Times New Roman" w:cs="Times New Roman"/>
+        </w:rPr>
+        <w:t>AuditLog</w:t>
+      </w:r>
+      <w:proofErr w:type="spellEnd"/>
+      <w:r>
+        <w:rPr>
+          <w:rFonts w:ascii="Times New Roman" w:hAnsi="Times New Roman" w:cs="Times New Roman"/>
+        </w:rPr>
+        <w:t xml:space="preserve">, </w:t>
+      </w:r>
+      <w:proofErr w:type="spellStart"/>
+      <w:r>
+        <w:rPr>
+          <w:rFonts w:ascii="Times New Roman" w:hAnsi="Times New Roman" w:cs="Times New Roman"/>
+        </w:rPr>
+        <w:t>ExportTask</w:t>
+      </w:r>
+      <w:proofErr w:type="spellEnd"/>
+      <w:r>
+        <w:rPr>
+          <w:rFonts w:ascii="Times New Roman" w:hAnsi="Times New Roman" w:cs="Times New Roman"/>
+        </w:rPr>
+        <w:t xml:space="preserve">, and </w:t>
+      </w:r>
+      <w:proofErr w:type="spellStart"/>
+      <w:r>
+        <w:rPr>
+          <w:rFonts w:ascii="Times New Roman" w:hAnsi="Times New Roman" w:cs="Times New Roman"/>
+        </w:rPr>
+        <w:t>AdminRoleTemplate</w:t>
+      </w:r>
+      <w:proofErr w:type="spellEnd"/>
+      <w:r>
+        <w:rPr>
+          <w:rFonts w:ascii="Times New Roman" w:hAnsi="Times New Roman" w:cs="Times New Roman"/>
+        </w:rPr>
+        <w:t>. These models keep the stored JSON structure explicit and readable. For example, Application captures the applicant identity, target job, uploaded CV filename, cover letter, status, priority, AI-related advisory score, and timestamps. Job records the job type, course details, quota, weekly workload, deadline, and type-specific attributes for Course TA, Lab TA, Final Exam TA, and Class Test TA positions. This explicit modelling made it easier to map user-manual functions to concrete backend entities.</w:t>
+      </w:r>
+    </w:p>
+    <w:tbl>
+      <w:tblPr>
+        <w:tblW w:w="0" w:type="auto"/>
+        <w:jc w:val="center"/>
+        <w:tblBorders>
+          <w:top w:val="nil"/>
+          <w:left w:val="nil"/>
+          <w:bottom w:val="nil"/>
+          <w:right w:val="nil"/>
+          <w:insideH w:val="nil"/>
+          <w:insideV w:val="nil"/>
+        </w:tblBorders>
+        <w:tblLayout w:type="fixed"/>
+        <w:tblLook w:val="04A0" w:firstRow="1" w:lastRow="0" w:firstColumn="1" w:lastColumn="0" w:noHBand="0" w:noVBand="1"/>
+      </w:tblPr>
+      <w:tblGrid>
+        <w:gridCol w:w="4176"/>
+        <w:gridCol w:w="4176"/>
+      </w:tblGrid>
+      <w:tr>
+        <w:trPr>
+          <w:cantSplit/>
+          <w:jc w:val="center"/>
+        </w:trPr>
+        <w:tc>
+          <w:tcPr>
+            <w:tcW w:w="4176" w:type="dxa"/>
+          </w:tcPr>
+          <w:p>
+            <w:pPr>
+              <w:jc w:val="center"/>
+              <w:rPr>
+                <w:rFonts w:ascii="Times New Roman" w:hAnsi="Times New Roman" w:cs="Times New Roman"/>
+              </w:rPr>
+            </w:pPr>
+            <w:r>
+              <w:rPr>
+                <w:rFonts w:ascii="Times New Roman" w:hAnsi="Times New Roman" w:cs="Times New Roman"/>
+                <w:noProof/>
+              </w:rPr>
+              <w:drawing>
+                <wp:inline distT="0" distB="0" distL="0" distR="0" wp14:anchorId="466FBFD3" wp14:editId="481ECFA7">
+                  <wp:extent cx="2240280" cy="818563"/>
+                  <wp:effectExtent l="0" t="0" r="0" b="0"/>
+                  <wp:docPr id="1" name="Picture 1"/>
+                  <wp:cNvGraphicFramePr>
+                    <a:graphicFrameLocks xmlns:a="http://schemas.openxmlformats.org/drawingml/2006/main" noChangeAspect="1"/>
+                  </wp:cNvGraphicFramePr>
+                  <a:graphic xmlns:a="http://schemas.openxmlformats.org/drawingml/2006/main">
+                    <a:graphicData uri="http://schemas.openxmlformats.org/drawingml/2006/picture">
+                      <pic:pic xmlns:pic="http://schemas.openxmlformats.org/drawingml/2006/picture">
+                        <pic:nvPicPr>
+                          <pic:cNvPr id="0" name="image.png"/>
+                          <pic:cNvPicPr/>
+                        </pic:nvPicPr>
+                        <pic:blipFill>
+                          <a:blip r:embed="rId7"/>
+                          <a:stretch>
+                            <a:fillRect/>
+                          </a:stretch>
+                        </pic:blipFill>
+                        <pic:spPr>
+                          <a:xfrm>
+                            <a:off x="0" y="0"/>
+                            <a:ext cx="2514600" cy="918796"/>
+                          </a:xfrm>
+                          <a:prstGeom prst="rect">
+                            <a:avLst/>
+                          </a:prstGeom>
+                        </pic:spPr>
+                      </pic:pic>
+                    </a:graphicData>
+                  </a:graphic>
+                </wp:inline>
+              </w:drawing>
+            </w:r>
+          </w:p>
+          <w:p>
+            <w:pPr>
+              <w:keepLines/>
+              <w:spacing w:before="40" w:after="60" w:line="240" w:lineRule="auto"/>
+              <w:jc w:val="center"/>
+              <w:rPr>
+                <w:rFonts w:ascii="Times New Roman" w:hAnsi="Times New Roman" w:cs="Times New Roman"/>
+              </w:rPr>
+            </w:pPr>
+            <w:r>
+              <w:rPr>
+                <w:rFonts w:ascii="Times New Roman" w:hAnsi="Times New Roman" w:cs="Times New Roman"/>
+                <w:i/>
+                <w:sz w:val="18"/>
+              </w:rPr>
+              <w:t>Figure 1. Backend handler classes used to separate the major business capabilities of the system.</w:t>
+            </w:r>
+          </w:p>
+        </w:tc>
+        <w:tc>
+          <w:tcPr>
+            <w:tcW w:w="4176" w:type="dxa"/>
+          </w:tcPr>
+          <w:p>
+            <w:pPr>
+              <w:jc w:val="center"/>
+              <w:rPr>
+                <w:rFonts w:ascii="Times New Roman" w:hAnsi="Times New Roman" w:cs="Times New Roman"/>
+              </w:rPr>
+            </w:pPr>
+            <w:r>
+              <w:rPr>
+                <w:rFonts w:ascii="Times New Roman" w:hAnsi="Times New Roman" w:cs="Times New Roman"/>
+                <w:noProof/>
+              </w:rPr>
+              <w:drawing>
+                <wp:inline distT="0" distB="0" distL="0" distR="0" wp14:anchorId="61112257" wp14:editId="695F5A4A">
+                  <wp:extent cx="2240280" cy="828141"/>
+                  <wp:effectExtent l="0" t="0" r="0" b="0"/>
+                  <wp:docPr id="2" name="Picture 2"/>
+                  <wp:cNvGraphicFramePr>
+                    <a:graphicFrameLocks xmlns:a="http://schemas.openxmlformats.org/drawingml/2006/main" noChangeAspect="1"/>
+                  </wp:cNvGraphicFramePr>
+                  <a:graphic xmlns:a="http://schemas.openxmlformats.org/drawingml/2006/main">
+                    <a:graphicData uri="http://schemas.openxmlformats.org/drawingml/2006/picture">
+                      <pic:pic xmlns:pic="http://schemas.openxmlformats.org/drawingml/2006/picture">
+                        <pic:nvPicPr>
+                          <pic:cNvPr id="0" name="image.png"/>
+                          <pic:cNvPicPr/>
+                        </pic:nvPicPr>
+                        <pic:blipFill>
+                          <a:blip r:embed="rId8"/>
+                          <a:stretch>
+                            <a:fillRect/>
+                          </a:stretch>
+                        </pic:blipFill>
+                        <pic:spPr>
+                          <a:xfrm>
+                            <a:off x="0" y="0"/>
+                            <a:ext cx="2514600" cy="929547"/>
+                          </a:xfrm>
+                          <a:prstGeom prst="rect">
+                            <a:avLst/>
+                          </a:prstGeom>
+                        </pic:spPr>
+                      </pic:pic>
+                    </a:graphicData>
+                  </a:graphic>
+                </wp:inline>
+              </w:drawing>
+            </w:r>
+          </w:p>
+          <w:p>
+            <w:pPr>
+              <w:keepLines/>
+              <w:spacing w:before="40" w:after="60" w:line="240" w:lineRule="auto"/>
+              <w:jc w:val="center"/>
+              <w:rPr>
+                <w:rFonts w:ascii="Times New Roman" w:hAnsi="Times New Roman" w:cs="Times New Roman"/>
+              </w:rPr>
+            </w:pPr>
+            <w:r>
+              <w:rPr>
+                <w:rFonts w:ascii="Times New Roman" w:hAnsi="Times New Roman" w:cs="Times New Roman"/>
+                <w:i/>
+                <w:sz w:val="18"/>
+              </w:rPr>
+              <w:t>Figure 2. Core data models used for users, jobs, applications, notifications, and administration records.</w:t>
+            </w:r>
+          </w:p>
+        </w:tc>
+      </w:tr>
+    </w:tbl>
+    <w:p>
+      <w:pPr>
+        <w:keepLines/>
+        <w:spacing w:after="80" w:line="264" w:lineRule="auto"/>
+        <w:rPr>
+          <w:rFonts w:ascii="Times New Roman" w:hAnsi="Times New Roman" w:cs="Times New Roman"/>
+        </w:rPr>
+      </w:pPr>
+      <w:r>
+        <w:rPr>
+          <w:rFonts w:ascii="Times New Roman" w:hAnsi="Times New Roman" w:cs="Times New Roman"/>
+          <w:sz w:val="21"/>
+        </w:rPr>
+        <w:lastRenderedPageBreak/>
+        <w:t>These two technical views support the architectural discussion by showing how backend responsibilities are separated and how persistent entities are organised around jobs, applications, users, and administrative records.</w:t>
+      </w:r>
+    </w:p>
+    <w:p>
+      <w:pPr>
+        <w:spacing w:after="80" w:line="264" w:lineRule="auto"/>
+        <w:rPr>
+          <w:rFonts w:ascii="Times New Roman" w:hAnsi="Times New Roman" w:cs="Times New Roman"/>
+        </w:rPr>
+      </w:pPr>
+      <w:r>
+        <w:rPr>
+          <w:rFonts w:ascii="Times New Roman" w:hAnsi="Times New Roman" w:cs="Times New Roman"/>
+        </w:rPr>
+        <w:t xml:space="preserve">Main.java initialises the HTTP server, prepares </w:t>
+      </w:r>
+      <w:proofErr w:type="spellStart"/>
+      <w:r>
+        <w:rPr>
+          <w:rFonts w:ascii="Times New Roman" w:hAnsi="Times New Roman" w:cs="Times New Roman"/>
+        </w:rPr>
+        <w:t>DataService</w:t>
+      </w:r>
+      <w:proofErr w:type="spellEnd"/>
+      <w:r>
+        <w:rPr>
+          <w:rFonts w:ascii="Times New Roman" w:hAnsi="Times New Roman" w:cs="Times New Roman"/>
+        </w:rPr>
+        <w:t xml:space="preserve">, registers all API contexts, and starts a thread pool for request handling. </w:t>
+      </w:r>
+      <w:proofErr w:type="spellStart"/>
+      <w:r>
+        <w:rPr>
+          <w:rFonts w:ascii="Times New Roman" w:hAnsi="Times New Roman" w:cs="Times New Roman"/>
+        </w:rPr>
+        <w:t>DataService</w:t>
+      </w:r>
+      <w:proofErr w:type="spellEnd"/>
+      <w:r>
+        <w:rPr>
+          <w:rFonts w:ascii="Times New Roman" w:hAnsi="Times New Roman" w:cs="Times New Roman"/>
+        </w:rPr>
+        <w:t xml:space="preserve"> creates required directories, seeds demonstration users and jobs, manages in-memory session tokens, and provides synchronised JSON read or write operations. This means the request handlers do not manipulate raw files directly. As a result, backend code remains easier to test and reason about, while the stored data stays consistent across TA applications, MO decisions, notifications, and administrative records.</w:t>
+      </w:r>
+    </w:p>
+    <w:p>
+      <w:pPr>
+        <w:spacing w:after="80" w:line="264" w:lineRule="auto"/>
+        <w:rPr>
+          <w:rFonts w:ascii="Times New Roman" w:hAnsi="Times New Roman" w:cs="Times New Roman"/>
+        </w:rPr>
+      </w:pPr>
+      <w:r>
+        <w:rPr>
+          <w:rFonts w:ascii="Times New Roman" w:hAnsi="Times New Roman" w:cs="Times New Roman"/>
+        </w:rPr>
+        <w:t xml:space="preserve">Authentication is token-based. After successful login or registration, the server issues a session token and the frontend stores it in </w:t>
+      </w:r>
+      <w:proofErr w:type="spellStart"/>
+      <w:r>
+        <w:rPr>
+          <w:rFonts w:ascii="Times New Roman" w:hAnsi="Times New Roman" w:cs="Times New Roman"/>
+        </w:rPr>
+        <w:t>localStorage</w:t>
+      </w:r>
+      <w:proofErr w:type="spellEnd"/>
+      <w:r>
+        <w:rPr>
+          <w:rFonts w:ascii="Times New Roman" w:hAnsi="Times New Roman" w:cs="Times New Roman"/>
+        </w:rPr>
+        <w:t>, then attaches it to later requests through the Authorization header. Each handler resolves the token to a user identity and applies role checks before executing an action. For example, only TA accounts can submit or withdraw their own applications, MO accounts can manage only their own recruitment postings, and administrator-only functions protect sensitive operations such as account supervision, password resets, and audit review. This relatively simple approach is appropriate for a local academic system while still demonstrating clear access-control logic.</w:t>
+      </w:r>
+    </w:p>
+    <w:p>
+      <w:pPr>
+        <w:keepNext/>
+        <w:spacing w:before="100" w:after="60" w:line="264" w:lineRule="auto"/>
+        <w:rPr>
+          <w:rFonts w:ascii="Times New Roman" w:hAnsi="Times New Roman" w:cs="Times New Roman"/>
+        </w:rPr>
+      </w:pPr>
+      <w:r>
+        <w:rPr>
+          <w:rFonts w:ascii="Times New Roman" w:hAnsi="Times New Roman" w:cs="Times New Roman"/>
           <w:b/>
-          <w:bCs/>
-        </w:rPr>
-        <w:t xml:space="preserve"> JobHandler </w:t>
-      </w:r>
-      <w:r>
-        <w:t xml:space="preserve">manages job browsing, job creation and editing, applications to jobs, and retrieval of applications for a job. </w:t>
-      </w:r>
-      <w:r>
-        <w:rPr>
+        </w:rPr>
+        <w:t>Frontend implementation</w:t>
+      </w:r>
+    </w:p>
+    <w:p>
+      <w:pPr>
+        <w:spacing w:after="80" w:line="264" w:lineRule="auto"/>
+        <w:rPr>
+          <w:rFonts w:ascii="Times New Roman" w:hAnsi="Times New Roman" w:cs="Times New Roman"/>
+          <w:lang w:val="en-US"/>
+        </w:rPr>
+      </w:pPr>
+      <w:r>
+        <w:rPr>
+          <w:rFonts w:ascii="Times New Roman" w:hAnsi="Times New Roman" w:cs="Times New Roman"/>
+          <w:lang w:val="en-US"/>
+        </w:rPr>
+        <w:t xml:space="preserve">The frontend implementation focuses on making each role workflow direct and easy to navigate. According to the manual, the TA portal provides a dashboard, vacancy browsing, job-detail pages, application forms, AI Match advisory feedback, PDF CV upload, draft saving, and status-based application tracking. The MO portal provides job dashboards, job-posting forms, applicant lists, CV review, decision actions, and recruitment analytics. The admin portal extends this with system-wide dashboards, job supervision, workload monitoring, user management, password reset processing, settings, statistics, and audit logs. Across these pages, the interface uses consistent cards, status badges, tables, charts, and role-specific navigation so that different users can complete tasks without learning unrelated parts of the system. From an implementation viewpoint, the shared JavaScript API layer also reduces duplication across pages by </w:t>
+      </w:r>
+      <w:proofErr w:type="spellStart"/>
+      <w:r>
+        <w:rPr>
+          <w:rFonts w:ascii="Times New Roman" w:hAnsi="Times New Roman" w:cs="Times New Roman"/>
+          <w:lang w:val="en-US"/>
+        </w:rPr>
+        <w:t>standardising</w:t>
+      </w:r>
+      <w:proofErr w:type="spellEnd"/>
+      <w:r>
+        <w:rPr>
+          <w:rFonts w:ascii="Times New Roman" w:hAnsi="Times New Roman" w:cs="Times New Roman"/>
+          <w:lang w:val="en-US"/>
+        </w:rPr>
+        <w:t xml:space="preserve"> token handling, request submission, upload </w:t>
+      </w:r>
+      <w:proofErr w:type="spellStart"/>
+      <w:r>
+        <w:rPr>
+          <w:rFonts w:ascii="Times New Roman" w:hAnsi="Times New Roman" w:cs="Times New Roman"/>
+          <w:lang w:val="en-US"/>
+        </w:rPr>
+        <w:t>behaviour</w:t>
+      </w:r>
+      <w:proofErr w:type="spellEnd"/>
+      <w:r>
+        <w:rPr>
+          <w:rFonts w:ascii="Times New Roman" w:hAnsi="Times New Roman" w:cs="Times New Roman"/>
+          <w:lang w:val="en-US"/>
+        </w:rPr>
+        <w:t>, and toast-style user feedback.</w:t>
+      </w:r>
+    </w:p>
+    <w:p>
+      <w:pPr>
+        <w:keepNext/>
+        <w:spacing w:after="80" w:line="264" w:lineRule="auto"/>
+        <w:rPr>
+          <w:rFonts w:ascii="Times New Roman" w:hAnsi="Times New Roman" w:cs="Times New Roman"/>
+        </w:rPr>
+      </w:pPr>
+      <w:r>
+        <w:rPr>
+          <w:rFonts w:ascii="Times New Roman" w:hAnsi="Times New Roman" w:cs="Times New Roman"/>
+          <w:sz w:val="21"/>
+        </w:rPr>
+        <w:lastRenderedPageBreak/>
+        <w:t>On the TA side, the interface prioritises clear progress visibility: users can enter from the dashboard, open a vacancy, complete the application form, and later review status changes from a dedicated tracking page.</w:t>
+      </w:r>
+    </w:p>
+    <w:tbl>
+      <w:tblPr>
+        <w:tblW w:w="0" w:type="auto"/>
+        <w:jc w:val="center"/>
+        <w:tblBorders>
+          <w:top w:val="nil"/>
+          <w:left w:val="nil"/>
+          <w:bottom w:val="nil"/>
+          <w:right w:val="nil"/>
+          <w:insideH w:val="nil"/>
+          <w:insideV w:val="nil"/>
+        </w:tblBorders>
+        <w:tblLayout w:type="fixed"/>
+        <w:tblLook w:val="04A0" w:firstRow="1" w:lastRow="0" w:firstColumn="1" w:lastColumn="0" w:noHBand="0" w:noVBand="1"/>
+      </w:tblPr>
+      <w:tblGrid>
+        <w:gridCol w:w="4176"/>
+        <w:gridCol w:w="4176"/>
+      </w:tblGrid>
+      <w:tr>
+        <w:trPr>
+          <w:cantSplit/>
+          <w:jc w:val="center"/>
+        </w:trPr>
+        <w:tc>
+          <w:tcPr>
+            <w:tcW w:w="4176" w:type="dxa"/>
+          </w:tcPr>
+          <w:p>
+            <w:pPr>
+              <w:jc w:val="center"/>
+              <w:rPr>
+                <w:rFonts w:ascii="Times New Roman" w:hAnsi="Times New Roman" w:cs="Times New Roman"/>
+              </w:rPr>
+            </w:pPr>
+            <w:r>
+              <w:rPr>
+                <w:rFonts w:ascii="Times New Roman" w:hAnsi="Times New Roman" w:cs="Times New Roman"/>
+                <w:noProof/>
+              </w:rPr>
+              <w:drawing>
+                <wp:inline distT="0" distB="0" distL="0" distR="0" wp14:anchorId="0A17BE4D" wp14:editId="4BEC3549">
+                  <wp:extent cx="1993392" cy="1938020"/>
+                  <wp:effectExtent l="0" t="0" r="0" b="0"/>
+                  <wp:docPr id="3" name="Picture 3"/>
+                  <wp:cNvGraphicFramePr>
+                    <a:graphicFrameLocks xmlns:a="http://schemas.openxmlformats.org/drawingml/2006/main" noChangeAspect="1"/>
+                  </wp:cNvGraphicFramePr>
+                  <a:graphic xmlns:a="http://schemas.openxmlformats.org/drawingml/2006/main">
+                    <a:graphicData uri="http://schemas.openxmlformats.org/drawingml/2006/picture">
+                      <pic:pic xmlns:pic="http://schemas.openxmlformats.org/drawingml/2006/picture">
+                        <pic:nvPicPr>
+                          <pic:cNvPr id="0" name="image.png"/>
+                          <pic:cNvPicPr/>
+                        </pic:nvPicPr>
+                        <pic:blipFill>
+                          <a:blip r:embed="rId9"/>
+                          <a:stretch>
+                            <a:fillRect/>
+                          </a:stretch>
+                        </pic:blipFill>
+                        <pic:spPr>
+                          <a:xfrm>
+                            <a:off x="0" y="0"/>
+                            <a:ext cx="2240280" cy="2178050"/>
+                          </a:xfrm>
+                          <a:prstGeom prst="rect">
+                            <a:avLst/>
+                          </a:prstGeom>
+                        </pic:spPr>
+                      </pic:pic>
+                    </a:graphicData>
+                  </a:graphic>
+                </wp:inline>
+              </w:drawing>
+            </w:r>
+          </w:p>
+          <w:p>
+            <w:pPr>
+              <w:keepLines/>
+              <w:spacing w:before="40" w:after="60" w:line="240" w:lineRule="auto"/>
+              <w:jc w:val="center"/>
+              <w:rPr>
+                <w:rFonts w:ascii="Times New Roman" w:hAnsi="Times New Roman" w:cs="Times New Roman"/>
+              </w:rPr>
+            </w:pPr>
+            <w:r>
+              <w:rPr>
+                <w:rFonts w:ascii="Times New Roman" w:hAnsi="Times New Roman" w:cs="Times New Roman"/>
+                <w:i/>
+                <w:sz w:val="18"/>
+              </w:rPr>
+              <w:t>Figure 3. TA dashboard showing recent activity, navigation shortcuts, and application overview.</w:t>
+            </w:r>
+          </w:p>
+        </w:tc>
+        <w:tc>
+          <w:tcPr>
+            <w:tcW w:w="4176" w:type="dxa"/>
+          </w:tcPr>
+          <w:p>
+            <w:pPr>
+              <w:jc w:val="center"/>
+              <w:rPr>
+                <w:rFonts w:ascii="Times New Roman" w:hAnsi="Times New Roman" w:cs="Times New Roman"/>
+              </w:rPr>
+            </w:pPr>
+            <w:r>
+              <w:rPr>
+                <w:rFonts w:ascii="Times New Roman" w:hAnsi="Times New Roman" w:cs="Times New Roman"/>
+                <w:noProof/>
+              </w:rPr>
+              <w:drawing>
+                <wp:inline distT="0" distB="0" distL="0" distR="0" wp14:anchorId="3FC51CE4" wp14:editId="07F23BD6">
+                  <wp:extent cx="1993392" cy="2768600"/>
+                  <wp:effectExtent l="0" t="0" r="0" b="0"/>
+                  <wp:docPr id="4" name="Picture 4"/>
+                  <wp:cNvGraphicFramePr>
+                    <a:graphicFrameLocks xmlns:a="http://schemas.openxmlformats.org/drawingml/2006/main" noChangeAspect="1"/>
+                  </wp:cNvGraphicFramePr>
+                  <a:graphic xmlns:a="http://schemas.openxmlformats.org/drawingml/2006/main">
+                    <a:graphicData uri="http://schemas.openxmlformats.org/drawingml/2006/picture">
+                      <pic:pic xmlns:pic="http://schemas.openxmlformats.org/drawingml/2006/picture">
+                        <pic:nvPicPr>
+                          <pic:cNvPr id="0" name="image.png"/>
+                          <pic:cNvPicPr/>
+                        </pic:nvPicPr>
+                        <pic:blipFill>
+                          <a:blip r:embed="rId10"/>
+                          <a:stretch>
+                            <a:fillRect/>
+                          </a:stretch>
+                        </pic:blipFill>
+                        <pic:spPr>
+                          <a:xfrm>
+                            <a:off x="0" y="0"/>
+                            <a:ext cx="2240280" cy="3111500"/>
+                          </a:xfrm>
+                          <a:prstGeom prst="rect">
+                            <a:avLst/>
+                          </a:prstGeom>
+                        </pic:spPr>
+                      </pic:pic>
+                    </a:graphicData>
+                  </a:graphic>
+                </wp:inline>
+              </w:drawing>
+            </w:r>
+          </w:p>
+          <w:p>
+            <w:pPr>
+              <w:keepLines/>
+              <w:spacing w:before="40" w:after="60" w:line="240" w:lineRule="auto"/>
+              <w:jc w:val="center"/>
+              <w:rPr>
+                <w:rFonts w:ascii="Times New Roman" w:hAnsi="Times New Roman" w:cs="Times New Roman"/>
+              </w:rPr>
+            </w:pPr>
+            <w:r>
+              <w:rPr>
+                <w:rFonts w:ascii="Times New Roman" w:hAnsi="Times New Roman" w:cs="Times New Roman"/>
+                <w:i/>
+                <w:sz w:val="18"/>
+              </w:rPr>
+              <w:t>Figure 4. TA application form with profile details, motivation statement, AI Match advice, priority selection, and PDF CV upload.</w:t>
+            </w:r>
+          </w:p>
+        </w:tc>
+      </w:tr>
+    </w:tbl>
+    <w:p>
+      <w:pPr>
+        <w:keepLines/>
+        <w:spacing w:after="80" w:line="264" w:lineRule="auto"/>
+        <w:rPr>
+          <w:rFonts w:ascii="Times New Roman" w:hAnsi="Times New Roman" w:cs="Times New Roman"/>
+        </w:rPr>
+      </w:pPr>
+      <w:r>
+        <w:rPr>
+          <w:rFonts w:ascii="Times New Roman" w:hAnsi="Times New Roman" w:cs="Times New Roman"/>
+          <w:sz w:val="21"/>
+        </w:rPr>
+        <w:t>Together, these TA screenshots show the applicant journey from overview to submission. They make clear that the portal is organised around progression: discovering information first, then completing a guided application workflow.</w:t>
+      </w:r>
+    </w:p>
+    <w:p>
+      <w:pPr>
+        <w:keepNext/>
+        <w:spacing w:after="80" w:line="264" w:lineRule="auto"/>
+        <w:rPr>
+          <w:rFonts w:ascii="Times New Roman" w:hAnsi="Times New Roman" w:cs="Times New Roman"/>
+        </w:rPr>
+      </w:pPr>
+      <w:r>
+        <w:rPr>
+          <w:rFonts w:ascii="Times New Roman" w:hAnsi="Times New Roman" w:cs="Times New Roman"/>
+          <w:sz w:val="21"/>
+        </w:rPr>
+        <w:t>The TA submission workflow is complemented by instructor-side tools. Once a submission is made, the TA can inspect status tabs and withdraw pending records, while the MO can create new positions and control recruitment setup from a dedicated publishing form.</w:t>
+      </w:r>
+    </w:p>
+    <w:tbl>
+      <w:tblPr>
+        <w:tblW w:w="0" w:type="auto"/>
+        <w:jc w:val="center"/>
+        <w:tblBorders>
+          <w:top w:val="nil"/>
+          <w:left w:val="nil"/>
+          <w:bottom w:val="nil"/>
+          <w:right w:val="nil"/>
+          <w:insideH w:val="nil"/>
+          <w:insideV w:val="nil"/>
+        </w:tblBorders>
+        <w:tblLayout w:type="fixed"/>
+        <w:tblLook w:val="04A0" w:firstRow="1" w:lastRow="0" w:firstColumn="1" w:lastColumn="0" w:noHBand="0" w:noVBand="1"/>
+      </w:tblPr>
+      <w:tblGrid>
+        <w:gridCol w:w="4176"/>
+        <w:gridCol w:w="4176"/>
+      </w:tblGrid>
+      <w:tr>
+        <w:trPr>
+          <w:cantSplit/>
+          <w:jc w:val="center"/>
+        </w:trPr>
+        <w:tc>
+          <w:tcPr>
+            <w:tcW w:w="4176" w:type="dxa"/>
+          </w:tcPr>
+          <w:p>
+            <w:pPr>
+              <w:jc w:val="center"/>
+              <w:rPr>
+                <w:rFonts w:ascii="Times New Roman" w:hAnsi="Times New Roman" w:cs="Times New Roman"/>
+              </w:rPr>
+            </w:pPr>
+            <w:r>
+              <w:rPr>
+                <w:rFonts w:ascii="Times New Roman" w:hAnsi="Times New Roman" w:cs="Times New Roman"/>
+                <w:noProof/>
+              </w:rPr>
+              <w:drawing>
+                <wp:inline distT="0" distB="0" distL="0" distR="0" wp14:anchorId="72EE2E85" wp14:editId="367BA3D8">
+                  <wp:extent cx="1993392" cy="2214880"/>
+                  <wp:effectExtent l="0" t="0" r="0" b="0"/>
+                  <wp:docPr id="5" name="Picture 5"/>
+                  <wp:cNvGraphicFramePr>
+                    <a:graphicFrameLocks xmlns:a="http://schemas.openxmlformats.org/drawingml/2006/main" noChangeAspect="1"/>
+                  </wp:cNvGraphicFramePr>
+                  <a:graphic xmlns:a="http://schemas.openxmlformats.org/drawingml/2006/main">
+                    <a:graphicData uri="http://schemas.openxmlformats.org/drawingml/2006/picture">
+                      <pic:pic xmlns:pic="http://schemas.openxmlformats.org/drawingml/2006/picture">
+                        <pic:nvPicPr>
+                          <pic:cNvPr id="0" name="image.png"/>
+                          <pic:cNvPicPr/>
+                        </pic:nvPicPr>
+                        <pic:blipFill>
+                          <a:blip r:embed="rId11"/>
+                          <a:stretch>
+                            <a:fillRect/>
+                          </a:stretch>
+                        </pic:blipFill>
+                        <pic:spPr>
+                          <a:xfrm>
+                            <a:off x="0" y="0"/>
+                            <a:ext cx="2240280" cy="2489200"/>
+                          </a:xfrm>
+                          <a:prstGeom prst="rect">
+                            <a:avLst/>
+                          </a:prstGeom>
+                        </pic:spPr>
+                      </pic:pic>
+                    </a:graphicData>
+                  </a:graphic>
+                </wp:inline>
+              </w:drawing>
+            </w:r>
+          </w:p>
+          <w:p>
+            <w:pPr>
+              <w:keepLines/>
+              <w:spacing w:before="40" w:after="60" w:line="240" w:lineRule="auto"/>
+              <w:jc w:val="center"/>
+              <w:rPr>
+                <w:rFonts w:ascii="Times New Roman" w:hAnsi="Times New Roman" w:cs="Times New Roman"/>
+              </w:rPr>
+            </w:pPr>
+            <w:r>
+              <w:rPr>
+                <w:rFonts w:ascii="Times New Roman" w:hAnsi="Times New Roman" w:cs="Times New Roman"/>
+                <w:i/>
+                <w:sz w:val="18"/>
+              </w:rPr>
+              <w:t>Figure 5. TA application tracking page with status tabs and withdrawal controls for pending submissions.</w:t>
+            </w:r>
+          </w:p>
+        </w:tc>
+        <w:tc>
+          <w:tcPr>
+            <w:tcW w:w="4176" w:type="dxa"/>
+          </w:tcPr>
+          <w:p>
+            <w:pPr>
+              <w:jc w:val="center"/>
+              <w:rPr>
+                <w:rFonts w:ascii="Times New Roman" w:hAnsi="Times New Roman" w:cs="Times New Roman"/>
+              </w:rPr>
+            </w:pPr>
+            <w:r>
+              <w:rPr>
+                <w:rFonts w:ascii="Times New Roman" w:hAnsi="Times New Roman" w:cs="Times New Roman"/>
+                <w:noProof/>
+              </w:rPr>
+              <w:drawing>
+                <wp:inline distT="0" distB="0" distL="0" distR="0" wp14:anchorId="4049754D" wp14:editId="5D25F106">
+                  <wp:extent cx="1993392" cy="2491740"/>
+                  <wp:effectExtent l="0" t="0" r="0" b="0"/>
+                  <wp:docPr id="6" name="Picture 6"/>
+                  <wp:cNvGraphicFramePr>
+                    <a:graphicFrameLocks xmlns:a="http://schemas.openxmlformats.org/drawingml/2006/main" noChangeAspect="1"/>
+                  </wp:cNvGraphicFramePr>
+                  <a:graphic xmlns:a="http://schemas.openxmlformats.org/drawingml/2006/main">
+                    <a:graphicData uri="http://schemas.openxmlformats.org/drawingml/2006/picture">
+                      <pic:pic xmlns:pic="http://schemas.openxmlformats.org/drawingml/2006/picture">
+                        <pic:nvPicPr>
+                          <pic:cNvPr id="0" name="image.png"/>
+                          <pic:cNvPicPr/>
+                        </pic:nvPicPr>
+                        <pic:blipFill>
+                          <a:blip r:embed="rId12"/>
+                          <a:stretch>
+                            <a:fillRect/>
+                          </a:stretch>
+                        </pic:blipFill>
+                        <pic:spPr>
+                          <a:xfrm>
+                            <a:off x="0" y="0"/>
+                            <a:ext cx="2240280" cy="2800350"/>
+                          </a:xfrm>
+                          <a:prstGeom prst="rect">
+                            <a:avLst/>
+                          </a:prstGeom>
+                        </pic:spPr>
+                      </pic:pic>
+                    </a:graphicData>
+                  </a:graphic>
+                </wp:inline>
+              </w:drawing>
+            </w:r>
+          </w:p>
+          <w:p>
+            <w:pPr>
+              <w:keepLines/>
+              <w:spacing w:before="40" w:after="60" w:line="240" w:lineRule="auto"/>
+              <w:jc w:val="center"/>
+              <w:rPr>
+                <w:rFonts w:ascii="Times New Roman" w:hAnsi="Times New Roman" w:cs="Times New Roman"/>
+              </w:rPr>
+            </w:pPr>
+            <w:r>
+              <w:rPr>
+                <w:rFonts w:ascii="Times New Roman" w:hAnsi="Times New Roman" w:cs="Times New Roman"/>
+                <w:i/>
+                <w:sz w:val="18"/>
+              </w:rPr>
+              <w:t>Figure 6. MO job creation interface for publishing TA recruitment posts.</w:t>
+            </w:r>
+          </w:p>
+        </w:tc>
+      </w:tr>
+    </w:tbl>
+    <w:p>
+      <w:pPr>
+        <w:keepLines/>
+        <w:spacing w:after="80" w:line="264" w:lineRule="auto"/>
+        <w:rPr>
+          <w:rFonts w:ascii="Times New Roman" w:hAnsi="Times New Roman" w:cs="Times New Roman"/>
+        </w:rPr>
+      </w:pPr>
+      <w:r>
+        <w:rPr>
+          <w:rFonts w:ascii="Times New Roman" w:hAnsi="Times New Roman" w:cs="Times New Roman"/>
+          <w:sz w:val="21"/>
+        </w:rPr>
+        <w:t>This pair shows the handoff between applicant-side and instructor-side operations. The left screen focuses on post-submission tracking for students, while the right screen shows how module organisers define and publish the positions that feed that pipeline.</w:t>
+      </w:r>
+    </w:p>
+    <w:p>
+      <w:pPr>
+        <w:keepNext/>
+        <w:spacing w:after="80" w:line="264" w:lineRule="auto"/>
+        <w:rPr>
+          <w:rFonts w:ascii="Times New Roman" w:hAnsi="Times New Roman" w:cs="Times New Roman"/>
+        </w:rPr>
+      </w:pPr>
+      <w:r>
+        <w:rPr>
+          <w:rFonts w:ascii="Times New Roman" w:hAnsi="Times New Roman" w:cs="Times New Roman"/>
+          <w:sz w:val="21"/>
+        </w:rPr>
+        <w:lastRenderedPageBreak/>
+        <w:t>Recruitment analytics and administrative entry points are also surfaced visually. Module organisers can monitor recruitment progress through summary charts, while administrators authenticate into a separate governance portal.</w:t>
+      </w:r>
+    </w:p>
+    <w:tbl>
+      <w:tblPr>
+        <w:tblW w:w="0" w:type="auto"/>
+        <w:jc w:val="center"/>
+        <w:tblBorders>
+          <w:top w:val="nil"/>
+          <w:left w:val="nil"/>
+          <w:bottom w:val="nil"/>
+          <w:right w:val="nil"/>
+          <w:insideH w:val="nil"/>
+          <w:insideV w:val="nil"/>
+        </w:tblBorders>
+        <w:tblLayout w:type="fixed"/>
+        <w:tblLook w:val="04A0" w:firstRow="1" w:lastRow="0" w:firstColumn="1" w:lastColumn="0" w:noHBand="0" w:noVBand="1"/>
+      </w:tblPr>
+      <w:tblGrid>
+        <w:gridCol w:w="4176"/>
+        <w:gridCol w:w="4176"/>
+      </w:tblGrid>
+      <w:tr>
+        <w:trPr>
+          <w:cantSplit/>
+          <w:jc w:val="center"/>
+        </w:trPr>
+        <w:tc>
+          <w:tcPr>
+            <w:tcW w:w="4176" w:type="dxa"/>
+          </w:tcPr>
+          <w:p>
+            <w:pPr>
+              <w:jc w:val="center"/>
+              <w:rPr>
+                <w:rFonts w:ascii="Times New Roman" w:hAnsi="Times New Roman" w:cs="Times New Roman"/>
+              </w:rPr>
+            </w:pPr>
+            <w:r>
+              <w:rPr>
+                <w:rFonts w:ascii="Times New Roman" w:hAnsi="Times New Roman" w:cs="Times New Roman"/>
+                <w:noProof/>
+              </w:rPr>
+              <w:drawing>
+                <wp:inline distT="0" distB="0" distL="0" distR="0" wp14:anchorId="139C5C28" wp14:editId="7088305D">
+                  <wp:extent cx="1993392" cy="2214880"/>
+                  <wp:effectExtent l="0" t="0" r="0" b="0"/>
+                  <wp:docPr id="7" name="Picture 7"/>
+                  <wp:cNvGraphicFramePr>
+                    <a:graphicFrameLocks xmlns:a="http://schemas.openxmlformats.org/drawingml/2006/main" noChangeAspect="1"/>
+                  </wp:cNvGraphicFramePr>
+                  <a:graphic xmlns:a="http://schemas.openxmlformats.org/drawingml/2006/main">
+                    <a:graphicData uri="http://schemas.openxmlformats.org/drawingml/2006/picture">
+                      <pic:pic xmlns:pic="http://schemas.openxmlformats.org/drawingml/2006/picture">
+                        <pic:nvPicPr>
+                          <pic:cNvPr id="0" name="image.png"/>
+                          <pic:cNvPicPr/>
+                        </pic:nvPicPr>
+                        <pic:blipFill>
+                          <a:blip r:embed="rId13"/>
+                          <a:stretch>
+                            <a:fillRect/>
+                          </a:stretch>
+                        </pic:blipFill>
+                        <pic:spPr>
+                          <a:xfrm>
+                            <a:off x="0" y="0"/>
+                            <a:ext cx="2240280" cy="2489200"/>
+                          </a:xfrm>
+                          <a:prstGeom prst="rect">
+                            <a:avLst/>
+                          </a:prstGeom>
+                        </pic:spPr>
+                      </pic:pic>
+                    </a:graphicData>
+                  </a:graphic>
+                </wp:inline>
+              </w:drawing>
+            </w:r>
+          </w:p>
+          <w:p>
+            <w:pPr>
+              <w:keepLines/>
+              <w:spacing w:before="40" w:after="60" w:line="240" w:lineRule="auto"/>
+              <w:jc w:val="center"/>
+              <w:rPr>
+                <w:rFonts w:ascii="Times New Roman" w:hAnsi="Times New Roman" w:cs="Times New Roman"/>
+              </w:rPr>
+            </w:pPr>
+            <w:r>
+              <w:rPr>
+                <w:rFonts w:ascii="Times New Roman" w:hAnsi="Times New Roman" w:cs="Times New Roman"/>
+                <w:i/>
+                <w:sz w:val="18"/>
+              </w:rPr>
+              <w:t>Figure 7. MO recruitment statistics page with counts, distributions, and progress charts.</w:t>
+            </w:r>
+          </w:p>
+        </w:tc>
+        <w:tc>
+          <w:tcPr>
+            <w:tcW w:w="4176" w:type="dxa"/>
+          </w:tcPr>
+          <w:p>
+            <w:pPr>
+              <w:jc w:val="center"/>
+              <w:rPr>
+                <w:rFonts w:ascii="Times New Roman" w:hAnsi="Times New Roman" w:cs="Times New Roman"/>
+              </w:rPr>
+            </w:pPr>
+            <w:r>
+              <w:rPr>
+                <w:rFonts w:ascii="Times New Roman" w:hAnsi="Times New Roman" w:cs="Times New Roman"/>
+                <w:noProof/>
+              </w:rPr>
+              <w:drawing>
+                <wp:inline distT="0" distB="0" distL="0" distR="0" wp14:anchorId="33B444B7" wp14:editId="25BCEDBC">
+                  <wp:extent cx="1993392" cy="1661160"/>
+                  <wp:effectExtent l="0" t="0" r="0" b="0"/>
+                  <wp:docPr id="8" name="Picture 8"/>
+                  <wp:cNvGraphicFramePr>
+                    <a:graphicFrameLocks xmlns:a="http://schemas.openxmlformats.org/drawingml/2006/main" noChangeAspect="1"/>
+                  </wp:cNvGraphicFramePr>
+                  <a:graphic xmlns:a="http://schemas.openxmlformats.org/drawingml/2006/main">
+                    <a:graphicData uri="http://schemas.openxmlformats.org/drawingml/2006/picture">
+                      <pic:pic xmlns:pic="http://schemas.openxmlformats.org/drawingml/2006/picture">
+                        <pic:nvPicPr>
+                          <pic:cNvPr id="0" name="image.png"/>
+                          <pic:cNvPicPr/>
+                        </pic:nvPicPr>
+                        <pic:blipFill>
+                          <a:blip r:embed="rId14"/>
+                          <a:stretch>
+                            <a:fillRect/>
+                          </a:stretch>
+                        </pic:blipFill>
+                        <pic:spPr>
+                          <a:xfrm>
+                            <a:off x="0" y="0"/>
+                            <a:ext cx="2240280" cy="1866900"/>
+                          </a:xfrm>
+                          <a:prstGeom prst="rect">
+                            <a:avLst/>
+                          </a:prstGeom>
+                        </pic:spPr>
+                      </pic:pic>
+                    </a:graphicData>
+                  </a:graphic>
+                </wp:inline>
+              </w:drawing>
+            </w:r>
+          </w:p>
+          <w:p>
+            <w:pPr>
+              <w:keepLines/>
+              <w:spacing w:before="40" w:after="60" w:line="240" w:lineRule="auto"/>
+              <w:jc w:val="center"/>
+              <w:rPr>
+                <w:rFonts w:ascii="Times New Roman" w:hAnsi="Times New Roman" w:cs="Times New Roman"/>
+              </w:rPr>
+            </w:pPr>
+            <w:r>
+              <w:rPr>
+                <w:rFonts w:ascii="Times New Roman" w:hAnsi="Times New Roman" w:cs="Times New Roman"/>
+                <w:i/>
+                <w:sz w:val="18"/>
+              </w:rPr>
+              <w:t>Figure 8. Administrator login page for access to system governance functions.</w:t>
+            </w:r>
+          </w:p>
+        </w:tc>
+      </w:tr>
+    </w:tbl>
+    <w:p>
+      <w:pPr>
+        <w:keepLines/>
+        <w:spacing w:after="80" w:line="264" w:lineRule="auto"/>
+        <w:rPr>
+          <w:rFonts w:ascii="Times New Roman" w:hAnsi="Times New Roman" w:cs="Times New Roman"/>
+        </w:rPr>
+      </w:pPr>
+      <w:r>
+        <w:rPr>
+          <w:rFonts w:ascii="Times New Roman" w:hAnsi="Times New Roman" w:cs="Times New Roman"/>
+          <w:sz w:val="21"/>
+        </w:rPr>
+        <w:t>These interfaces support monitoring rather than data entry. The MO statistics screen summarises recruitment performance, whereas the admin login page marks the boundary between ordinary teaching workflows and privileged governance operations.</w:t>
+      </w:r>
+    </w:p>
+    <w:p>
+      <w:pPr>
+        <w:keepNext/>
+        <w:spacing w:after="80" w:line="264" w:lineRule="auto"/>
+        <w:rPr>
+          <w:rFonts w:ascii="Times New Roman" w:hAnsi="Times New Roman" w:cs="Times New Roman"/>
+        </w:rPr>
+      </w:pPr>
+      <w:r>
+        <w:rPr>
+          <w:rFonts w:ascii="Times New Roman" w:hAnsi="Times New Roman" w:cs="Times New Roman"/>
+          <w:sz w:val="21"/>
+        </w:rPr>
+        <w:t>Within the administrator portal, the most important operational screens combine high-level monitoring with sensitive approval actions. The dashboard concentrates system-wide alerts and activity summaries, while the password reset page supports supervised account recovery.</w:t>
+      </w:r>
+    </w:p>
+    <w:p>
+      <w:pPr>
+        <w:keepNext/>
+        <w:spacing w:after="80" w:line="264" w:lineRule="auto"/>
+        <w:rPr>
+          <w:rFonts w:ascii="Times New Roman" w:hAnsi="Times New Roman" w:cs="Times New Roman"/>
+        </w:rPr>
+      </w:pPr>
+      <w:r>
+        <w:rPr>
+          <w:rFonts w:ascii="Times New Roman" w:hAnsi="Times New Roman" w:cs="Times New Roman"/>
+          <w:sz w:val="21"/>
+        </w:rPr>
+        <w:t>For completeness, the report also captures the main entry and browsing screens used before application submission. These pages show how TA users authenticate and scan open vacancies before moving into the detailed application workflow.</w:t>
+      </w:r>
+    </w:p>
+    <w:tbl>
+      <w:tblPr>
+        <w:tblW w:w="0" w:type="auto"/>
+        <w:jc w:val="center"/>
+        <w:tblBorders>
+          <w:top w:val="nil"/>
+          <w:left w:val="nil"/>
+          <w:bottom w:val="nil"/>
+          <w:right w:val="nil"/>
+          <w:insideH w:val="nil"/>
+          <w:insideV w:val="nil"/>
+        </w:tblBorders>
+        <w:tblLayout w:type="fixed"/>
+        <w:tblLook w:val="04A0" w:firstRow="1" w:lastRow="0" w:firstColumn="1" w:lastColumn="0" w:noHBand="0" w:noVBand="1"/>
+      </w:tblPr>
+      <w:tblGrid>
+        <w:gridCol w:w="4176"/>
+        <w:gridCol w:w="4176"/>
+      </w:tblGrid>
+      <w:tr>
+        <w:trPr>
+          <w:cantSplit/>
+          <w:jc w:val="center"/>
+        </w:trPr>
+        <w:tc>
+          <w:tcPr>
+            <w:tcW w:w="4176" w:type="dxa"/>
+          </w:tcPr>
+          <w:p>
+            <w:pPr>
+              <w:jc w:val="center"/>
+              <w:rPr>
+                <w:rFonts w:ascii="Times New Roman" w:hAnsi="Times New Roman" w:cs="Times New Roman"/>
+              </w:rPr>
+            </w:pPr>
+            <w:r>
+              <w:rPr>
+                <w:rFonts w:ascii="Times New Roman" w:hAnsi="Times New Roman" w:cs="Times New Roman"/>
+                <w:noProof/>
+              </w:rPr>
+              <w:drawing>
+                <wp:inline distT="0" distB="0" distL="0" distR="0" wp14:anchorId="5BF90330" wp14:editId="7AFC239F">
+                  <wp:extent cx="1993392" cy="1661160"/>
+                  <wp:effectExtent l="0" t="0" r="0" b="0"/>
+                  <wp:docPr id="13" name="Picture 13"/>
+                  <wp:cNvGraphicFramePr>
+                    <a:graphicFrameLocks xmlns:a="http://schemas.openxmlformats.org/drawingml/2006/main" noChangeAspect="1"/>
+                  </wp:cNvGraphicFramePr>
+                  <a:graphic xmlns:a="http://schemas.openxmlformats.org/drawingml/2006/main">
+                    <a:graphicData uri="http://schemas.openxmlformats.org/drawingml/2006/picture">
+                      <pic:pic xmlns:pic="http://schemas.openxmlformats.org/drawingml/2006/picture">
+                        <pic:nvPicPr>
+                          <pic:cNvPr id="0" name="ta-login.png"/>
+                          <pic:cNvPicPr/>
+                        </pic:nvPicPr>
+                        <pic:blipFill>
+                          <a:blip r:embed="rId15"/>
+                          <a:stretch>
+                            <a:fillRect/>
+                          </a:stretch>
+                        </pic:blipFill>
+                        <pic:spPr>
+                          <a:xfrm>
+                            <a:off x="0" y="0"/>
+                            <a:ext cx="2103120" cy="1752600"/>
+                          </a:xfrm>
+                          <a:prstGeom prst="rect">
+                            <a:avLst/>
+                          </a:prstGeom>
+                        </pic:spPr>
+                      </pic:pic>
+                    </a:graphicData>
+                  </a:graphic>
+                </wp:inline>
+              </w:drawing>
+            </w:r>
+          </w:p>
+          <w:p>
+            <w:pPr>
+              <w:keepLines/>
+              <w:spacing w:before="40" w:after="60" w:line="240" w:lineRule="auto"/>
+              <w:jc w:val="center"/>
+              <w:rPr>
+                <w:rFonts w:ascii="Times New Roman" w:hAnsi="Times New Roman" w:cs="Times New Roman"/>
+              </w:rPr>
+            </w:pPr>
+            <w:r>
+              <w:rPr>
+                <w:rFonts w:ascii="Times New Roman" w:hAnsi="Times New Roman" w:cs="Times New Roman"/>
+                <w:i/>
+                <w:sz w:val="18"/>
+              </w:rPr>
+              <w:t>Figure 9. TA login page used for applicant authentication and password recovery entry.</w:t>
+            </w:r>
+          </w:p>
+        </w:tc>
+        <w:tc>
+          <w:tcPr>
+            <w:tcW w:w="4176" w:type="dxa"/>
+          </w:tcPr>
+          <w:p>
+            <w:pPr>
+              <w:jc w:val="center"/>
+              <w:rPr>
+                <w:rFonts w:ascii="Times New Roman" w:hAnsi="Times New Roman" w:cs="Times New Roman"/>
+              </w:rPr>
+            </w:pPr>
+            <w:r>
+              <w:rPr>
+                <w:rFonts w:ascii="Times New Roman" w:hAnsi="Times New Roman" w:cs="Times New Roman"/>
+                <w:noProof/>
+              </w:rPr>
+              <w:drawing>
+                <wp:inline distT="0" distB="0" distL="0" distR="0" wp14:anchorId="35EF8D23" wp14:editId="420653A7">
+                  <wp:extent cx="1993392" cy="2214880"/>
+                  <wp:effectExtent l="0" t="0" r="0" b="0"/>
+                  <wp:docPr id="14" name="Picture 14"/>
+                  <wp:cNvGraphicFramePr>
+                    <a:graphicFrameLocks xmlns:a="http://schemas.openxmlformats.org/drawingml/2006/main" noChangeAspect="1"/>
+                  </wp:cNvGraphicFramePr>
+                  <a:graphic xmlns:a="http://schemas.openxmlformats.org/drawingml/2006/main">
+                    <a:graphicData uri="http://schemas.openxmlformats.org/drawingml/2006/picture">
+                      <pic:pic xmlns:pic="http://schemas.openxmlformats.org/drawingml/2006/picture">
+                        <pic:nvPicPr>
+                          <pic:cNvPr id="0" name="ta-job-list.png"/>
+                          <pic:cNvPicPr/>
+                        </pic:nvPicPr>
+                        <pic:blipFill>
+                          <a:blip r:embed="rId16"/>
+                          <a:stretch>
+                            <a:fillRect/>
+                          </a:stretch>
+                        </pic:blipFill>
+                        <pic:spPr>
+                          <a:xfrm>
+                            <a:off x="0" y="0"/>
+                            <a:ext cx="2103120" cy="2336800"/>
+                          </a:xfrm>
+                          <a:prstGeom prst="rect">
+                            <a:avLst/>
+                          </a:prstGeom>
+                        </pic:spPr>
+                      </pic:pic>
+                    </a:graphicData>
+                  </a:graphic>
+                </wp:inline>
+              </w:drawing>
+            </w:r>
+          </w:p>
+          <w:p>
+            <w:pPr>
+              <w:keepLines/>
+              <w:spacing w:before="40" w:after="60" w:line="240" w:lineRule="auto"/>
+              <w:jc w:val="center"/>
+              <w:rPr>
+                <w:rFonts w:ascii="Times New Roman" w:hAnsi="Times New Roman" w:cs="Times New Roman"/>
+              </w:rPr>
+            </w:pPr>
+            <w:r>
+              <w:rPr>
+                <w:rFonts w:ascii="Times New Roman" w:hAnsi="Times New Roman" w:cs="Times New Roman"/>
+                <w:i/>
+                <w:sz w:val="18"/>
+              </w:rPr>
+              <w:t>Figure 10. TA vacancy browsing page showing available positions, quotas, deadlines, and workload summaries.</w:t>
+            </w:r>
+          </w:p>
+        </w:tc>
+      </w:tr>
+    </w:tbl>
+    <w:p>
+      <w:pPr>
+        <w:keepLines/>
+        <w:spacing w:after="80" w:line="264" w:lineRule="auto"/>
+        <w:rPr>
+          <w:rFonts w:ascii="Times New Roman" w:hAnsi="Times New Roman" w:cs="Times New Roman"/>
+        </w:rPr>
+      </w:pPr>
+      <w:r>
+        <w:rPr>
+          <w:rFonts w:ascii="Times New Roman" w:hAnsi="Times New Roman" w:cs="Times New Roman"/>
+          <w:sz w:val="21"/>
+        </w:rPr>
+        <w:t>These screenshots capture the very start of the TA experience. Before any application is submitted, users must authenticate successfully and compare openings using deadline, quota, and workload information presented in the vacancy list.</w:t>
+      </w:r>
+    </w:p>
+    <w:p>
+      <w:pPr>
+        <w:keepNext/>
+        <w:spacing w:after="80" w:line="264" w:lineRule="auto"/>
+        <w:rPr>
+          <w:rFonts w:ascii="Times New Roman" w:hAnsi="Times New Roman" w:cs="Times New Roman"/>
+        </w:rPr>
+      </w:pPr>
+      <w:r>
+        <w:rPr>
+          <w:rFonts w:ascii="Times New Roman" w:hAnsi="Times New Roman" w:cs="Times New Roman"/>
+          <w:sz w:val="21"/>
+        </w:rPr>
+        <w:lastRenderedPageBreak/>
+        <w:t>The MO workflow also includes separate entry and management screens beyond the post-creation page already shown above. These interfaces support day-to-day recruitment administration and detailed review of applicants and attachments.</w:t>
+      </w:r>
+    </w:p>
+    <w:p>
+      <w:pPr>
+        <w:keepLines/>
+        <w:spacing w:after="80" w:line="264" w:lineRule="auto"/>
+        <w:rPr>
+          <w:rFonts w:ascii="Times New Roman" w:hAnsi="Times New Roman" w:cs="Times New Roman"/>
+        </w:rPr>
+      </w:pPr>
+      <w:r>
+        <w:rPr>
+          <w:rFonts w:ascii="Times New Roman" w:hAnsi="Times New Roman" w:cs="Times New Roman"/>
+          <w:sz w:val="21"/>
+        </w:rPr>
+        <w:t>Beyond the core TA flow, the report next presents the remaining MO and Admin pages needed to show full functional coverage across all three roles.</w:t>
+      </w:r>
+    </w:p>
+    <w:tbl>
+      <w:tblPr>
+        <w:tblW w:w="0" w:type="auto"/>
+        <w:jc w:val="center"/>
+        <w:tblBorders>
+          <w:top w:val="nil"/>
+          <w:left w:val="nil"/>
+          <w:bottom w:val="nil"/>
+          <w:right w:val="nil"/>
+          <w:insideH w:val="nil"/>
+          <w:insideV w:val="nil"/>
+        </w:tblBorders>
+        <w:tblLayout w:type="fixed"/>
+        <w:tblLook w:val="04A0" w:firstRow="1" w:lastRow="0" w:firstColumn="1" w:lastColumn="0" w:noHBand="0" w:noVBand="1"/>
+      </w:tblPr>
+      <w:tblGrid>
+        <w:gridCol w:w="4176"/>
+        <w:gridCol w:w="4176"/>
+      </w:tblGrid>
+      <w:tr>
+        <w:trPr>
+          <w:cantSplit/>
+          <w:jc w:val="center"/>
+        </w:trPr>
+        <w:tc>
+          <w:tcPr>
+            <w:tcW w:w="4176" w:type="dxa"/>
+          </w:tcPr>
+          <w:p>
+            <w:pPr>
+              <w:jc w:val="center"/>
+              <w:rPr>
+                <w:rFonts w:ascii="Times New Roman" w:hAnsi="Times New Roman" w:cs="Times New Roman"/>
+              </w:rPr>
+            </w:pPr>
+            <w:r>
+              <w:rPr>
+                <w:rFonts w:ascii="Times New Roman" w:hAnsi="Times New Roman" w:cs="Times New Roman"/>
+                <w:noProof/>
+              </w:rPr>
+              <w:drawing>
+                <wp:inline distT="0" distB="0" distL="0" distR="0" wp14:anchorId="07C402A4" wp14:editId="05A6004F">
+                  <wp:extent cx="1993392" cy="1661160"/>
+                  <wp:effectExtent l="0" t="0" r="0" b="0"/>
+                  <wp:docPr id="15" name="Picture 15"/>
+                  <wp:cNvGraphicFramePr>
+                    <a:graphicFrameLocks xmlns:a="http://schemas.openxmlformats.org/drawingml/2006/main" noChangeAspect="1"/>
+                  </wp:cNvGraphicFramePr>
+                  <a:graphic xmlns:a="http://schemas.openxmlformats.org/drawingml/2006/main">
+                    <a:graphicData uri="http://schemas.openxmlformats.org/drawingml/2006/picture">
+                      <pic:pic xmlns:pic="http://schemas.openxmlformats.org/drawingml/2006/picture">
+                        <pic:nvPicPr>
+                          <pic:cNvPr id="0" name="mo-login.png"/>
+                          <pic:cNvPicPr/>
+                        </pic:nvPicPr>
+                        <pic:blipFill>
+                          <a:blip r:embed="rId17"/>
+                          <a:stretch>
+                            <a:fillRect/>
+                          </a:stretch>
+                        </pic:blipFill>
+                        <pic:spPr>
+                          <a:xfrm>
+                            <a:off x="0" y="0"/>
+                            <a:ext cx="2103120" cy="1752600"/>
+                          </a:xfrm>
+                          <a:prstGeom prst="rect">
+                            <a:avLst/>
+                          </a:prstGeom>
+                        </pic:spPr>
+                      </pic:pic>
+                    </a:graphicData>
+                  </a:graphic>
+                </wp:inline>
+              </w:drawing>
+            </w:r>
+          </w:p>
+          <w:p>
+            <w:pPr>
+              <w:keepLines/>
+              <w:spacing w:before="40" w:after="60" w:line="240" w:lineRule="auto"/>
+              <w:jc w:val="center"/>
+              <w:rPr>
+                <w:rFonts w:ascii="Times New Roman" w:hAnsi="Times New Roman" w:cs="Times New Roman"/>
+              </w:rPr>
+            </w:pPr>
+            <w:r>
+              <w:rPr>
+                <w:rFonts w:ascii="Times New Roman" w:hAnsi="Times New Roman" w:cs="Times New Roman"/>
+                <w:i/>
+                <w:sz w:val="18"/>
+              </w:rPr>
+              <w:t>Figure 11. MO login page for instructor-side access to recruitment management functions.</w:t>
+            </w:r>
+          </w:p>
+        </w:tc>
+        <w:tc>
+          <w:tcPr>
+            <w:tcW w:w="4176" w:type="dxa"/>
+          </w:tcPr>
+          <w:p>
+            <w:pPr>
+              <w:jc w:val="center"/>
+              <w:rPr>
+                <w:rFonts w:ascii="Times New Roman" w:hAnsi="Times New Roman" w:cs="Times New Roman"/>
+              </w:rPr>
+            </w:pPr>
+            <w:r>
+              <w:rPr>
+                <w:rFonts w:ascii="Times New Roman" w:hAnsi="Times New Roman" w:cs="Times New Roman"/>
+                <w:noProof/>
+              </w:rPr>
+              <w:drawing>
+                <wp:inline distT="0" distB="0" distL="0" distR="0" wp14:anchorId="4C66890D" wp14:editId="14A493F6">
+                  <wp:extent cx="1993392" cy="2214880"/>
+                  <wp:effectExtent l="0" t="0" r="0" b="0"/>
+                  <wp:docPr id="16" name="Picture 16"/>
+                  <wp:cNvGraphicFramePr>
+                    <a:graphicFrameLocks xmlns:a="http://schemas.openxmlformats.org/drawingml/2006/main" noChangeAspect="1"/>
+                  </wp:cNvGraphicFramePr>
+                  <a:graphic xmlns:a="http://schemas.openxmlformats.org/drawingml/2006/main">
+                    <a:graphicData uri="http://schemas.openxmlformats.org/drawingml/2006/picture">
+                      <pic:pic xmlns:pic="http://schemas.openxmlformats.org/drawingml/2006/picture">
+                        <pic:nvPicPr>
+                          <pic:cNvPr id="0" name="mo-job-list.png"/>
+                          <pic:cNvPicPr/>
+                        </pic:nvPicPr>
+                        <pic:blipFill>
+                          <a:blip r:embed="rId18"/>
+                          <a:stretch>
+                            <a:fillRect/>
+                          </a:stretch>
+                        </pic:blipFill>
+                        <pic:spPr>
+                          <a:xfrm>
+                            <a:off x="0" y="0"/>
+                            <a:ext cx="2103120" cy="2336800"/>
+                          </a:xfrm>
+                          <a:prstGeom prst="rect">
+                            <a:avLst/>
+                          </a:prstGeom>
+                        </pic:spPr>
+                      </pic:pic>
+                    </a:graphicData>
+                  </a:graphic>
+                </wp:inline>
+              </w:drawing>
+            </w:r>
+          </w:p>
+          <w:p>
+            <w:pPr>
+              <w:keepLines/>
+              <w:spacing w:before="40" w:after="60" w:line="240" w:lineRule="auto"/>
+              <w:jc w:val="center"/>
+              <w:rPr>
+                <w:rFonts w:ascii="Times New Roman" w:hAnsi="Times New Roman" w:cs="Times New Roman"/>
+              </w:rPr>
+            </w:pPr>
+            <w:r>
+              <w:rPr>
+                <w:rFonts w:ascii="Times New Roman" w:hAnsi="Times New Roman" w:cs="Times New Roman"/>
+                <w:i/>
+                <w:sz w:val="18"/>
+              </w:rPr>
+              <w:t>Figure 12. MO recruitment list page for managing published vacancies and opening job-specific controls.</w:t>
+            </w:r>
+          </w:p>
+        </w:tc>
+      </w:tr>
+    </w:tbl>
+    <w:p>
+      <w:pPr>
+        <w:keepLines/>
+        <w:spacing w:after="80" w:line="264" w:lineRule="auto"/>
+        <w:rPr>
+          <w:rFonts w:ascii="Times New Roman" w:hAnsi="Times New Roman" w:cs="Times New Roman"/>
+        </w:rPr>
+      </w:pPr>
+      <w:r>
+        <w:rPr>
+          <w:rFonts w:ascii="Times New Roman" w:hAnsi="Times New Roman" w:cs="Times New Roman"/>
+          <w:sz w:val="21"/>
+        </w:rPr>
+        <w:t>The MO portal is not limited to posting new roles. It also provides a dedicated landing page and a management-oriented recruitment list so that instructors can return to active vacancies and coordinate later decisions efficiently.</w:t>
+      </w:r>
+    </w:p>
+    <w:tbl>
+      <w:tblPr>
+        <w:tblW w:w="0" w:type="auto"/>
+        <w:jc w:val="center"/>
+        <w:tblBorders>
+          <w:top w:val="nil"/>
+          <w:left w:val="nil"/>
+          <w:bottom w:val="nil"/>
+          <w:right w:val="nil"/>
+          <w:insideH w:val="nil"/>
+          <w:insideV w:val="nil"/>
+        </w:tblBorders>
+        <w:tblLayout w:type="fixed"/>
+        <w:tblLook w:val="04A0" w:firstRow="1" w:lastRow="0" w:firstColumn="1" w:lastColumn="0" w:noHBand="0" w:noVBand="1"/>
+      </w:tblPr>
+      <w:tblGrid>
+        <w:gridCol w:w="4176"/>
+        <w:gridCol w:w="4176"/>
+      </w:tblGrid>
+      <w:tr>
+        <w:trPr>
+          <w:cantSplit/>
+          <w:jc w:val="center"/>
+        </w:trPr>
+        <w:tc>
+          <w:tcPr>
+            <w:tcW w:w="4176" w:type="dxa"/>
+          </w:tcPr>
+          <w:p>
+            <w:pPr>
+              <w:jc w:val="center"/>
+              <w:rPr>
+                <w:rFonts w:ascii="Times New Roman" w:hAnsi="Times New Roman" w:cs="Times New Roman"/>
+              </w:rPr>
+            </w:pPr>
+            <w:r>
+              <w:rPr>
+                <w:rFonts w:ascii="Times New Roman" w:hAnsi="Times New Roman" w:cs="Times New Roman"/>
+                <w:noProof/>
+              </w:rPr>
+              <w:drawing>
+                <wp:inline distT="0" distB="0" distL="0" distR="0" wp14:anchorId="08CD0ED9" wp14:editId="3DBF6370">
+                  <wp:extent cx="1993392" cy="2630170"/>
+                  <wp:effectExtent l="0" t="0" r="0" b="0"/>
+                  <wp:docPr id="17" name="Picture 17"/>
+                  <wp:cNvGraphicFramePr>
+                    <a:graphicFrameLocks xmlns:a="http://schemas.openxmlformats.org/drawingml/2006/main" noChangeAspect="1"/>
+                  </wp:cNvGraphicFramePr>
+                  <a:graphic xmlns:a="http://schemas.openxmlformats.org/drawingml/2006/main">
+                    <a:graphicData uri="http://schemas.openxmlformats.org/drawingml/2006/picture">
+                      <pic:pic xmlns:pic="http://schemas.openxmlformats.org/drawingml/2006/picture">
+                        <pic:nvPicPr>
+                          <pic:cNvPr id="0" name="mo-job-detail.png"/>
+                          <pic:cNvPicPr/>
+                        </pic:nvPicPr>
+                        <pic:blipFill>
+                          <a:blip r:embed="rId19"/>
+                          <a:stretch>
+                            <a:fillRect/>
+                          </a:stretch>
+                        </pic:blipFill>
+                        <pic:spPr>
+                          <a:xfrm>
+                            <a:off x="0" y="0"/>
+                            <a:ext cx="2103120" cy="2774950"/>
+                          </a:xfrm>
+                          <a:prstGeom prst="rect">
+                            <a:avLst/>
+                          </a:prstGeom>
+                        </pic:spPr>
+                      </pic:pic>
+                    </a:graphicData>
+                  </a:graphic>
+                </wp:inline>
+              </w:drawing>
+            </w:r>
+          </w:p>
+          <w:p>
+            <w:pPr>
+              <w:keepLines/>
+              <w:spacing w:before="40" w:after="60" w:line="240" w:lineRule="auto"/>
+              <w:jc w:val="center"/>
+              <w:rPr>
+                <w:rFonts w:ascii="Times New Roman" w:hAnsi="Times New Roman" w:cs="Times New Roman"/>
+              </w:rPr>
+            </w:pPr>
+            <w:r>
+              <w:rPr>
+                <w:rFonts w:ascii="Times New Roman" w:hAnsi="Times New Roman" w:cs="Times New Roman"/>
+                <w:i/>
+                <w:sz w:val="18"/>
+              </w:rPr>
+              <w:t>Figure 13. MO applicant review page for inspecting candidate details, CV files, and approval decisions.</w:t>
+            </w:r>
+          </w:p>
+        </w:tc>
+        <w:tc>
+          <w:tcPr>
+            <w:tcW w:w="4176" w:type="dxa"/>
+          </w:tcPr>
+          <w:p>
+            <w:pPr>
+              <w:jc w:val="center"/>
+              <w:rPr>
+                <w:rFonts w:ascii="Times New Roman" w:hAnsi="Times New Roman" w:cs="Times New Roman"/>
+              </w:rPr>
+            </w:pPr>
+            <w:r>
+              <w:rPr>
+                <w:rFonts w:ascii="Times New Roman" w:hAnsi="Times New Roman" w:cs="Times New Roman"/>
+                <w:noProof/>
+              </w:rPr>
+              <w:drawing>
+                <wp:inline distT="0" distB="0" distL="0" distR="0" wp14:anchorId="725699E6" wp14:editId="7F5B0111">
+                  <wp:extent cx="1993392" cy="2491740"/>
+                  <wp:effectExtent l="0" t="0" r="0" b="0"/>
+                  <wp:docPr id="18" name="Picture 18"/>
+                  <wp:cNvGraphicFramePr>
+                    <a:graphicFrameLocks xmlns:a="http://schemas.openxmlformats.org/drawingml/2006/main" noChangeAspect="1"/>
+                  </wp:cNvGraphicFramePr>
+                  <a:graphic xmlns:a="http://schemas.openxmlformats.org/drawingml/2006/main">
+                    <a:graphicData uri="http://schemas.openxmlformats.org/drawingml/2006/picture">
+                      <pic:pic xmlns:pic="http://schemas.openxmlformats.org/drawingml/2006/picture">
+                        <pic:nvPicPr>
+                          <pic:cNvPr id="0" name="admin-job-supervision.png"/>
+                          <pic:cNvPicPr/>
+                        </pic:nvPicPr>
+                        <pic:blipFill>
+                          <a:blip r:embed="rId20"/>
+                          <a:stretch>
+                            <a:fillRect/>
+                          </a:stretch>
+                        </pic:blipFill>
+                        <pic:spPr>
+                          <a:xfrm>
+                            <a:off x="0" y="0"/>
+                            <a:ext cx="2103120" cy="2628900"/>
+                          </a:xfrm>
+                          <a:prstGeom prst="rect">
+                            <a:avLst/>
+                          </a:prstGeom>
+                        </pic:spPr>
+                      </pic:pic>
+                    </a:graphicData>
+                  </a:graphic>
+                </wp:inline>
+              </w:drawing>
+            </w:r>
+          </w:p>
+          <w:p>
+            <w:pPr>
+              <w:keepLines/>
+              <w:spacing w:before="40" w:after="60" w:line="240" w:lineRule="auto"/>
+              <w:jc w:val="center"/>
+              <w:rPr>
+                <w:rFonts w:ascii="Times New Roman" w:hAnsi="Times New Roman" w:cs="Times New Roman"/>
+              </w:rPr>
+            </w:pPr>
+            <w:r>
+              <w:rPr>
+                <w:rFonts w:ascii="Times New Roman" w:hAnsi="Times New Roman" w:cs="Times New Roman"/>
+                <w:i/>
+                <w:sz w:val="18"/>
+              </w:rPr>
+              <w:t>Figure 14. Admin job supervision page for cross-department vacancy oversight and intervention.</w:t>
+            </w:r>
+          </w:p>
+        </w:tc>
+      </w:tr>
+    </w:tbl>
+    <w:p>
+      <w:pPr>
+        <w:keepLines/>
+        <w:spacing w:after="80" w:line="264" w:lineRule="auto"/>
+        <w:rPr>
+          <w:rFonts w:ascii="Times New Roman" w:hAnsi="Times New Roman" w:cs="Times New Roman"/>
+        </w:rPr>
+      </w:pPr>
+      <w:r>
+        <w:rPr>
+          <w:rFonts w:ascii="Times New Roman" w:hAnsi="Times New Roman" w:cs="Times New Roman"/>
+          <w:sz w:val="21"/>
+        </w:rPr>
+        <w:t>This pair shows the transition from instructor-side recruitment management to institution-wide supervision. Applicant review remains role-specific for the MO, while job supervision broadens the scope to cross-department administrative oversight.</w:t>
+      </w:r>
+    </w:p>
+    <w:p>
+      <w:pPr>
+        <w:keepNext/>
+        <w:spacing w:after="80" w:line="264" w:lineRule="auto"/>
+        <w:rPr>
+          <w:rFonts w:ascii="Times New Roman" w:hAnsi="Times New Roman" w:cs="Times New Roman"/>
+        </w:rPr>
+      </w:pPr>
+      <w:r>
+        <w:rPr>
+          <w:rFonts w:ascii="Times New Roman" w:hAnsi="Times New Roman" w:cs="Times New Roman"/>
+          <w:sz w:val="21"/>
+        </w:rPr>
+        <w:t>On the administrative side, the remaining operational pages focus on balancing workload, supervising accounts, and maintaining traceable platform-wide control over settings and system activity.</w:t>
+      </w:r>
+    </w:p>
+    <w:p>
+      <w:pPr>
+        <w:keepLines/>
+        <w:spacing w:after="80" w:line="264" w:lineRule="auto"/>
+        <w:rPr>
+          <w:rFonts w:ascii="Times New Roman" w:hAnsi="Times New Roman" w:cs="Times New Roman"/>
+        </w:rPr>
+      </w:pPr>
+      <w:r>
+        <w:rPr>
+          <w:rFonts w:ascii="Times New Roman" w:hAnsi="Times New Roman" w:cs="Times New Roman"/>
+          <w:sz w:val="21"/>
+        </w:rPr>
+        <w:t>The following administrator screens move from recruitment oversight into platform governance, where workload, users, statistics, settings, and auditability become the central concerns.</w:t>
+      </w:r>
+    </w:p>
+    <w:tbl>
+      <w:tblPr>
+        <w:tblW w:w="0" w:type="auto"/>
+        <w:jc w:val="center"/>
+        <w:tblBorders>
+          <w:top w:val="nil"/>
+          <w:left w:val="nil"/>
+          <w:bottom w:val="nil"/>
+          <w:right w:val="nil"/>
+          <w:insideH w:val="nil"/>
+          <w:insideV w:val="nil"/>
+        </w:tblBorders>
+        <w:tblLayout w:type="fixed"/>
+        <w:tblLook w:val="04A0" w:firstRow="1" w:lastRow="0" w:firstColumn="1" w:lastColumn="0" w:noHBand="0" w:noVBand="1"/>
+      </w:tblPr>
+      <w:tblGrid>
+        <w:gridCol w:w="4176"/>
+        <w:gridCol w:w="4176"/>
+      </w:tblGrid>
+      <w:tr>
+        <w:trPr>
+          <w:cantSplit/>
+          <w:jc w:val="center"/>
+        </w:trPr>
+        <w:tc>
+          <w:tcPr>
+            <w:tcW w:w="4176" w:type="dxa"/>
+          </w:tcPr>
+          <w:p>
+            <w:pPr>
+              <w:jc w:val="center"/>
+              <w:rPr>
+                <w:rFonts w:ascii="Times New Roman" w:hAnsi="Times New Roman" w:cs="Times New Roman"/>
+              </w:rPr>
+            </w:pPr>
+            <w:r>
+              <w:rPr>
+                <w:rFonts w:ascii="Times New Roman" w:hAnsi="Times New Roman" w:cs="Times New Roman"/>
+                <w:noProof/>
+              </w:rPr>
+              <w:lastRenderedPageBreak/>
+              <w:drawing>
+                <wp:inline distT="0" distB="0" distL="0" distR="0" wp14:anchorId="6144D465" wp14:editId="28952433">
+                  <wp:extent cx="1993392" cy="2630170"/>
+                  <wp:effectExtent l="0" t="0" r="0" b="0"/>
+                  <wp:docPr id="19" name="Picture 19"/>
+                  <wp:cNvGraphicFramePr>
+                    <a:graphicFrameLocks xmlns:a="http://schemas.openxmlformats.org/drawingml/2006/main" noChangeAspect="1"/>
+                  </wp:cNvGraphicFramePr>
+                  <a:graphic xmlns:a="http://schemas.openxmlformats.org/drawingml/2006/main">
+                    <a:graphicData uri="http://schemas.openxmlformats.org/drawingml/2006/picture">
+                      <pic:pic xmlns:pic="http://schemas.openxmlformats.org/drawingml/2006/picture">
+                        <pic:nvPicPr>
+                          <pic:cNvPr id="0" name="admin-workload.png"/>
+                          <pic:cNvPicPr/>
+                        </pic:nvPicPr>
+                        <pic:blipFill>
+                          <a:blip r:embed="rId21"/>
+                          <a:stretch>
+                            <a:fillRect/>
+                          </a:stretch>
+                        </pic:blipFill>
+                        <pic:spPr>
+                          <a:xfrm>
+                            <a:off x="0" y="0"/>
+                            <a:ext cx="2103120" cy="2774950"/>
+                          </a:xfrm>
+                          <a:prstGeom prst="rect">
+                            <a:avLst/>
+                          </a:prstGeom>
+                        </pic:spPr>
+                      </pic:pic>
+                    </a:graphicData>
+                  </a:graphic>
+                </wp:inline>
+              </w:drawing>
+            </w:r>
+          </w:p>
+          <w:p>
+            <w:pPr>
+              <w:keepLines/>
+              <w:spacing w:before="40" w:after="60" w:line="240" w:lineRule="auto"/>
+              <w:jc w:val="center"/>
+              <w:rPr>
+                <w:rFonts w:ascii="Times New Roman" w:hAnsi="Times New Roman" w:cs="Times New Roman"/>
+              </w:rPr>
+            </w:pPr>
+            <w:r>
+              <w:rPr>
+                <w:rFonts w:ascii="Times New Roman" w:hAnsi="Times New Roman" w:cs="Times New Roman"/>
+                <w:i/>
+                <w:sz w:val="18"/>
+              </w:rPr>
+              <w:t>Figure 15. Admin workload monitoring page showing TA allocation, peak hours, and overload risk indicators.</w:t>
+            </w:r>
+          </w:p>
+        </w:tc>
+        <w:tc>
+          <w:tcPr>
+            <w:tcW w:w="4176" w:type="dxa"/>
+          </w:tcPr>
+          <w:p>
+            <w:pPr>
+              <w:jc w:val="center"/>
+              <w:rPr>
+                <w:rFonts w:ascii="Times New Roman" w:hAnsi="Times New Roman" w:cs="Times New Roman"/>
+              </w:rPr>
+            </w:pPr>
+            <w:r>
+              <w:rPr>
+                <w:rFonts w:ascii="Times New Roman" w:hAnsi="Times New Roman" w:cs="Times New Roman"/>
+                <w:noProof/>
+              </w:rPr>
+              <w:drawing>
+                <wp:inline distT="0" distB="0" distL="0" distR="0" wp14:anchorId="7C9A7584" wp14:editId="4C9B439C">
+                  <wp:extent cx="1993392" cy="2353310"/>
+                  <wp:effectExtent l="0" t="0" r="0" b="0"/>
+                  <wp:docPr id="20" name="Picture 20"/>
+                  <wp:cNvGraphicFramePr>
+                    <a:graphicFrameLocks xmlns:a="http://schemas.openxmlformats.org/drawingml/2006/main" noChangeAspect="1"/>
+                  </wp:cNvGraphicFramePr>
+                  <a:graphic xmlns:a="http://schemas.openxmlformats.org/drawingml/2006/main">
+                    <a:graphicData uri="http://schemas.openxmlformats.org/drawingml/2006/picture">
+                      <pic:pic xmlns:pic="http://schemas.openxmlformats.org/drawingml/2006/picture">
+                        <pic:nvPicPr>
+                          <pic:cNvPr id="0" name="admin-user-management.png"/>
+                          <pic:cNvPicPr/>
+                        </pic:nvPicPr>
+                        <pic:blipFill>
+                          <a:blip r:embed="rId22"/>
+                          <a:stretch>
+                            <a:fillRect/>
+                          </a:stretch>
+                        </pic:blipFill>
+                        <pic:spPr>
+                          <a:xfrm>
+                            <a:off x="0" y="0"/>
+                            <a:ext cx="2103120" cy="2482850"/>
+                          </a:xfrm>
+                          <a:prstGeom prst="rect">
+                            <a:avLst/>
+                          </a:prstGeom>
+                        </pic:spPr>
+                      </pic:pic>
+                    </a:graphicData>
+                  </a:graphic>
+                </wp:inline>
+              </w:drawing>
+            </w:r>
+          </w:p>
+          <w:p>
+            <w:pPr>
+              <w:keepLines/>
+              <w:spacing w:before="40" w:after="60" w:line="240" w:lineRule="auto"/>
+              <w:jc w:val="center"/>
+              <w:rPr>
+                <w:rFonts w:ascii="Times New Roman" w:hAnsi="Times New Roman" w:cs="Times New Roman"/>
+              </w:rPr>
+            </w:pPr>
+            <w:r>
+              <w:rPr>
+                <w:rFonts w:ascii="Times New Roman" w:hAnsi="Times New Roman" w:cs="Times New Roman"/>
+                <w:i/>
+                <w:sz w:val="18"/>
+              </w:rPr>
+              <w:t>Figure 16. Admin user management page for supervising TA, MO, and administrator accounts.</w:t>
+            </w:r>
+          </w:p>
+        </w:tc>
+      </w:tr>
+    </w:tbl>
+    <w:p>
+      <w:pPr>
+        <w:keepLines/>
+        <w:spacing w:after="80" w:line="264" w:lineRule="auto"/>
+        <w:rPr>
+          <w:rFonts w:ascii="Times New Roman" w:hAnsi="Times New Roman" w:cs="Times New Roman"/>
+        </w:rPr>
+      </w:pPr>
+      <w:r>
+        <w:rPr>
+          <w:rFonts w:ascii="Times New Roman" w:hAnsi="Times New Roman" w:cs="Times New Roman"/>
+          <w:sz w:val="21"/>
+        </w:rPr>
+        <w:t>These pages focus on operational control of people rather than individual vacancies. One emphasises workload balance and overload detection, and the other centralises account review, role switching, and user-status management.</w:t>
+      </w:r>
+    </w:p>
+    <w:tbl>
+      <w:tblPr>
+        <w:tblW w:w="0" w:type="auto"/>
+        <w:jc w:val="center"/>
+        <w:tblBorders>
+          <w:top w:val="nil"/>
+          <w:left w:val="nil"/>
+          <w:bottom w:val="nil"/>
+          <w:right w:val="nil"/>
+          <w:insideH w:val="nil"/>
+          <w:insideV w:val="nil"/>
+        </w:tblBorders>
+        <w:tblLayout w:type="fixed"/>
+        <w:tblLook w:val="04A0" w:firstRow="1" w:lastRow="0" w:firstColumn="1" w:lastColumn="0" w:noHBand="0" w:noVBand="1"/>
+      </w:tblPr>
+      <w:tblGrid>
+        <w:gridCol w:w="4176"/>
+        <w:gridCol w:w="4176"/>
+      </w:tblGrid>
+      <w:tr>
+        <w:trPr>
+          <w:cantSplit/>
+          <w:jc w:val="center"/>
+        </w:trPr>
+        <w:tc>
+          <w:tcPr>
+            <w:tcW w:w="4176" w:type="dxa"/>
+          </w:tcPr>
+          <w:p>
+            <w:pPr>
+              <w:jc w:val="center"/>
+              <w:rPr>
+                <w:rFonts w:ascii="Times New Roman" w:hAnsi="Times New Roman" w:cs="Times New Roman"/>
+              </w:rPr>
+            </w:pPr>
+            <w:r>
+              <w:rPr>
+                <w:rFonts w:ascii="Times New Roman" w:hAnsi="Times New Roman" w:cs="Times New Roman"/>
+                <w:noProof/>
+              </w:rPr>
+              <w:drawing>
+                <wp:inline distT="0" distB="0" distL="0" distR="0" wp14:anchorId="7B7D9ED8" wp14:editId="1D43C93E">
+                  <wp:extent cx="1993392" cy="2491740"/>
+                  <wp:effectExtent l="0" t="0" r="0" b="0"/>
+                  <wp:docPr id="21" name="Picture 21"/>
+                  <wp:cNvGraphicFramePr>
+                    <a:graphicFrameLocks xmlns:a="http://schemas.openxmlformats.org/drawingml/2006/main" noChangeAspect="1"/>
+                  </wp:cNvGraphicFramePr>
+                  <a:graphic xmlns:a="http://schemas.openxmlformats.org/drawingml/2006/main">
+                    <a:graphicData uri="http://schemas.openxmlformats.org/drawingml/2006/picture">
+                      <pic:pic xmlns:pic="http://schemas.openxmlformats.org/drawingml/2006/picture">
+                        <pic:nvPicPr>
+                          <pic:cNvPr id="0" name="admin-basic-statistics.png"/>
+                          <pic:cNvPicPr/>
+                        </pic:nvPicPr>
+                        <pic:blipFill>
+                          <a:blip r:embed="rId23"/>
+                          <a:stretch>
+                            <a:fillRect/>
+                          </a:stretch>
+                        </pic:blipFill>
+                        <pic:spPr>
+                          <a:xfrm>
+                            <a:off x="0" y="0"/>
+                            <a:ext cx="2103120" cy="2628900"/>
+                          </a:xfrm>
+                          <a:prstGeom prst="rect">
+                            <a:avLst/>
+                          </a:prstGeom>
+                        </pic:spPr>
+                      </pic:pic>
+                    </a:graphicData>
+                  </a:graphic>
+                </wp:inline>
+              </w:drawing>
+            </w:r>
+          </w:p>
+          <w:p>
+            <w:pPr>
+              <w:keepLines/>
+              <w:spacing w:before="40" w:after="60" w:line="240" w:lineRule="auto"/>
+              <w:jc w:val="center"/>
+              <w:rPr>
+                <w:rFonts w:ascii="Times New Roman" w:hAnsi="Times New Roman" w:cs="Times New Roman"/>
+              </w:rPr>
+            </w:pPr>
+            <w:r>
+              <w:rPr>
+                <w:rFonts w:ascii="Times New Roman" w:hAnsi="Times New Roman" w:cs="Times New Roman"/>
+                <w:i/>
+                <w:sz w:val="18"/>
+              </w:rPr>
+              <w:t>Figure 17. Admin basic statistics page for summary indicators, chart-based reporting, and export-oriented review.</w:t>
+            </w:r>
+          </w:p>
+        </w:tc>
+        <w:tc>
+          <w:tcPr>
+            <w:tcW w:w="4176" w:type="dxa"/>
+          </w:tcPr>
+          <w:p>
+            <w:pPr>
+              <w:jc w:val="center"/>
+              <w:rPr>
+                <w:rFonts w:ascii="Times New Roman" w:hAnsi="Times New Roman" w:cs="Times New Roman"/>
+              </w:rPr>
+            </w:pPr>
+            <w:r>
+              <w:rPr>
+                <w:rFonts w:ascii="Times New Roman" w:hAnsi="Times New Roman" w:cs="Times New Roman"/>
+                <w:noProof/>
+              </w:rPr>
+              <w:drawing>
+                <wp:inline distT="0" distB="0" distL="0" distR="0" wp14:anchorId="4C8C2444" wp14:editId="37582F41">
+                  <wp:extent cx="1993392" cy="2768600"/>
+                  <wp:effectExtent l="0" t="0" r="0" b="0"/>
+                  <wp:docPr id="22" name="Picture 22"/>
+                  <wp:cNvGraphicFramePr>
+                    <a:graphicFrameLocks xmlns:a="http://schemas.openxmlformats.org/drawingml/2006/main" noChangeAspect="1"/>
+                  </wp:cNvGraphicFramePr>
+                  <a:graphic xmlns:a="http://schemas.openxmlformats.org/drawingml/2006/main">
+                    <a:graphicData uri="http://schemas.openxmlformats.org/drawingml/2006/picture">
+                      <pic:pic xmlns:pic="http://schemas.openxmlformats.org/drawingml/2006/picture">
+                        <pic:nvPicPr>
+                          <pic:cNvPr id="0" name="admin-settings.png"/>
+                          <pic:cNvPicPr/>
+                        </pic:nvPicPr>
+                        <pic:blipFill>
+                          <a:blip r:embed="rId24"/>
+                          <a:stretch>
+                            <a:fillRect/>
+                          </a:stretch>
+                        </pic:blipFill>
+                        <pic:spPr>
+                          <a:xfrm>
+                            <a:off x="0" y="0"/>
+                            <a:ext cx="2103120" cy="2921000"/>
+                          </a:xfrm>
+                          <a:prstGeom prst="rect">
+                            <a:avLst/>
+                          </a:prstGeom>
+                        </pic:spPr>
+                      </pic:pic>
+                    </a:graphicData>
+                  </a:graphic>
+                </wp:inline>
+              </w:drawing>
+            </w:r>
+          </w:p>
+          <w:p>
+            <w:pPr>
+              <w:keepLines/>
+              <w:spacing w:before="40" w:after="60" w:line="240" w:lineRule="auto"/>
+              <w:jc w:val="center"/>
+              <w:rPr>
+                <w:rFonts w:ascii="Times New Roman" w:hAnsi="Times New Roman" w:cs="Times New Roman"/>
+              </w:rPr>
+            </w:pPr>
+            <w:r>
+              <w:rPr>
+                <w:rFonts w:ascii="Times New Roman" w:hAnsi="Times New Roman" w:cs="Times New Roman"/>
+                <w:i/>
+                <w:sz w:val="18"/>
+              </w:rPr>
+              <w:t>Figure 18. Admin settings page for platform configuration, messaging, privileges, and recovery-related controls.</w:t>
+            </w:r>
+          </w:p>
+        </w:tc>
+      </w:tr>
+    </w:tbl>
+    <w:p>
+      <w:pPr>
+        <w:keepLines/>
+        <w:spacing w:after="80" w:line="264" w:lineRule="auto"/>
+        <w:rPr>
+          <w:rFonts w:ascii="Times New Roman" w:hAnsi="Times New Roman" w:cs="Times New Roman"/>
+        </w:rPr>
+      </w:pPr>
+      <w:r>
+        <w:rPr>
+          <w:rFonts w:ascii="Times New Roman" w:hAnsi="Times New Roman" w:cs="Times New Roman"/>
+          <w:sz w:val="21"/>
+        </w:rPr>
+        <w:t>At this point the administrator workflow becomes more platform-oriented. Summary statistics support reporting and export, while the settings page exposes the controls required to tune messaging, permissions, and high-level system behaviour.</w:t>
+      </w:r>
+    </w:p>
+    <w:tbl>
+      <w:tblPr>
+        <w:tblW w:w="0" w:type="auto"/>
+        <w:jc w:val="center"/>
+        <w:tblBorders>
+          <w:top w:val="nil"/>
+          <w:left w:val="nil"/>
+          <w:bottom w:val="nil"/>
+          <w:right w:val="nil"/>
+          <w:insideH w:val="nil"/>
+          <w:insideV w:val="nil"/>
+        </w:tblBorders>
+        <w:tblLayout w:type="fixed"/>
+        <w:tblLook w:val="04A0" w:firstRow="1" w:lastRow="0" w:firstColumn="1" w:lastColumn="0" w:noHBand="0" w:noVBand="1"/>
+      </w:tblPr>
+      <w:tblGrid>
+        <w:gridCol w:w="4176"/>
+        <w:gridCol w:w="4176"/>
+      </w:tblGrid>
+      <w:tr>
+        <w:trPr>
+          <w:cantSplit/>
+          <w:jc w:val="center"/>
+        </w:trPr>
+        <w:tc>
+          <w:tcPr>
+            <w:tcW w:w="4176" w:type="dxa"/>
+          </w:tcPr>
+          <w:p>
+            <w:pPr>
+              <w:jc w:val="center"/>
+              <w:rPr>
+                <w:rFonts w:ascii="Times New Roman" w:hAnsi="Times New Roman" w:cs="Times New Roman"/>
+              </w:rPr>
+            </w:pPr>
+            <w:r>
+              <w:rPr>
+                <w:rFonts w:ascii="Times New Roman" w:hAnsi="Times New Roman" w:cs="Times New Roman"/>
+                <w:noProof/>
+              </w:rPr>
+              <w:lastRenderedPageBreak/>
+              <w:drawing>
+                <wp:inline distT="0" distB="0" distL="0" distR="0" wp14:anchorId="52CD4988" wp14:editId="288AC677">
+                  <wp:extent cx="1938528" cy="2288540"/>
+                  <wp:effectExtent l="0" t="0" r="0" b="0"/>
+                  <wp:docPr id="9" name="Picture 9"/>
+                  <wp:cNvGraphicFramePr>
+                    <a:graphicFrameLocks xmlns:a="http://schemas.openxmlformats.org/drawingml/2006/main" noChangeAspect="1"/>
+                  </wp:cNvGraphicFramePr>
+                  <a:graphic xmlns:a="http://schemas.openxmlformats.org/drawingml/2006/main">
+                    <a:graphicData uri="http://schemas.openxmlformats.org/drawingml/2006/picture">
+                      <pic:pic xmlns:pic="http://schemas.openxmlformats.org/drawingml/2006/picture">
+                        <pic:nvPicPr>
+                          <pic:cNvPr id="0" name="image.png"/>
+                          <pic:cNvPicPr/>
+                        </pic:nvPicPr>
+                        <pic:blipFill>
+                          <a:blip r:embed="rId25"/>
+                          <a:stretch>
+                            <a:fillRect/>
+                          </a:stretch>
+                        </pic:blipFill>
+                        <pic:spPr>
+                          <a:xfrm>
+                            <a:off x="0" y="0"/>
+                            <a:ext cx="2240280" cy="2644775"/>
+                          </a:xfrm>
+                          <a:prstGeom prst="rect">
+                            <a:avLst/>
+                          </a:prstGeom>
+                        </pic:spPr>
+                      </pic:pic>
+                    </a:graphicData>
+                  </a:graphic>
+                </wp:inline>
+              </w:drawing>
+            </w:r>
+          </w:p>
+          <w:p>
+            <w:pPr>
+              <w:keepLines/>
+              <w:spacing w:before="40" w:after="60" w:line="240" w:lineRule="auto"/>
+              <w:jc w:val="center"/>
+              <w:rPr>
+                <w:rFonts w:ascii="Times New Roman" w:hAnsi="Times New Roman" w:cs="Times New Roman"/>
+              </w:rPr>
+            </w:pPr>
+            <w:r>
+              <w:rPr>
+                <w:rFonts w:ascii="Times New Roman" w:hAnsi="Times New Roman" w:cs="Times New Roman"/>
+                <w:i/>
+                <w:sz w:val="18"/>
+              </w:rPr>
+              <w:t>Figure 20. Administrator dashboard providing system-wide overview, alerts, and quick-entry modules.</w:t>
+            </w:r>
+          </w:p>
+        </w:tc>
+        <w:tc>
+          <w:tcPr>
+            <w:tcW w:w="4176" w:type="dxa"/>
+          </w:tcPr>
+          <w:p>
+            <w:pPr>
+              <w:jc w:val="center"/>
+              <w:rPr>
+                <w:rFonts w:ascii="Times New Roman" w:hAnsi="Times New Roman" w:cs="Times New Roman"/>
+              </w:rPr>
+            </w:pPr>
+            <w:r>
+              <w:rPr>
+                <w:rFonts w:ascii="Times New Roman" w:hAnsi="Times New Roman" w:cs="Times New Roman"/>
+                <w:noProof/>
+              </w:rPr>
+              <w:drawing>
+                <wp:inline distT="0" distB="0" distL="0" distR="0" wp14:anchorId="6EEC97D2" wp14:editId="05895645">
+                  <wp:extent cx="1938528" cy="2288540"/>
+                  <wp:effectExtent l="0" t="0" r="0" b="0"/>
+                  <wp:docPr id="10" name="Picture 10"/>
+                  <wp:cNvGraphicFramePr>
+                    <a:graphicFrameLocks xmlns:a="http://schemas.openxmlformats.org/drawingml/2006/main" noChangeAspect="1"/>
+                  </wp:cNvGraphicFramePr>
+                  <a:graphic xmlns:a="http://schemas.openxmlformats.org/drawingml/2006/main">
+                    <a:graphicData uri="http://schemas.openxmlformats.org/drawingml/2006/picture">
+                      <pic:pic xmlns:pic="http://schemas.openxmlformats.org/drawingml/2006/picture">
+                        <pic:nvPicPr>
+                          <pic:cNvPr id="0" name="image.png"/>
+                          <pic:cNvPicPr/>
+                        </pic:nvPicPr>
+                        <pic:blipFill>
+                          <a:blip r:embed="rId26"/>
+                          <a:stretch>
+                            <a:fillRect/>
+                          </a:stretch>
+                        </pic:blipFill>
+                        <pic:spPr>
+                          <a:xfrm>
+                            <a:off x="0" y="0"/>
+                            <a:ext cx="2240280" cy="2644775"/>
+                          </a:xfrm>
+                          <a:prstGeom prst="rect">
+                            <a:avLst/>
+                          </a:prstGeom>
+                        </pic:spPr>
+                      </pic:pic>
+                    </a:graphicData>
+                  </a:graphic>
+                </wp:inline>
+              </w:drawing>
+            </w:r>
+          </w:p>
+          <w:p>
+            <w:pPr>
+              <w:keepLines/>
+              <w:spacing w:before="40" w:after="60" w:line="240" w:lineRule="auto"/>
+              <w:jc w:val="center"/>
+              <w:rPr>
+                <w:rFonts w:ascii="Times New Roman" w:hAnsi="Times New Roman" w:cs="Times New Roman"/>
+              </w:rPr>
+            </w:pPr>
+            <w:r>
+              <w:rPr>
+                <w:rFonts w:ascii="Times New Roman" w:hAnsi="Times New Roman" w:cs="Times New Roman"/>
+                <w:i/>
+                <w:sz w:val="18"/>
+              </w:rPr>
+              <w:t>Figure 21. Password reset processing page used by administrators to approve or reject account recovery requests.</w:t>
+            </w:r>
+          </w:p>
+        </w:tc>
+      </w:tr>
+    </w:tbl>
+    <w:p>
+      <w:pPr>
+        <w:keepLines/>
+        <w:spacing w:after="80" w:line="264" w:lineRule="auto"/>
+        <w:rPr>
+          <w:rFonts w:ascii="Times New Roman" w:hAnsi="Times New Roman" w:cs="Times New Roman"/>
+        </w:rPr>
+      </w:pPr>
+      <w:r>
+        <w:rPr>
+          <w:rFonts w:ascii="Times New Roman" w:hAnsi="Times New Roman" w:cs="Times New Roman"/>
+          <w:sz w:val="21"/>
+        </w:rPr>
+        <w:t>These two screens illustrate the most sensitive operational area of the platform. The dashboard aggregates system-wide signals, and the password reset page turns that overview into a concrete account-recovery decision workflow.</w:t>
+      </w:r>
+    </w:p>
+    <w:p>
+      <w:pPr>
+        <w:keepNext/>
+        <w:spacing w:before="100" w:after="60" w:line="264" w:lineRule="auto"/>
+        <w:rPr>
+          <w:rFonts w:ascii="Times New Roman" w:hAnsi="Times New Roman" w:cs="Times New Roman"/>
+        </w:rPr>
+      </w:pPr>
+      <w:r>
+        <w:rPr>
+          <w:rFonts w:ascii="Times New Roman" w:hAnsi="Times New Roman" w:cs="Times New Roman"/>
           <w:b/>
-          <w:bCs/>
-        </w:rPr>
-        <w:t xml:space="preserve">ApplicationHandler </w:t>
-      </w:r>
-      <w:r>
-        <w:t xml:space="preserve">manages role-scoped application listing, application detail, and status transitions such as approval, rejection, and withdrawal. </w:t>
-      </w:r>
-      <w:r>
-        <w:rPr>
-          <w:b/>
-          <w:bCs/>
-        </w:rPr>
-        <w:t>DraftHandler</w:t>
-      </w:r>
-      <w:r>
-        <w:t xml:space="preserve"> manages server-side TA application drafts so users can continue unfinished applications from another browser session. </w:t>
-      </w:r>
-      <w:r>
-        <w:rPr>
-          <w:b/>
-          <w:bCs/>
-        </w:rPr>
-        <w:t xml:space="preserve">UploadHandler </w:t>
-      </w:r>
-      <w:r>
-        <w:t xml:space="preserve">manages PDF upload and download. </w:t>
-      </w:r>
-      <w:r>
-        <w:rPr>
-          <w:b/>
-          <w:bCs/>
-        </w:rPr>
-        <w:t xml:space="preserve">NotificationHandler </w:t>
-      </w:r>
-      <w:r>
-        <w:t xml:space="preserve">manages user notifications and read status. </w:t>
-      </w:r>
-      <w:r>
-        <w:rPr>
-          <w:b/>
-          <w:bCs/>
-        </w:rPr>
-        <w:t>AdminHandler</w:t>
-      </w:r>
-      <w:r>
-        <w:t xml:space="preserve"> contains administrative functions such as user management, workload statistics, audit logs, system settings, export tasks, bulk notifications, and password-reset processing.</w:t>
-      </w:r>
-    </w:p>
-    <w:p>
-      <w:r>
-        <w:rPr>
-          <w:noProof/>
-        </w:rPr>
-        <w:lastRenderedPageBreak/>
+        </w:rPr>
+        <w:t>Version control and collaboration</w:t>
+      </w:r>
+    </w:p>
+    <w:p>
+      <w:pPr>
+        <w:spacing w:after="80" w:line="264" w:lineRule="auto"/>
+        <w:rPr>
+          <w:rFonts w:ascii="Times New Roman" w:hAnsi="Times New Roman" w:cs="Times New Roman"/>
+        </w:rPr>
+      </w:pPr>
+      <w:r>
+        <w:rPr>
+          <w:rFonts w:ascii="Times New Roman" w:hAnsi="Times New Roman" w:cs="Times New Roman"/>
+        </w:rPr>
+        <w:t>Git supported collaboration, change traceability, and release comparison throughout the project. Because the codebase is already separated into frontend folders, backend handlers, models, services, and tests, team members could work on different slices of the system with relatively low conflict risk. Commits were linked to identifiable user-story increments such as draft recovery, upload validation, password reset processing, UI improvements, and statistics pages. Version control also helped the group compare intermediate versions, keep a recoverable baseline, and organise the move from an earlier test version to the more complete current build reflected in the user manual.</w:t>
+      </w:r>
+    </w:p>
+    <w:p>
+      <w:pPr>
+        <w:keepNext/>
+        <w:spacing w:after="80" w:line="264" w:lineRule="auto"/>
+        <w:jc w:val="center"/>
+        <w:rPr>
+          <w:rFonts w:ascii="Times New Roman" w:hAnsi="Times New Roman" w:cs="Times New Roman"/>
+          <w:sz w:val="21"/>
+        </w:rPr>
+      </w:pPr>
+      <w:r>
+        <w:rPr>
+          <w:rFonts w:ascii="Times New Roman" w:hAnsi="Times New Roman" w:cs="Times New Roman"/>
+          <w:sz w:val="21"/>
+          <w:lang w:val="en-US"/>
+        </w:rPr>
         <w:drawing>
-          <wp:inline distT="0" distB="0" distL="0" distR="0" wp14:anchorId="4BEE871A" wp14:editId="18C1C485">
-            <wp:extent cx="5731510" cy="2094230"/>
-            <wp:effectExtent l="0" t="0" r="2540" b="1270"/>
-            <wp:docPr id="2097242773" name="图片 1"/>
+          <wp:inline distT="0" distB="0" distL="0" distR="0" wp14:anchorId="69CF19F9" wp14:editId="2DFFAACF">
+            <wp:extent cx="5731510" cy="2875915"/>
+            <wp:effectExtent l="0" t="0" r="2540" b="635"/>
+            <wp:docPr id="1883809061" name="图片 2"/>
             <wp:cNvGraphicFramePr>
               <a:graphicFrameLocks xmlns:a="http://schemas.openxmlformats.org/drawingml/2006/main" noChangeAspect="1"/>
             </wp:cNvGraphicFramePr>
@@ -701,106 +3330,13 @@
               <a:graphicData uri="http://schemas.openxmlformats.org/drawingml/2006/picture">
                 <pic:pic xmlns:pic="http://schemas.openxmlformats.org/drawingml/2006/picture">
                   <pic:nvPicPr>
-                    <pic:cNvPr id="2097242773" name=""/>
-                    <pic:cNvPicPr/>
-                  </pic:nvPicPr>
-                  <pic:blipFill>
-                    <a:blip r:embed="rId7"/>
-                    <a:stretch>
-                      <a:fillRect/>
-                    </a:stretch>
-                  </pic:blipFill>
-                  <pic:spPr>
-                    <a:xfrm>
-                      <a:off x="0" y="0"/>
-                      <a:ext cx="5731510" cy="2094230"/>
-                    </a:xfrm>
-                    <a:prstGeom prst="rect">
-                      <a:avLst/>
-                    </a:prstGeom>
-                  </pic:spPr>
-                </pic:pic>
-              </a:graphicData>
-            </a:graphic>
-          </wp:inline>
-        </w:drawing>
-      </w:r>
-    </w:p>
-    <w:p>
-      <w:pPr>
-        <w:jc w:val="center"/>
-        <w:rPr>
-          <w:rFonts w:hint="eastAsia"/>
-        </w:rPr>
-      </w:pPr>
-      <w:r>
-        <w:rPr>
-          <w:rFonts w:hint="eastAsia"/>
-        </w:rPr>
-        <w:t xml:space="preserve">Figure: some of the </w:t>
-      </w:r>
-      <w:r>
-        <w:rPr>
-          <w:rFonts w:hint="eastAsia"/>
-        </w:rPr>
-        <w:t>handlers</w:t>
-      </w:r>
-    </w:p>
-    <w:p>
-      <w:r>
-        <w:t xml:space="preserve">The main data models are User, Job, Application, ApplicationDraft, Notification, PasswordResetRequest, AuditLog, ExportTask, and AdminRoleTemplate. These models keep the JSON structure explicit and readable. For example, </w:t>
-      </w:r>
-      <w:r>
-        <w:rPr>
-          <w:b/>
-          <w:bCs/>
-        </w:rPr>
-        <w:t xml:space="preserve">Application </w:t>
-      </w:r>
-      <w:r>
-        <w:t xml:space="preserve">stores the applicant, target job, CV filename, cover letter, status, priority preference, and timestamps. </w:t>
-      </w:r>
-      <w:r>
-        <w:rPr>
-          <w:b/>
-          <w:bCs/>
-        </w:rPr>
-        <w:t>Job</w:t>
-      </w:r>
-      <w:r>
-        <w:t xml:space="preserve"> stores the job type, course information, quota, schedule, weekly hours, deadline, and type-specific fields for course TA, lab TA, final exam TA, and class test TA work.</w:t>
-      </w:r>
-    </w:p>
-    <w:p>
-      <w:pPr>
-        <w:rPr>
-          <w:lang w:val="en-US"/>
-        </w:rPr>
-      </w:pPr>
-      <w:r>
-        <w:rPr>
-          <w:noProof/>
-          <w:lang w:val="en-US"/>
-        </w:rPr>
-        <w:drawing>
-          <wp:inline distT="0" distB="0" distL="0" distR="0" wp14:anchorId="5C9CD99D" wp14:editId="085537D3">
-            <wp:extent cx="5731510" cy="2118360"/>
-            <wp:effectExtent l="0" t="0" r="2540" b="0"/>
-            <wp:docPr id="634499239" name="图片 3"/>
-            <wp:cNvGraphicFramePr>
-              <a:graphicFrameLocks xmlns:a="http://schemas.openxmlformats.org/drawingml/2006/main" noChangeAspect="1"/>
-            </wp:cNvGraphicFramePr>
-            <a:graphic xmlns:a="http://schemas.openxmlformats.org/drawingml/2006/main">
-              <a:graphicData uri="http://schemas.openxmlformats.org/drawingml/2006/picture">
-                <pic:pic xmlns:pic="http://schemas.openxmlformats.org/drawingml/2006/picture">
-                  <pic:nvPicPr>
-                    <pic:cNvPr id="0" name="Picture 7"/>
+                    <pic:cNvPr id="0" name="Picture 6"/>
                     <pic:cNvPicPr>
                       <a:picLocks noChangeAspect="1" noChangeArrowheads="1"/>
                     </pic:cNvPicPr>
                   </pic:nvPicPr>
                   <pic:blipFill>
-                    <a:blip r:embed="rId8">
+                    <a:blip r:embed="rId27" cstate="print">
                       <a:extLst>
                         <a:ext uri="{28A0092B-C50C-407E-A947-70E740481C1C}">
                           <a14:useLocalDpi xmlns:a14="http://schemas.microsoft.com/office/drawing/2010/main" val="0"/>
@@ -815,7 +3351,7 @@
                   <pic:spPr bwMode="auto">
                     <a:xfrm>
                       <a:off x="0" y="0"/>
-                      <a:ext cx="5731510" cy="2118360"/>
+                      <a:ext cx="5731510" cy="2875915"/>
                     </a:xfrm>
                     <a:prstGeom prst="rect">
                       <a:avLst/>
@@ -831,361 +3367,29 @@
           </wp:inline>
         </w:drawing>
       </w:r>
-    </w:p>
-    <w:p>
-      <w:pPr>
-        <w:jc w:val="center"/>
-        <w:rPr>
-          <w:rFonts w:hint="eastAsia"/>
-        </w:rPr>
-      </w:pPr>
-      <w:r>
-        <w:rPr>
-          <w:rFonts w:hint="eastAsia"/>
-        </w:rPr>
-        <w:t>Figure: some of the models</w:t>
-      </w:r>
-    </w:p>
-    <w:p>
-      <w:r>
-        <w:t>Main.java creates the HTTP server, initialises DataService, registers all API contexts, and starts a fixed thread pool. DataService creates the data and uploads folders if required, seeds default users and demonstration data, manages in-memory sessions, and provides synchronised methods for reading and writing JSON files. The handlers use DataService rather than directly accessing files. This keeps endpoint code focused on HTTP parsing, role checks, validation, and response formatting.</w:t>
-      </w:r>
-    </w:p>
-    <w:p>
-      <w:r>
-        <w:t xml:space="preserve">Authentication is token-based. After successful login or registration, DataService creates a session token and the frontend stores it in localStorage. api.js attaches the token to later requests using an Authorization header. The backend authenticate </w:t>
-      </w:r>
-      <w:r>
-        <w:lastRenderedPageBreak/>
-        <w:t>method resolves the token to a User object. Role checks are performed in each handler. For example, only TA users can submit applications and drafts, MO users can only manage their own job postings, and admin-only operations require an ADMIN account. Additional checks are used for sensitive operations, such as password reset approval and user management.</w:t>
-      </w:r>
-    </w:p>
-    <w:p>
-      <w:r>
-        <w:rPr>
-          <w:b/>
-        </w:rPr>
-        <w:t>Frontend implementation</w:t>
-      </w:r>
-    </w:p>
-    <w:p>
-      <w:pPr>
-        <w:rPr>
-          <w:lang w:val="en-US"/>
-        </w:rPr>
-      </w:pPr>
-      <w:r>
-        <w:rPr>
-          <w:lang w:val="en-US"/>
-        </w:rPr>
-        <w:t xml:space="preserve">From a design perspective, </w:t>
-      </w:r>
-      <w:r>
-        <w:rPr>
-          <w:rFonts w:hint="eastAsia"/>
-          <w:lang w:val="en-US"/>
-        </w:rPr>
-        <w:t>our</w:t>
-      </w:r>
-      <w:r>
-        <w:rPr>
-          <w:lang w:val="en-US"/>
-        </w:rPr>
-        <w:t xml:space="preserve"> interface employs a clean card-based layout with clear visual hierarchy and ample white space, which enhances scannability and follows the F-shaped reading pattern. The primary buttons (“Browse Open Positions”, “View positions”) are visually prominent with solid fills, while secondary actions (“View all”) use subtle text links, effectively communicating priority. However, the click targets for these text links are relatively small, which could reduce efficiency per Fitts’s law. The second page’s form lacks a visible submit button (not shown in the snippet), potentially disrupting the user’s mental model of form completion. Additionally, no required-field indicators or inline validation are present, increasing the risk of submission errors. Overall, the layout and labeling are user-friendly, but improving button consistency, enlarging touch targets, and adding submission feedback would further enhance usability.</w:t>
-      </w:r>
-    </w:p>
-    <w:p>
-      <w:pPr>
-        <w:rPr>
-          <w:lang w:val="en-US"/>
-        </w:rPr>
-      </w:pPr>
-    </w:p>
-    <w:p>
-      <w:pPr>
-        <w:ind w:left="120" w:hangingChars="50" w:hanging="120"/>
-      </w:pPr>
-      <w:r>
-        <w:rPr>
-          <w:noProof/>
-        </w:rPr>
-        <w:drawing>
-          <wp:inline distT="0" distB="0" distL="0" distR="0" wp14:anchorId="0DB233D6" wp14:editId="76293197">
-            <wp:extent cx="5731510" cy="2882265"/>
-            <wp:effectExtent l="0" t="0" r="2540" b="0"/>
-            <wp:docPr id="1904857954" name="图片 1"/>
-            <wp:cNvGraphicFramePr>
-              <a:graphicFrameLocks xmlns:a="http://schemas.openxmlformats.org/drawingml/2006/main" noChangeAspect="1"/>
-            </wp:cNvGraphicFramePr>
-            <a:graphic xmlns:a="http://schemas.openxmlformats.org/drawingml/2006/main">
-              <a:graphicData uri="http://schemas.openxmlformats.org/drawingml/2006/picture">
-                <pic:pic xmlns:pic="http://schemas.openxmlformats.org/drawingml/2006/picture">
-                  <pic:nvPicPr>
-                    <pic:cNvPr id="1904857954" name=""/>
-                    <pic:cNvPicPr/>
-                  </pic:nvPicPr>
-                  <pic:blipFill>
-                    <a:blip r:embed="rId9"/>
-                    <a:stretch>
-                      <a:fillRect/>
-                    </a:stretch>
-                  </pic:blipFill>
-                  <pic:spPr>
-                    <a:xfrm>
-                      <a:off x="0" y="0"/>
-                      <a:ext cx="5731510" cy="2882265"/>
-                    </a:xfrm>
-                    <a:prstGeom prst="rect">
-                      <a:avLst/>
-                    </a:prstGeom>
-                  </pic:spPr>
-                </pic:pic>
-              </a:graphicData>
-            </a:graphic>
-          </wp:inline>
-        </w:drawing>
-      </w:r>
-    </w:p>
-    <w:p>
-      <w:pPr>
-        <w:jc w:val="center"/>
-      </w:pPr>
-      <w:r>
-        <w:rPr>
-          <w:rFonts w:hint="eastAsia"/>
-        </w:rPr>
-        <w:t>Figure: TA applying for jobs</w:t>
-      </w:r>
-    </w:p>
-    <w:p>
-      <w:r>
-        <w:rPr>
-          <w:noProof/>
-        </w:rPr>
-        <w:lastRenderedPageBreak/>
-        <w:drawing>
-          <wp:inline distT="0" distB="0" distL="0" distR="0" wp14:anchorId="22973FC3" wp14:editId="1F75E19A">
-            <wp:extent cx="5731510" cy="2919730"/>
-            <wp:effectExtent l="0" t="0" r="2540" b="0"/>
-            <wp:docPr id="1097677008" name="图片 1"/>
-            <wp:cNvGraphicFramePr>
-              <a:graphicFrameLocks xmlns:a="http://schemas.openxmlformats.org/drawingml/2006/main" noChangeAspect="1"/>
-            </wp:cNvGraphicFramePr>
-            <a:graphic xmlns:a="http://schemas.openxmlformats.org/drawingml/2006/main">
-              <a:graphicData uri="http://schemas.openxmlformats.org/drawingml/2006/picture">
-                <pic:pic xmlns:pic="http://schemas.openxmlformats.org/drawingml/2006/picture">
-                  <pic:nvPicPr>
-                    <pic:cNvPr id="1097677008" name=""/>
-                    <pic:cNvPicPr/>
-                  </pic:nvPicPr>
-                  <pic:blipFill>
-                    <a:blip r:embed="rId10"/>
-                    <a:stretch>
-                      <a:fillRect/>
-                    </a:stretch>
-                  </pic:blipFill>
-                  <pic:spPr>
-                    <a:xfrm>
-                      <a:off x="0" y="0"/>
-                      <a:ext cx="5731510" cy="2919730"/>
-                    </a:xfrm>
-                    <a:prstGeom prst="rect">
-                      <a:avLst/>
-                    </a:prstGeom>
-                  </pic:spPr>
-                </pic:pic>
-              </a:graphicData>
-            </a:graphic>
-          </wp:inline>
-        </w:drawing>
-      </w:r>
-    </w:p>
-    <w:p>
-      <w:pPr>
-        <w:jc w:val="center"/>
-      </w:pPr>
-      <w:r>
-        <w:rPr>
-          <w:rFonts w:hint="eastAsia"/>
-        </w:rPr>
-        <w:t>Figure: MO posting new jobs</w:t>
-      </w:r>
-    </w:p>
-    <w:p>
-      <w:pPr>
-        <w:rPr>
-          <w:rFonts w:hint="eastAsia"/>
-        </w:rPr>
-      </w:pPr>
-    </w:p>
-    <w:p>
-      <w:r>
-        <w:drawing>
-          <wp:inline distT="0" distB="0" distL="0" distR="0" wp14:anchorId="13866A21" wp14:editId="68EC8007">
-            <wp:extent cx="5731510" cy="2906395"/>
-            <wp:effectExtent l="0" t="0" r="2540" b="8255"/>
-            <wp:docPr id="168730624" name="图片 1"/>
-            <wp:cNvGraphicFramePr>
-              <a:graphicFrameLocks xmlns:a="http://schemas.openxmlformats.org/drawingml/2006/main" noChangeAspect="1"/>
-            </wp:cNvGraphicFramePr>
-            <a:graphic xmlns:a="http://schemas.openxmlformats.org/drawingml/2006/main">
-              <a:graphicData uri="http://schemas.openxmlformats.org/drawingml/2006/picture">
-                <pic:pic xmlns:pic="http://schemas.openxmlformats.org/drawingml/2006/picture">
-                  <pic:nvPicPr>
-                    <pic:cNvPr id="168730624" name=""/>
-                    <pic:cNvPicPr/>
-                  </pic:nvPicPr>
-                  <pic:blipFill>
-                    <a:blip r:embed="rId11"/>
-                    <a:stretch>
-                      <a:fillRect/>
-                    </a:stretch>
-                  </pic:blipFill>
-                  <pic:spPr>
-                    <a:xfrm>
-                      <a:off x="0" y="0"/>
-                      <a:ext cx="5731510" cy="2906395"/>
-                    </a:xfrm>
-                    <a:prstGeom prst="rect">
-                      <a:avLst/>
-                    </a:prstGeom>
-                  </pic:spPr>
-                </pic:pic>
-              </a:graphicData>
-            </a:graphic>
-          </wp:inline>
-        </w:drawing>
-      </w:r>
-    </w:p>
-    <w:p>
-      <w:pPr>
-        <w:jc w:val="center"/>
-        <w:rPr>
-          <w:rFonts w:hint="eastAsia"/>
-        </w:rPr>
-      </w:pPr>
-      <w:r>
-        <w:rPr>
-          <w:rFonts w:hint="eastAsia"/>
-        </w:rPr>
-        <w:t>Figure: Admin portal login page</w:t>
-      </w:r>
-    </w:p>
-    <w:p>
-      <w:r>
-        <w:rPr>
-          <w:b/>
-        </w:rPr>
-        <w:t>Build plan and deployment</w:t>
-      </w:r>
-    </w:p>
-    <w:p>
-      <w:r>
-        <w:t>The build plan is intentionally lightweight. The build.bat script compiles model, service, handler, and main Java source files into the out folder using javac with UTF-8 encoding and Gson on the classpath. The run.bat script starts the server and prints the local URLs for the TA, MO, and admin portals. In PowerShell, the scripts are run as .\build.bat and .\run.bat. The default server port is 8080, with an optional custom port argument. Because the frontend is served by StaticHandler from the same project folder, no separate frontend build step is needed.</w:t>
-      </w:r>
-    </w:p>
-    <w:p>
-      <w:r>
-        <w:rPr>
-          <w:b/>
-        </w:rPr>
-        <w:lastRenderedPageBreak/>
-        <w:t>Version control and collaboration</w:t>
-      </w:r>
-    </w:p>
-    <w:p>
-      <w:r>
-        <w:t>Git was used to support collaboration and traceability. The project is divided into role-specific directories and backend packages, allowing members to work on TA, MO, admin, handlers, models, and tests with fewer conflicts. Changes were committed incrementally with descriptions tied to user stories, such as draft recovery, upload validation, withdrawal rules, and UI improvements. Version control also helped compare Test_Version_01 and Test_Version_02, preserve a working baseline, and review later refinements before merging. Generated files and runtime data need careful handling because JSON demo data and compiled class files can change after running or building the project; this was considered when preparing commits.</w:t>
-      </w:r>
-    </w:p>
-    <w:p>
-      <w:r>
-        <w:drawing>
-          <wp:inline distT="0" distB="0" distL="0" distR="0" wp14:anchorId="15CAB715" wp14:editId="5981FE9E">
-            <wp:extent cx="5731510" cy="2875915"/>
-            <wp:effectExtent l="0" t="0" r="2540" b="635"/>
-            <wp:docPr id="645108328" name="图片 1"/>
-            <wp:cNvGraphicFramePr>
-              <a:graphicFrameLocks xmlns:a="http://schemas.openxmlformats.org/drawingml/2006/main" noChangeAspect="1"/>
-            </wp:cNvGraphicFramePr>
-            <a:graphic xmlns:a="http://schemas.openxmlformats.org/drawingml/2006/main">
-              <a:graphicData uri="http://schemas.openxmlformats.org/drawingml/2006/picture">
-                <pic:pic xmlns:pic="http://schemas.openxmlformats.org/drawingml/2006/picture">
-                  <pic:nvPicPr>
-                    <pic:cNvPr id="645108328" name=""/>
-                    <pic:cNvPicPr/>
-                  </pic:nvPicPr>
-                  <pic:blipFill>
-                    <a:blip r:embed="rId12"/>
-                    <a:stretch>
-                      <a:fillRect/>
-                    </a:stretch>
-                  </pic:blipFill>
-                  <pic:spPr>
-                    <a:xfrm>
-                      <a:off x="0" y="0"/>
-                      <a:ext cx="5731510" cy="2875915"/>
-                    </a:xfrm>
-                    <a:prstGeom prst="rect">
-                      <a:avLst/>
-                    </a:prstGeom>
-                  </pic:spPr>
-                </pic:pic>
-              </a:graphicData>
-            </a:graphic>
-          </wp:inline>
-        </w:drawing>
-      </w:r>
-      <w:r>
-        <w:drawing>
-          <wp:inline distT="0" distB="0" distL="0" distR="0" wp14:anchorId="3B757DED" wp14:editId="4A8A2302">
-            <wp:extent cx="5731510" cy="2927350"/>
-            <wp:effectExtent l="0" t="0" r="2540" b="6350"/>
-            <wp:docPr id="1775464700" name="图片 1"/>
-            <wp:cNvGraphicFramePr>
-              <a:graphicFrameLocks xmlns:a="http://schemas.openxmlformats.org/drawingml/2006/main" noChangeAspect="1"/>
-            </wp:cNvGraphicFramePr>
-            <a:graphic xmlns:a="http://schemas.openxmlformats.org/drawingml/2006/main">
-              <a:graphicData uri="http://schemas.openxmlformats.org/drawingml/2006/picture">
-                <pic:pic xmlns:pic="http://schemas.openxmlformats.org/drawingml/2006/picture">
-                  <pic:nvPicPr>
-                    <pic:cNvPr id="1775464700" name=""/>
-                    <pic:cNvPicPr/>
-                  </pic:nvPicPr>
-                  <pic:blipFill>
-                    <a:blip r:embed="rId13"/>
-                    <a:stretch>
-                      <a:fillRect/>
-                    </a:stretch>
-                  </pic:blipFill>
-                  <pic:spPr>
-                    <a:xfrm>
-                      <a:off x="0" y="0"/>
-                      <a:ext cx="5731510" cy="2927350"/>
-                    </a:xfrm>
-                    <a:prstGeom prst="rect">
-                      <a:avLst/>
-                    </a:prstGeom>
-                  </pic:spPr>
-                </pic:pic>
-              </a:graphicData>
-            </a:graphic>
-          </wp:inline>
-        </w:drawing>
-      </w:r>
-    </w:p>
-    <w:p>
-      <w:pPr>
-        <w:jc w:val="center"/>
-        <w:rPr>
-          <w:rFonts w:hint="eastAsia"/>
-        </w:rPr>
-      </w:pPr>
-      <w:r>
-        <w:rPr>
-          <w:rFonts w:hint="eastAsia"/>
-        </w:rPr>
-        <w:t>Figure: update the version consistantly</w:t>
+      <w:r>
+        <w:rPr>
+          <w:rFonts w:ascii="Times New Roman" w:hAnsi="Times New Roman" w:cs="Times New Roman"/>
+          <w:i/>
+          <w:sz w:val="18"/>
+        </w:rPr>
+        <w:t>Figure 22. Git version history showing iterative development and refinement of the project.</w:t>
+      </w:r>
+    </w:p>
+    <w:p>
+      <w:pPr>
+        <w:keepLines/>
+        <w:spacing w:after="80" w:line="264" w:lineRule="auto"/>
+        <w:rPr>
+          <w:rFonts w:ascii="Times New Roman" w:hAnsi="Times New Roman" w:cs="Times New Roman"/>
+        </w:rPr>
+      </w:pPr>
+      <w:r>
+        <w:rPr>
+          <w:rFonts w:ascii="Times New Roman" w:hAnsi="Times New Roman" w:cs="Times New Roman"/>
+          <w:sz w:val="21"/>
+        </w:rPr>
+        <w:t>The version-history evidence reinforces the collaboration discussion by showing that refinement happened iteratively rather than in one final merge step.</w:t>
       </w:r>
     </w:p>
     <w:p>
@@ -1195,6 +3399,7 @@
           <w:ilvl w:val="0"/>
           <w:numId w:val="1"/>
         </w:numPr>
+        <w:spacing w:line="264" w:lineRule="auto"/>
         <w:ind w:left="284"/>
         <w:rPr>
           <w:rFonts w:ascii="Times New Roman" w:hAnsi="Times New Roman" w:cs="Times New Roman"/>
@@ -1210,26 +3415,31 @@
     </w:p>
     <w:p>
       <w:pPr>
-        <w:rPr>
-          <w:rFonts w:hint="eastAsia"/>
-        </w:rPr>
-      </w:pPr>
-      <w:r>
-        <w:rPr>
-          <w:rFonts w:hint="eastAsia"/>
+        <w:keepNext/>
+        <w:spacing w:before="100" w:after="60" w:line="264" w:lineRule="auto"/>
+        <w:rPr>
+          <w:rFonts w:ascii="Times New Roman" w:hAnsi="Times New Roman" w:cs="Times New Roman"/>
+        </w:rPr>
+      </w:pPr>
+      <w:r>
+        <w:rPr>
+          <w:rFonts w:ascii="Times New Roman" w:hAnsi="Times New Roman" w:cs="Times New Roman"/>
           <w:b/>
         </w:rPr>
         <w:t>Unit testing</w:t>
       </w:r>
     </w:p>
     <w:p>
-      <w:r>
+      <w:pPr>
+        <w:rPr>
+          <w:rFonts w:ascii="Times New Roman" w:hAnsi="Times New Roman" w:cs="Times New Roman"/>
+        </w:rPr>
+      </w:pPr>
+      <w:r>
+        <w:rPr>
+          <w:rFonts w:ascii="Times New Roman" w:hAnsi="Times New Roman" w:cs="Times New Roman"/>
+        </w:rPr>
         <w:t>We conducted unit testing by simulating three distinct roles—instructor, teaching assistant, and administrator—across the system’s core modules. Each role was assigned a dedicated test account to verify that permissions, workflows, and interfaces behave as expected. For instructors, we focused on creating TA positions, setting deadlines, and reviewing applicants. For TAs, we tested application submission, document uploads, and viewing assignment status. For administrators, we validated notification broadcasting, quota management, and overall dashboard statistics. By isolating each module (e.g., job creation, application list, profile updates) and executing role-specific operations, we uncovered several edge cases: a TA could accidentally edit a submitted application before the deadline; an instructor saw pending counts that did not refresh in real time; and an admin’s quota change failed to trigger a warning when overbooked. These unit tests confirmed that while basic CRUD functions worked, cross-role data synchronization and real-time updates needed refinement. This role-based simulation approach proved efficient—it allowed us to catch permission leaks and workflow gaps early, ensuring that the final interface remains both secure and user-friendly for all stakeholders.</w:t>
-      </w:r>
-    </w:p>
-    <w:p>
-      <w:r>
-        <w:t>Overall, the testing strategy improved the reliability of the system by connecting user stories to executable tests. It also supported safe refactoring and UI improvement: after enhancing TA pages, backend compilation and TA regression tests confirmed that the core behaviour remained stable.</w:t>
       </w:r>
     </w:p>
     <w:p>
@@ -1239,6 +3449,7 @@
           <w:ilvl w:val="0"/>
           <w:numId w:val="1"/>
         </w:numPr>
+        <w:spacing w:before="100" w:after="60" w:line="264" w:lineRule="auto"/>
         <w:ind w:left="284"/>
         <w:rPr>
           <w:rFonts w:ascii="Times New Roman" w:hAnsi="Times New Roman" w:cs="Times New Roman"/>
@@ -1253,70 +3464,22 @@
     </w:p>
     <w:p>
       <w:pPr>
-        <w:rPr>
-          <w:rFonts w:ascii="Times New Roman" w:hAnsi="Times New Roman" w:cs="Times New Roman"/>
-        </w:rPr>
-      </w:pPr>
-      <w:r>
-        <w:rPr>
-          <w:rFonts w:ascii="Times New Roman" w:hAnsi="Times New Roman" w:cs="Times New Roman"/>
-        </w:rPr>
-        <w:t>Describe the GenAI tool(s) used at different stages of the software development process. Critically evaluate their effectiveness in supporting development activities and discuss their limitations and challenges.</w:t>
-      </w:r>
-    </w:p>
-    <w:p>
-      <w:pPr>
-        <w:rPr>
-          <w:rFonts w:ascii="Times New Roman" w:hAnsi="Times New Roman" w:cs="Times New Roman"/>
-          <w:color w:val="FF0000"/>
-        </w:rPr>
-      </w:pPr>
-      <w:r>
-        <w:rPr>
-          <w:rFonts w:ascii="Times New Roman" w:hAnsi="Times New Roman" w:cs="Times New Roman"/>
-          <w:color w:val="FF0000"/>
-        </w:rPr>
-        <w:t xml:space="preserve">To here  - </w:t>
-      </w:r>
-      <w:r>
-        <w:rPr>
-          <w:rFonts w:ascii="Times New Roman" w:hAnsi="Times New Roman" w:cs="Times New Roman"/>
-          <w:color w:val="FF0000"/>
-        </w:rPr>
-        <w:t>No more than 1</w:t>
-      </w:r>
-      <w:r>
-        <w:rPr>
-          <w:rFonts w:ascii="Times New Roman" w:hAnsi="Times New Roman" w:cs="Times New Roman"/>
-          <w:color w:val="FF0000"/>
-        </w:rPr>
-        <w:t>0</w:t>
-      </w:r>
-      <w:r>
-        <w:rPr>
-          <w:rFonts w:ascii="Times New Roman" w:hAnsi="Times New Roman" w:cs="Times New Roman"/>
-          <w:color w:val="FF0000"/>
-        </w:rPr>
-        <w:t xml:space="preserve"> pages</w:t>
-      </w:r>
-      <w:r>
-        <w:rPr>
-          <w:rFonts w:ascii="Times New Roman" w:hAnsi="Times New Roman" w:cs="Times New Roman"/>
-          <w:color w:val="FF0000"/>
-        </w:rPr>
-        <w:t xml:space="preserve"> including </w:t>
-      </w:r>
-      <w:r>
-        <w:rPr>
-          <w:rFonts w:ascii="Times New Roman" w:hAnsi="Times New Roman" w:cs="Times New Roman"/>
-          <w:color w:val="FF0000"/>
-        </w:rPr>
-        <w:t>tables, charts, figures and diagrams you may have.</w:t>
+        <w:spacing w:after="80" w:line="264" w:lineRule="auto"/>
+        <w:rPr>
+          <w:rFonts w:ascii="Times New Roman" w:hAnsi="Times New Roman" w:cs="Times New Roman"/>
+        </w:rPr>
+      </w:pPr>
+      <w:r>
+        <w:rPr>
+          <w:rFonts w:ascii="Times New Roman" w:hAnsi="Times New Roman" w:cs="Times New Roman"/>
+        </w:rPr>
+        <w:t>During the frontend and backend development, we leveraged GenAI to assist with fixing bugs in the code and providing good solutions to practical coding problems. Additionally, since we hadn't yet learned some of the web development techniques, we also used AI to aid us in the development process.</w:t>
       </w:r>
     </w:p>
     <w:p>
       <w:pPr>
         <w:pStyle w:val="1"/>
+        <w:spacing w:before="160" w:line="264" w:lineRule="auto"/>
         <w:rPr>
           <w:rFonts w:ascii="Times New Roman" w:hAnsi="Times New Roman" w:cs="Times New Roman"/>
         </w:rPr>
@@ -1330,96 +3493,65 @@
     </w:p>
     <w:p>
       <w:pPr>
-        <w:rPr>
-          <w:rFonts w:ascii="Times New Roman" w:hAnsi="Times New Roman" w:cs="Times New Roman"/>
-        </w:rPr>
-      </w:pPr>
-      <w:r>
-        <w:rPr>
-          <w:rFonts w:ascii="Times New Roman" w:hAnsi="Times New Roman" w:cs="Times New Roman"/>
-        </w:rPr>
-        <w:t>Each group member should provide one paragraph outlining their key contribution to the project (</w:t>
-      </w:r>
-      <w:r>
-        <w:rPr>
-          <w:rFonts w:ascii="Times New Roman" w:hAnsi="Times New Roman" w:cs="Times New Roman"/>
-          <w:b/>
-          <w:bCs/>
-        </w:rPr>
-        <w:t>this must be agreed by the group</w:t>
-      </w:r>
-      <w:r>
-        <w:rPr>
-          <w:rFonts w:ascii="Times New Roman" w:hAnsi="Times New Roman" w:cs="Times New Roman"/>
-        </w:rPr>
-        <w:t xml:space="preserve">) and another </w:t>
-      </w:r>
-      <w:r>
-        <w:rPr>
-          <w:rFonts w:ascii="Times New Roman" w:hAnsi="Times New Roman" w:cs="Times New Roman"/>
-        </w:rPr>
-        <w:t xml:space="preserve">paragraph </w:t>
-      </w:r>
-      <w:r>
-        <w:rPr>
-          <w:rFonts w:ascii="Times New Roman" w:hAnsi="Times New Roman" w:cs="Times New Roman"/>
-        </w:rPr>
-        <w:t>reflecting on their learning experience</w:t>
-      </w:r>
-      <w:r>
-        <w:rPr>
-          <w:rFonts w:ascii="Times New Roman" w:hAnsi="Times New Roman" w:cs="Times New Roman"/>
-        </w:rPr>
-        <w:t xml:space="preserve"> (t</w:t>
-      </w:r>
-      <w:r>
-        <w:rPr>
-          <w:rFonts w:ascii="Times New Roman" w:hAnsi="Times New Roman" w:cs="Times New Roman"/>
-        </w:rPr>
-        <w:t>his should include thoughts on the overall process, challenges encountered, and skills developed</w:t>
-      </w:r>
-      <w:r>
-        <w:rPr>
-          <w:rFonts w:ascii="Times New Roman" w:hAnsi="Times New Roman" w:cs="Times New Roman"/>
-        </w:rPr>
-        <w:t>).</w:t>
-      </w:r>
-      <w:r>
-        <w:rPr>
-          <w:rFonts w:ascii="Times New Roman" w:hAnsi="Times New Roman" w:cs="Times New Roman"/>
-        </w:rPr>
-        <w:t xml:space="preserve"> Maximum 300 words </w:t>
-      </w:r>
-      <w:r>
-        <w:rPr>
-          <w:rFonts w:ascii="Times New Roman" w:hAnsi="Times New Roman" w:cs="Times New Roman"/>
-        </w:rPr>
-        <w:t>for each member</w:t>
-      </w:r>
-      <w:r>
-        <w:rPr>
-          <w:rFonts w:ascii="Times New Roman" w:hAnsi="Times New Roman" w:cs="Times New Roman"/>
-        </w:rPr>
-        <w:t>.</w:t>
-      </w:r>
-      <w:r>
-        <w:rPr>
-          <w:rFonts w:ascii="Times New Roman" w:hAnsi="Times New Roman" w:cs="Times New Roman"/>
-        </w:rPr>
-        <w:t xml:space="preserve"> Copy the template below.</w:t>
-      </w:r>
-    </w:p>
-    <w:p>
-      <w:pPr>
-        <w:rPr>
-          <w:rFonts w:ascii="Times New Roman" w:hAnsi="Times New Roman" w:cs="Times New Roman"/>
-        </w:rPr>
-      </w:pPr>
-      <w:r>
-        <w:rPr>
-          <w:rFonts w:ascii="Times New Roman" w:hAnsi="Times New Roman" w:cs="Times New Roman"/>
-        </w:rPr>
-        <w:t>QM no:</w:t>
+        <w:spacing w:after="80" w:line="264" w:lineRule="auto"/>
+        <w:rPr>
+          <w:rFonts w:ascii="Times New Roman" w:hAnsi="Times New Roman" w:cs="Times New Roman"/>
+        </w:rPr>
+      </w:pPr>
+      <w:bookmarkStart w:id="0" w:name="OLE_LINK1"/>
+      <w:r>
+        <w:rPr>
+          <w:rFonts w:ascii="Times New Roman" w:hAnsi="Times New Roman" w:cs="Times New Roman"/>
+        </w:rPr>
+        <w:t xml:space="preserve">QM no: </w:t>
+      </w:r>
+      <w:r>
+        <w:rPr>
+          <w:rFonts w:ascii="Times New Roman" w:hAnsi="Times New Roman" w:cs="Times New Roman"/>
+        </w:rPr>
+        <w:t>231225339</w:t>
+      </w:r>
+    </w:p>
+    <w:p>
+      <w:pPr>
+        <w:spacing w:after="80" w:line="264" w:lineRule="auto"/>
+        <w:rPr>
+          <w:rFonts w:ascii="Times New Roman" w:hAnsi="Times New Roman" w:cs="Times New Roman"/>
+        </w:rPr>
+      </w:pPr>
+      <w:r>
+        <w:rPr>
+          <w:rFonts w:ascii="Times New Roman" w:hAnsi="Times New Roman" w:cs="Times New Roman"/>
+        </w:rPr>
+        <w:t xml:space="preserve">Name: </w:t>
+      </w:r>
+      <w:proofErr w:type="spellStart"/>
+      <w:r>
+        <w:rPr>
+          <w:rFonts w:ascii="Times New Roman" w:hAnsi="Times New Roman" w:cs="Times New Roman"/>
+        </w:rPr>
+        <w:t>Lechen</w:t>
+      </w:r>
+      <w:proofErr w:type="spellEnd"/>
+      <w:r>
+        <w:rPr>
+          <w:rFonts w:ascii="Times New Roman" w:hAnsi="Times New Roman" w:cs="Times New Roman"/>
+        </w:rPr>
+        <w:t xml:space="preserve"> Ning</w:t>
+      </w:r>
+    </w:p>
+    <w:p>
+      <w:pPr>
+        <w:spacing w:after="80" w:line="264" w:lineRule="auto"/>
+        <w:rPr>
+          <w:rFonts w:ascii="Times New Roman" w:hAnsi="Times New Roman" w:cs="Times New Roman"/>
+        </w:rPr>
+      </w:pPr>
+      <w:r>
+        <w:rPr>
+          <w:rFonts w:ascii="Times New Roman" w:hAnsi="Times New Roman" w:cs="Times New Roman"/>
+        </w:rPr>
+        <w:t>Main contribution:</w:t>
       </w:r>
       <w:r>
         <w:rPr>
@@ -1427,38 +3559,549 @@
         </w:rPr>
         <w:t xml:space="preserve"> </w:t>
       </w:r>
-    </w:p>
-    <w:p>
-      <w:pPr>
-        <w:rPr>
-          <w:rFonts w:ascii="Times New Roman" w:hAnsi="Times New Roman" w:cs="Times New Roman"/>
-        </w:rPr>
-      </w:pPr>
-      <w:r>
-        <w:rPr>
-          <w:rFonts w:ascii="Times New Roman" w:hAnsi="Times New Roman" w:cs="Times New Roman"/>
-        </w:rPr>
-        <w:t>Name:</w:t>
-      </w:r>
-      <w:r>
-        <w:rPr>
-          <w:rFonts w:ascii="Times New Roman" w:hAnsi="Times New Roman" w:cs="Times New Roman"/>
+      <w:r>
+        <w:rPr>
+          <w:rFonts w:ascii="Times New Roman" w:hAnsi="Times New Roman" w:cs="Times New Roman"/>
+        </w:rPr>
+        <w:t>T</w:t>
+      </w:r>
+      <w:r>
+        <w:rPr>
+          <w:rFonts w:ascii="Times New Roman" w:hAnsi="Times New Roman" w:cs="Times New Roman"/>
+        </w:rPr>
+        <w:t>ake the whole situation into account and plan accordingly</w:t>
+      </w:r>
+      <w:r>
+        <w:rPr>
+          <w:rFonts w:ascii="Times New Roman" w:hAnsi="Times New Roman" w:cs="Times New Roman"/>
+        </w:rPr>
+        <w:t xml:space="preserve">, </w:t>
+      </w:r>
+      <w:r>
+        <w:rPr>
+          <w:rFonts w:ascii="Times New Roman" w:hAnsi="Times New Roman" w:cs="Times New Roman"/>
+        </w:rPr>
+        <w:t>as well as MO portal frontend and backend, including forgot-password.html, index.html, personal-center.html, ExportTask.java, Job.java, Notification.java, DataService.java, MailService.java</w:t>
+      </w:r>
+    </w:p>
+    <w:p>
+      <w:pPr>
+        <w:spacing w:after="80" w:line="264" w:lineRule="auto"/>
+        <w:rPr>
+          <w:rFonts w:ascii="Times New Roman" w:hAnsi="Times New Roman" w:cs="Times New Roman"/>
+        </w:rPr>
+      </w:pPr>
+      <w:r>
+        <w:rPr>
+          <w:rFonts w:ascii="Times New Roman" w:hAnsi="Times New Roman" w:cs="Times New Roman"/>
+        </w:rPr>
+        <w:t xml:space="preserve">Reflective statement: </w:t>
+      </w:r>
+      <w:r>
+        <w:rPr>
+          <w:rFonts w:ascii="Times New Roman" w:hAnsi="Times New Roman" w:cs="Times New Roman"/>
+        </w:rPr>
+        <w:t>Learned holistic project planning and full-stack integration. Overcame mail service and export task challenges. Improved backend-frontend coordination.</w:t>
+      </w:r>
+    </w:p>
+    <w:p>
+      <w:pPr>
+        <w:spacing w:after="80" w:line="264" w:lineRule="auto"/>
+        <w:rPr>
+          <w:rFonts w:ascii="Times New Roman" w:hAnsi="Times New Roman" w:cs="Times New Roman"/>
+        </w:rPr>
+      </w:pPr>
+    </w:p>
+    <w:p>
+      <w:pPr>
+        <w:spacing w:after="80" w:line="264" w:lineRule="auto"/>
+        <w:rPr>
+          <w:rFonts w:ascii="Times New Roman" w:hAnsi="Times New Roman" w:cs="Times New Roman"/>
+        </w:rPr>
+      </w:pPr>
+      <w:r>
+        <w:rPr>
+          <w:rFonts w:ascii="Times New Roman" w:hAnsi="Times New Roman" w:cs="Times New Roman"/>
+        </w:rPr>
+        <w:t>QM no: 231225</w:t>
+      </w:r>
+      <w:r>
+        <w:rPr>
+          <w:rFonts w:ascii="Times New Roman" w:hAnsi="Times New Roman" w:cs="Times New Roman"/>
+        </w:rPr>
+        <w:t>557</w:t>
+      </w:r>
+    </w:p>
+    <w:p>
+      <w:pPr>
+        <w:spacing w:after="80" w:line="264" w:lineRule="auto"/>
+        <w:rPr>
+          <w:rFonts w:ascii="Times New Roman" w:hAnsi="Times New Roman" w:cs="Times New Roman"/>
+        </w:rPr>
+      </w:pPr>
+      <w:r>
+        <w:rPr>
+          <w:rFonts w:ascii="Times New Roman" w:hAnsi="Times New Roman" w:cs="Times New Roman"/>
+        </w:rPr>
+        <w:t xml:space="preserve">Name: </w:t>
+      </w:r>
+      <w:proofErr w:type="spellStart"/>
+      <w:r>
+        <w:rPr>
+          <w:rFonts w:ascii="Times New Roman" w:hAnsi="Times New Roman" w:cs="Times New Roman"/>
+        </w:rPr>
+        <w:t>Lingxiang</w:t>
+      </w:r>
+      <w:proofErr w:type="spellEnd"/>
+      <w:r>
+        <w:rPr>
+          <w:rFonts w:ascii="Times New Roman" w:hAnsi="Times New Roman" w:cs="Times New Roman"/>
+        </w:rPr>
+        <w:t xml:space="preserve"> Mei</w:t>
+      </w:r>
+    </w:p>
+    <w:p>
+      <w:pPr>
+        <w:spacing w:after="80" w:line="264" w:lineRule="auto"/>
+        <w:rPr>
+          <w:rFonts w:ascii="Times New Roman" w:hAnsi="Times New Roman" w:cs="Times New Roman"/>
+        </w:rPr>
+      </w:pPr>
+      <w:r>
+        <w:rPr>
+          <w:rFonts w:ascii="Times New Roman" w:hAnsi="Times New Roman" w:cs="Times New Roman"/>
+        </w:rPr>
+        <w:t xml:space="preserve">Main contribution: </w:t>
+      </w:r>
+      <w:r>
+        <w:rPr>
+          <w:rFonts w:ascii="Times New Roman" w:hAnsi="Times New Roman" w:cs="Times New Roman"/>
+        </w:rPr>
+        <w:t>TA</w:t>
+      </w:r>
+      <w:r>
+        <w:rPr>
+          <w:rFonts w:ascii="Times New Roman" w:hAnsi="Times New Roman" w:cs="Times New Roman"/>
+        </w:rPr>
+        <w:t xml:space="preserve"> portal frontend and backend, including </w:t>
+      </w:r>
+      <w:r>
+        <w:rPr>
+          <w:rFonts w:ascii="Times New Roman" w:hAnsi="Times New Roman" w:cs="Times New Roman"/>
+        </w:rPr>
+        <w:t>application-review-detail</w:t>
+      </w:r>
+      <w:r>
+        <w:rPr>
+          <w:rFonts w:ascii="Times New Roman" w:hAnsi="Times New Roman" w:cs="Times New Roman"/>
+        </w:rPr>
+        <w:t xml:space="preserve">.html, </w:t>
+      </w:r>
+      <w:r>
+        <w:rPr>
+          <w:rFonts w:ascii="Times New Roman" w:hAnsi="Times New Roman" w:cs="Times New Roman"/>
+        </w:rPr>
+        <w:t>application-success</w:t>
+      </w:r>
+      <w:r>
+        <w:rPr>
+          <w:rFonts w:ascii="Times New Roman" w:hAnsi="Times New Roman" w:cs="Times New Roman"/>
+        </w:rPr>
+        <w:t xml:space="preserve">.html, </w:t>
+      </w:r>
+      <w:r>
+        <w:rPr>
+          <w:rFonts w:ascii="Times New Roman" w:hAnsi="Times New Roman" w:cs="Times New Roman"/>
+        </w:rPr>
+        <w:t>dashboard</w:t>
+      </w:r>
+      <w:r>
+        <w:rPr>
+          <w:rFonts w:ascii="Times New Roman" w:hAnsi="Times New Roman" w:cs="Times New Roman"/>
+        </w:rPr>
+        <w:t xml:space="preserve">.html, forgot-password.html, index.html, </w:t>
+      </w:r>
+      <w:r>
+        <w:rPr>
+          <w:rFonts w:ascii="Times New Roman" w:hAnsi="Times New Roman" w:cs="Times New Roman"/>
+        </w:rPr>
+        <w:t>my-ta-applications</w:t>
+      </w:r>
+      <w:r>
+        <w:rPr>
+          <w:rFonts w:ascii="Times New Roman" w:hAnsi="Times New Roman" w:cs="Times New Roman"/>
+        </w:rPr>
+        <w:t xml:space="preserve">.html, </w:t>
+      </w:r>
+      <w:r>
+        <w:rPr>
+          <w:rFonts w:ascii="Times New Roman" w:hAnsi="Times New Roman" w:cs="Times New Roman"/>
+        </w:rPr>
+        <w:t>A</w:t>
+      </w:r>
+      <w:r>
+        <w:rPr>
+          <w:rFonts w:ascii="Times New Roman" w:hAnsi="Times New Roman" w:cs="Times New Roman"/>
+        </w:rPr>
+        <w:t>uth</w:t>
+      </w:r>
+      <w:r>
+        <w:rPr>
+          <w:rFonts w:ascii="Times New Roman" w:hAnsi="Times New Roman" w:cs="Times New Roman"/>
+        </w:rPr>
+        <w:t xml:space="preserve">Handler.java, ApplicationHandler.java, </w:t>
+      </w:r>
+      <w:r>
+        <w:rPr>
+          <w:rFonts w:ascii="Times New Roman" w:hAnsi="Times New Roman" w:cs="Times New Roman"/>
+        </w:rPr>
+        <w:t>Job</w:t>
+      </w:r>
+      <w:r>
+        <w:rPr>
+          <w:rFonts w:ascii="Times New Roman" w:hAnsi="Times New Roman" w:cs="Times New Roman"/>
+        </w:rPr>
+        <w:t>Handler.java</w:t>
+      </w:r>
+      <w:r>
+        <w:rPr>
+          <w:rFonts w:ascii="Times New Roman" w:hAnsi="Times New Roman" w:cs="Times New Roman"/>
+        </w:rPr>
+        <w:t>, UploadHandler.java</w:t>
+      </w:r>
+      <w:r>
+        <w:rPr>
+          <w:rFonts w:ascii="Times New Roman" w:hAnsi="Times New Roman" w:cs="Times New Roman"/>
+        </w:rPr>
+        <w:t xml:space="preserve">, </w:t>
+      </w:r>
+    </w:p>
+    <w:p>
+      <w:pPr>
+        <w:spacing w:after="80" w:line="264" w:lineRule="auto"/>
+        <w:rPr>
+          <w:rFonts w:ascii="Times New Roman" w:hAnsi="Times New Roman" w:cs="Times New Roman"/>
+        </w:rPr>
+      </w:pPr>
+      <w:r>
+        <w:rPr>
+          <w:rFonts w:ascii="Times New Roman" w:hAnsi="Times New Roman" w:cs="Times New Roman"/>
+        </w:rPr>
+        <w:t xml:space="preserve">Reflective statement: </w:t>
+      </w:r>
+      <w:r>
+        <w:rPr>
+          <w:rFonts w:ascii="Times New Roman" w:hAnsi="Times New Roman" w:cs="Times New Roman"/>
+        </w:rPr>
+        <w:t>Mastered TA portal development and authentication workflows. Solved application handling issues. Strengthened Java backend and responsive frontend skills.</w:t>
+      </w:r>
+    </w:p>
+    <w:p>
+      <w:pPr>
+        <w:spacing w:after="80" w:line="264" w:lineRule="auto"/>
+        <w:rPr>
+          <w:rFonts w:ascii="Times New Roman" w:hAnsi="Times New Roman" w:cs="Times New Roman"/>
+        </w:rPr>
+      </w:pPr>
+    </w:p>
+    <w:p>
+      <w:pPr>
+        <w:spacing w:after="80" w:line="264" w:lineRule="auto"/>
+        <w:rPr>
+          <w:rFonts w:ascii="Times New Roman" w:hAnsi="Times New Roman" w:cs="Times New Roman"/>
+        </w:rPr>
+      </w:pPr>
+      <w:r>
+        <w:rPr>
+          <w:rFonts w:ascii="Times New Roman" w:hAnsi="Times New Roman" w:cs="Times New Roman"/>
+        </w:rPr>
+        <w:t>QM no: 231225</w:t>
+      </w:r>
+      <w:r>
+        <w:rPr>
+          <w:rFonts w:ascii="Times New Roman" w:hAnsi="Times New Roman" w:cs="Times New Roman"/>
+        </w:rPr>
+        <w:t>672</w:t>
+      </w:r>
+    </w:p>
+    <w:p>
+      <w:pPr>
+        <w:spacing w:after="80" w:line="264" w:lineRule="auto"/>
+        <w:rPr>
+          <w:rFonts w:ascii="Times New Roman" w:hAnsi="Times New Roman" w:cs="Times New Roman"/>
+        </w:rPr>
+      </w:pPr>
+      <w:r>
+        <w:rPr>
+          <w:rFonts w:ascii="Times New Roman" w:hAnsi="Times New Roman" w:cs="Times New Roman"/>
+        </w:rPr>
+        <w:t xml:space="preserve">Name: </w:t>
+      </w:r>
+      <w:proofErr w:type="spellStart"/>
+      <w:r>
+        <w:rPr>
+          <w:rFonts w:ascii="Times New Roman" w:hAnsi="Times New Roman" w:cs="Times New Roman"/>
+        </w:rPr>
+        <w:t>Siying</w:t>
+      </w:r>
+      <w:proofErr w:type="spellEnd"/>
+      <w:r>
+        <w:rPr>
+          <w:rFonts w:ascii="Times New Roman" w:hAnsi="Times New Roman" w:cs="Times New Roman"/>
+        </w:rPr>
+        <w:t xml:space="preserve"> Li</w:t>
+      </w:r>
+    </w:p>
+    <w:p>
+      <w:pPr>
+        <w:spacing w:after="80" w:line="264" w:lineRule="auto"/>
+        <w:rPr>
+          <w:rFonts w:ascii="Times New Roman" w:hAnsi="Times New Roman" w:cs="Times New Roman"/>
+        </w:rPr>
+      </w:pPr>
+      <w:r>
+        <w:rPr>
+          <w:rFonts w:ascii="Times New Roman" w:hAnsi="Times New Roman" w:cs="Times New Roman"/>
+        </w:rPr>
+        <w:t xml:space="preserve">Main contribution: </w:t>
+      </w:r>
+      <w:r>
+        <w:rPr>
+          <w:rFonts w:ascii="Times New Roman" w:hAnsi="Times New Roman" w:cs="Times New Roman"/>
+        </w:rPr>
+        <w:t>TA</w:t>
+      </w:r>
+      <w:r>
+        <w:rPr>
+          <w:rFonts w:ascii="Times New Roman" w:hAnsi="Times New Roman" w:cs="Times New Roman"/>
+        </w:rPr>
+        <w:t xml:space="preserve"> portal frontend</w:t>
+      </w:r>
+      <w:r>
+        <w:rPr>
+          <w:rFonts w:ascii="Times New Roman" w:hAnsi="Times New Roman" w:cs="Times New Roman"/>
+        </w:rPr>
+        <w:t xml:space="preserve"> and</w:t>
+      </w:r>
+      <w:r>
+        <w:rPr>
+          <w:rFonts w:ascii="Times New Roman" w:hAnsi="Times New Roman" w:cs="Times New Roman"/>
+        </w:rPr>
+        <w:t xml:space="preserve"> unit testing</w:t>
+      </w:r>
+      <w:r>
+        <w:rPr>
+          <w:rFonts w:ascii="Times New Roman" w:hAnsi="Times New Roman" w:cs="Times New Roman"/>
+        </w:rPr>
+        <w:t xml:space="preserve">, including </w:t>
+      </w:r>
+      <w:r>
+        <w:rPr>
+          <w:rFonts w:ascii="Times New Roman" w:hAnsi="Times New Roman" w:cs="Times New Roman"/>
+        </w:rPr>
+        <w:t>no</w:t>
+      </w:r>
+      <w:r>
+        <w:rPr>
+          <w:rFonts w:ascii="Times New Roman" w:hAnsi="Times New Roman" w:cs="Times New Roman"/>
+        </w:rPr>
+        <w:t>t</w:t>
+      </w:r>
+      <w:r>
+        <w:rPr>
+          <w:rFonts w:ascii="Times New Roman" w:hAnsi="Times New Roman" w:cs="Times New Roman"/>
+        </w:rPr>
+        <w:t xml:space="preserve">ifications.html, </w:t>
+      </w:r>
+      <w:r>
+        <w:rPr>
+          <w:rFonts w:ascii="Times New Roman" w:hAnsi="Times New Roman" w:cs="Times New Roman"/>
+        </w:rPr>
+        <w:t>personal-information</w:t>
+      </w:r>
+      <w:r>
+        <w:rPr>
+          <w:rFonts w:ascii="Times New Roman" w:hAnsi="Times New Roman" w:cs="Times New Roman"/>
+        </w:rPr>
+        <w:t xml:space="preserve">.html, </w:t>
+      </w:r>
+      <w:r>
+        <w:rPr>
+          <w:rFonts w:ascii="Times New Roman" w:hAnsi="Times New Roman" w:cs="Times New Roman"/>
+        </w:rPr>
+        <w:t>ta-recruitment-application-form</w:t>
+      </w:r>
+      <w:r>
+        <w:rPr>
+          <w:rFonts w:ascii="Times New Roman" w:hAnsi="Times New Roman" w:cs="Times New Roman"/>
+        </w:rPr>
+        <w:t xml:space="preserve">.html, </w:t>
+      </w:r>
+      <w:r>
+        <w:rPr>
+          <w:rFonts w:ascii="Times New Roman" w:hAnsi="Times New Roman" w:cs="Times New Roman"/>
+        </w:rPr>
+        <w:t>ta-recruitment-detail</w:t>
+      </w:r>
+      <w:r>
+        <w:rPr>
+          <w:rFonts w:ascii="Times New Roman" w:hAnsi="Times New Roman" w:cs="Times New Roman"/>
+        </w:rPr>
+        <w:t xml:space="preserve">.html, </w:t>
+      </w:r>
+      <w:r>
+        <w:rPr>
+          <w:rFonts w:ascii="Times New Roman" w:hAnsi="Times New Roman" w:cs="Times New Roman"/>
+        </w:rPr>
+        <w:t>ta-recruitment-list</w:t>
+      </w:r>
+      <w:r>
+        <w:rPr>
+          <w:rFonts w:ascii="Times New Roman" w:hAnsi="Times New Roman" w:cs="Times New Roman"/>
+        </w:rPr>
+        <w:t xml:space="preserve">.html and all the unit testing examples in the </w:t>
+      </w:r>
+      <w:proofErr w:type="spellStart"/>
+      <w:r>
+        <w:rPr>
+          <w:rFonts w:ascii="Times New Roman" w:hAnsi="Times New Roman" w:cs="Times New Roman"/>
+        </w:rPr>
+        <w:t>unit_testing</w:t>
+      </w:r>
+      <w:proofErr w:type="spellEnd"/>
+      <w:r>
+        <w:rPr>
+          <w:rFonts w:ascii="Times New Roman" w:hAnsi="Times New Roman" w:cs="Times New Roman"/>
+        </w:rPr>
+        <w:t xml:space="preserve"> folder.</w:t>
+      </w:r>
+    </w:p>
+    <w:p>
+      <w:pPr>
+        <w:spacing w:after="80" w:line="264" w:lineRule="auto"/>
+        <w:rPr>
+          <w:rFonts w:ascii="Times New Roman" w:hAnsi="Times New Roman" w:cs="Times New Roman"/>
+        </w:rPr>
+      </w:pPr>
+      <w:r>
+        <w:rPr>
+          <w:rFonts w:ascii="Times New Roman" w:hAnsi="Times New Roman" w:cs="Times New Roman"/>
+        </w:rPr>
+        <w:t xml:space="preserve">Reflective statement: </w:t>
+      </w:r>
+      <w:r>
+        <w:rPr>
+          <w:rFonts w:ascii="Times New Roman" w:hAnsi="Times New Roman" w:cs="Times New Roman"/>
+        </w:rPr>
+        <w:t>Gained expertise in TA portal UI design and unit testing. Tackled edge cases and form validation. Developed strong frontend and JUnit testing abilities.</w:t>
+      </w:r>
+    </w:p>
+    <w:p>
+      <w:pPr>
+        <w:spacing w:after="80" w:line="264" w:lineRule="auto"/>
+        <w:rPr>
+          <w:rFonts w:ascii="Times New Roman" w:hAnsi="Times New Roman" w:cs="Times New Roman"/>
+        </w:rPr>
+      </w:pPr>
+    </w:p>
+    <w:p>
+      <w:pPr>
+        <w:spacing w:after="80" w:line="264" w:lineRule="auto"/>
+        <w:rPr>
+          <w:rFonts w:ascii="Times New Roman" w:hAnsi="Times New Roman" w:cs="Times New Roman"/>
+        </w:rPr>
+      </w:pPr>
+      <w:r>
+        <w:rPr>
+          <w:rFonts w:ascii="Times New Roman" w:hAnsi="Times New Roman" w:cs="Times New Roman"/>
+        </w:rPr>
+        <w:t>QM no: 231225</w:t>
+      </w:r>
+      <w:r>
+        <w:rPr>
+          <w:rFonts w:ascii="Times New Roman" w:hAnsi="Times New Roman" w:cs="Times New Roman"/>
+        </w:rPr>
+        <w:t>270</w:t>
+      </w:r>
+    </w:p>
+    <w:p>
+      <w:pPr>
+        <w:spacing w:after="80" w:line="264" w:lineRule="auto"/>
+        <w:rPr>
+          <w:rFonts w:ascii="Times New Roman" w:hAnsi="Times New Roman" w:cs="Times New Roman"/>
+        </w:rPr>
+      </w:pPr>
+      <w:r>
+        <w:rPr>
+          <w:rFonts w:ascii="Times New Roman" w:hAnsi="Times New Roman" w:cs="Times New Roman"/>
+        </w:rPr>
+        <w:t>Name: Zij</w:t>
+      </w:r>
+      <w:r>
+        <w:rPr>
+          <w:rFonts w:ascii="Times New Roman" w:hAnsi="Times New Roman" w:cs="Times New Roman"/>
+        </w:rPr>
+        <w:t>un Song</w:t>
+      </w:r>
+    </w:p>
+    <w:p>
+      <w:pPr>
+        <w:spacing w:after="80" w:line="264" w:lineRule="auto"/>
+        <w:rPr>
+          <w:rFonts w:ascii="Times New Roman" w:hAnsi="Times New Roman" w:cs="Times New Roman"/>
+        </w:rPr>
+      </w:pPr>
+      <w:r>
+        <w:rPr>
+          <w:rFonts w:ascii="Times New Roman" w:hAnsi="Times New Roman" w:cs="Times New Roman"/>
+        </w:rPr>
+        <w:t>Main contribution: Admin portal frontend and backend, including a</w:t>
+      </w:r>
+      <w:r>
+        <w:rPr>
+          <w:rFonts w:ascii="Times New Roman" w:hAnsi="Times New Roman" w:cs="Times New Roman"/>
+        </w:rPr>
+        <w:t xml:space="preserve">udit-logs.html, basic-statistics.html, index.html, password-reset-requests.html, system-settings.html, user-detail.html, user-management.html, </w:t>
+      </w:r>
+      <w:r>
+        <w:rPr>
+          <w:rFonts w:ascii="Times New Roman" w:hAnsi="Times New Roman" w:cs="Times New Roman"/>
+        </w:rPr>
+        <w:t xml:space="preserve">AdminHandler.java, DraftHandler.java, NotificationHandler.java, StaticHandler.java, </w:t>
+      </w:r>
+      <w:r>
+        <w:rPr>
+          <w:rFonts w:ascii="Times New Roman" w:hAnsi="Times New Roman" w:cs="Times New Roman"/>
+        </w:rPr>
+        <w:t xml:space="preserve">AIMatchingService.java, </w:t>
+      </w:r>
+    </w:p>
+    <w:p>
+      <w:pPr>
+        <w:spacing w:after="80" w:line="264" w:lineRule="auto"/>
+        <w:rPr>
+          <w:rFonts w:ascii="Times New Roman" w:hAnsi="Times New Roman" w:cs="Times New Roman"/>
+        </w:rPr>
+      </w:pPr>
+      <w:r>
+        <w:rPr>
+          <w:rFonts w:ascii="Times New Roman" w:hAnsi="Times New Roman" w:cs="Times New Roman"/>
+        </w:rPr>
+        <w:t>Reflective statement:</w:t>
+      </w:r>
+      <w:r>
+        <w:rPr>
+          <w:rFonts w:ascii="Times New Roman" w:hAnsi="Times New Roman" w:cs="Times New Roman"/>
+          <w:color w:val="0F1115"/>
+          <w:shd w:val="clear" w:color="auto" w:fill="FFFFFF"/>
         </w:rPr>
         <w:t xml:space="preserve"> </w:t>
       </w:r>
-    </w:p>
-    <w:p>
-      <w:pPr>
-        <w:rPr>
-          <w:rFonts w:ascii="Times New Roman" w:hAnsi="Times New Roman" w:cs="Times New Roman"/>
-        </w:rPr>
-      </w:pPr>
-      <w:r>
-        <w:rPr>
-          <w:rFonts w:ascii="Times New Roman" w:hAnsi="Times New Roman" w:cs="Times New Roman"/>
-        </w:rPr>
-        <w:lastRenderedPageBreak/>
-        <w:t>Main contribution:</w:t>
+      <w:r>
+        <w:rPr>
+          <w:rFonts w:ascii="Times New Roman" w:hAnsi="Times New Roman" w:cs="Times New Roman"/>
+        </w:rPr>
+        <w:t>Learned admin portal features including AI matching and audit logs. Faced statistics and security challenges. Enhanced backend logic and system monitoring skills.</w:t>
       </w:r>
       <w:r>
         <w:rPr>
@@ -1469,6 +4112,77 @@
     </w:p>
     <w:p>
       <w:pPr>
+        <w:spacing w:after="80" w:line="264" w:lineRule="auto"/>
+        <w:rPr>
+          <w:rFonts w:ascii="Times New Roman" w:hAnsi="Times New Roman" w:cs="Times New Roman"/>
+        </w:rPr>
+      </w:pPr>
+    </w:p>
+    <w:p>
+      <w:pPr>
+        <w:spacing w:after="80" w:line="264" w:lineRule="auto"/>
+        <w:rPr>
+          <w:rFonts w:ascii="Times New Roman" w:hAnsi="Times New Roman" w:cs="Times New Roman"/>
+        </w:rPr>
+      </w:pPr>
+      <w:r>
+        <w:rPr>
+          <w:rFonts w:ascii="Times New Roman" w:hAnsi="Times New Roman" w:cs="Times New Roman"/>
+        </w:rPr>
+        <w:t>QM no: 231225731</w:t>
+      </w:r>
+    </w:p>
+    <w:p>
+      <w:pPr>
+        <w:spacing w:after="80" w:line="264" w:lineRule="auto"/>
+        <w:rPr>
+          <w:rFonts w:ascii="Times New Roman" w:hAnsi="Times New Roman" w:cs="Times New Roman"/>
+        </w:rPr>
+      </w:pPr>
+      <w:r>
+        <w:rPr>
+          <w:rFonts w:ascii="Times New Roman" w:hAnsi="Times New Roman" w:cs="Times New Roman"/>
+        </w:rPr>
+        <w:t xml:space="preserve">Name: </w:t>
+      </w:r>
+      <w:proofErr w:type="spellStart"/>
+      <w:r>
+        <w:rPr>
+          <w:rFonts w:ascii="Times New Roman" w:hAnsi="Times New Roman" w:cs="Times New Roman"/>
+        </w:rPr>
+        <w:t>Zijie</w:t>
+      </w:r>
+      <w:proofErr w:type="spellEnd"/>
+      <w:r>
+        <w:rPr>
+          <w:rFonts w:ascii="Times New Roman" w:hAnsi="Times New Roman" w:cs="Times New Roman"/>
+        </w:rPr>
+        <w:t xml:space="preserve"> Zhang</w:t>
+      </w:r>
+    </w:p>
+    <w:p>
+      <w:pPr>
+        <w:spacing w:after="80" w:line="264" w:lineRule="auto"/>
+        <w:rPr>
+          <w:rFonts w:ascii="Times New Roman" w:hAnsi="Times New Roman" w:cs="Times New Roman"/>
+        </w:rPr>
+      </w:pPr>
+      <w:r>
+        <w:rPr>
+          <w:rFonts w:ascii="Times New Roman" w:hAnsi="Times New Roman" w:cs="Times New Roman"/>
+        </w:rPr>
+        <w:t>Main contribution: Admin portal frontend and backend, including admin-dashboard.html, job-supervision.html, workload-overview.html, AdminRoleTemplate.java, Application.java</w:t>
+      </w:r>
+      <w:r>
+        <w:rPr>
+          <w:rFonts w:ascii="Times New Roman" w:hAnsi="Times New Roman" w:cs="Times New Roman"/>
+        </w:rPr>
+        <w:t>, User.java</w:t>
+      </w:r>
+    </w:p>
+    <w:p>
+      <w:pPr>
+        <w:spacing w:after="80" w:line="264" w:lineRule="auto"/>
         <w:rPr>
           <w:rFonts w:ascii="Times New Roman" w:hAnsi="Times New Roman" w:cs="Times New Roman"/>
         </w:rPr>
@@ -1482,26 +4196,181 @@
       <w:r>
         <w:rPr>
           <w:rFonts w:ascii="Times New Roman" w:hAnsi="Times New Roman" w:cs="Times New Roman"/>
+          <w:color w:val="0F1115"/>
+          <w:shd w:val="clear" w:color="auto" w:fill="FFFFFF"/>
         </w:rPr>
         <w:t xml:space="preserve"> </w:t>
       </w:r>
-    </w:p>
-    <w:p>
-      <w:pPr>
-        <w:rPr>
-          <w:rFonts w:ascii="Times New Roman" w:hAnsi="Times New Roman" w:cs="Times New Roman"/>
-        </w:rPr>
-      </w:pPr>
-    </w:p>
-    <w:p>
-      <w:pPr>
+      <w:r>
+        <w:rPr>
+          <w:rFonts w:ascii="Times New Roman" w:hAnsi="Times New Roman" w:cs="Times New Roman"/>
+        </w:rPr>
+        <w:t xml:space="preserve">Understood role-based access and workload management. Overcame database integration for user applications. Improved Java OOP and data </w:t>
+      </w:r>
+      <w:proofErr w:type="spellStart"/>
+      <w:r>
+        <w:rPr>
+          <w:rFonts w:ascii="Times New Roman" w:hAnsi="Times New Roman" w:cs="Times New Roman"/>
+        </w:rPr>
+        <w:t>modeling</w:t>
+      </w:r>
+      <w:proofErr w:type="spellEnd"/>
+      <w:r>
+        <w:rPr>
+          <w:rFonts w:ascii="Times New Roman" w:hAnsi="Times New Roman" w:cs="Times New Roman"/>
+        </w:rPr>
+        <w:t xml:space="preserve"> skills.</w:t>
+      </w:r>
+    </w:p>
+    <w:p>
+      <w:pPr>
+        <w:spacing w:after="80" w:line="264" w:lineRule="auto"/>
+        <w:rPr>
+          <w:rFonts w:ascii="Times New Roman" w:hAnsi="Times New Roman" w:cs="Times New Roman"/>
+        </w:rPr>
+      </w:pPr>
+    </w:p>
+    <w:p>
+      <w:pPr>
+        <w:spacing w:after="80" w:line="264" w:lineRule="auto"/>
+        <w:rPr>
+          <w:rFonts w:ascii="Times New Roman" w:hAnsi="Times New Roman" w:cs="Times New Roman"/>
+        </w:rPr>
+      </w:pPr>
+      <w:r>
+        <w:rPr>
+          <w:rFonts w:ascii="Times New Roman" w:hAnsi="Times New Roman" w:cs="Times New Roman"/>
+        </w:rPr>
+        <w:t>QM no: 231225</w:t>
+      </w:r>
+      <w:r>
+        <w:rPr>
+          <w:rFonts w:ascii="Times New Roman" w:hAnsi="Times New Roman" w:cs="Times New Roman"/>
+        </w:rPr>
+        <w:t>649</w:t>
+      </w:r>
+    </w:p>
+    <w:p>
+      <w:pPr>
+        <w:spacing w:after="80" w:line="264" w:lineRule="auto"/>
+        <w:rPr>
+          <w:rFonts w:ascii="Times New Roman" w:hAnsi="Times New Roman" w:cs="Times New Roman"/>
+        </w:rPr>
+      </w:pPr>
+      <w:r>
+        <w:rPr>
+          <w:rFonts w:ascii="Times New Roman" w:hAnsi="Times New Roman" w:cs="Times New Roman"/>
+        </w:rPr>
+        <w:t xml:space="preserve">Name: </w:t>
+      </w:r>
+      <w:proofErr w:type="spellStart"/>
+      <w:r>
+        <w:rPr>
+          <w:rFonts w:ascii="Times New Roman" w:hAnsi="Times New Roman" w:cs="Times New Roman"/>
+        </w:rPr>
+        <w:t>Z</w:t>
+      </w:r>
+      <w:r>
+        <w:rPr>
+          <w:rFonts w:ascii="Times New Roman" w:hAnsi="Times New Roman" w:cs="Times New Roman"/>
+        </w:rPr>
+        <w:t>henkun</w:t>
+      </w:r>
+      <w:proofErr w:type="spellEnd"/>
+      <w:r>
+        <w:rPr>
+          <w:rFonts w:ascii="Times New Roman" w:hAnsi="Times New Roman" w:cs="Times New Roman"/>
+        </w:rPr>
+        <w:t xml:space="preserve"> Li</w:t>
+      </w:r>
+    </w:p>
+    <w:p>
+      <w:pPr>
+        <w:spacing w:after="80" w:line="264" w:lineRule="auto"/>
+        <w:rPr>
+          <w:rFonts w:ascii="Times New Roman" w:hAnsi="Times New Roman" w:cs="Times New Roman"/>
+        </w:rPr>
+      </w:pPr>
+      <w:r>
+        <w:rPr>
+          <w:rFonts w:ascii="Times New Roman" w:hAnsi="Times New Roman" w:cs="Times New Roman"/>
+        </w:rPr>
+        <w:t xml:space="preserve">Main contribution: </w:t>
+      </w:r>
+      <w:r>
+        <w:rPr>
+          <w:rFonts w:ascii="Times New Roman" w:hAnsi="Times New Roman" w:cs="Times New Roman"/>
+        </w:rPr>
+        <w:t>MO</w:t>
+      </w:r>
+      <w:r>
+        <w:rPr>
+          <w:rFonts w:ascii="Times New Roman" w:hAnsi="Times New Roman" w:cs="Times New Roman"/>
+        </w:rPr>
+        <w:t xml:space="preserve"> portal frontend and backend, including </w:t>
+      </w:r>
+      <w:r>
+        <w:rPr>
+          <w:rFonts w:ascii="Times New Roman" w:hAnsi="Times New Roman" w:cs="Times New Roman"/>
+        </w:rPr>
+        <w:t xml:space="preserve">job-create.html, job-detail.html, jot-edit.html, my-job-list.html, notification-messages.html, </w:t>
+      </w:r>
+      <w:r>
+        <w:rPr>
+          <w:rFonts w:ascii="Times New Roman" w:hAnsi="Times New Roman" w:cs="Times New Roman"/>
+        </w:rPr>
+        <w:t>PassowrdResetRequest.java, AuditLog.java</w:t>
+      </w:r>
+    </w:p>
+    <w:p>
+      <w:pPr>
+        <w:spacing w:after="80" w:line="264" w:lineRule="auto"/>
+        <w:rPr>
+          <w:rFonts w:ascii="Times New Roman" w:hAnsi="Times New Roman" w:cs="Times New Roman"/>
+          <w:lang w:val="en-US"/>
+        </w:rPr>
+      </w:pPr>
+      <w:r>
+        <w:rPr>
+          <w:rFonts w:ascii="Times New Roman" w:hAnsi="Times New Roman" w:cs="Times New Roman"/>
+        </w:rPr>
+        <w:t xml:space="preserve">Reflective statement: </w:t>
+      </w:r>
+      <w:r>
+        <w:rPr>
+          <w:rFonts w:ascii="Times New Roman" w:hAnsi="Times New Roman" w:cs="Times New Roman"/>
+          <w:lang w:val="en-US"/>
+        </w:rPr>
+        <w:t>Developed MO portal job management and audit logging. Solved password reset and notification bugs. Improved full-stack development and error handling.</w:t>
+      </w:r>
+    </w:p>
+    <w:p>
+      <w:pPr>
+        <w:spacing w:after="80" w:line="264" w:lineRule="auto"/>
+        <w:rPr>
+          <w:rFonts w:ascii="Times New Roman" w:hAnsi="Times New Roman" w:cs="Times New Roman"/>
+        </w:rPr>
+      </w:pPr>
+    </w:p>
+    <w:bookmarkEnd w:id="0"/>
+    <w:p>
+      <w:pPr>
+        <w:spacing w:after="80" w:line="264" w:lineRule="auto"/>
+        <w:rPr>
+          <w:rFonts w:ascii="Times New Roman" w:hAnsi="Times New Roman" w:cs="Times New Roman"/>
+        </w:rPr>
+      </w:pPr>
+    </w:p>
+    <w:p>
+      <w:pPr>
+        <w:spacing w:after="80" w:line="264" w:lineRule="auto"/>
         <w:rPr>
           <w:rFonts w:ascii="Times New Roman" w:hAnsi="Times New Roman" w:cs="Times New Roman"/>
         </w:rPr>
       </w:pPr>
     </w:p>
     <w:sectPr>
-      <w:footerReference w:type="default" r:id="rId14"/>
+      <w:footerReference w:type="default" r:id="rId28"/>
       <w:pgSz w:w="11906" w:h="16838"/>
       <w:pgMar w:top="1440" w:right="1440" w:bottom="1440" w:left="1440" w:header="708" w:footer="708" w:gutter="0"/>
       <w:cols w:space="708"/>
